--- a/docs/manuales/Manual_RMCOp_Nike.docx
+++ b/docs/manuales/Manual_RMCOp_Nike.docx
@@ -5,18 +5,179 @@
     <w:p>
       <w:pPr>
         <w:spacing w:before="1040" w:after="160" w:line="264" w:lineRule="auto"/>
-        <w:jc w:val="center"/>
-        <w:rPr>
-          <w:lang w:val="es-MX"/>
-        </w:rPr>
-      </w:pPr>
-      <w:r>
         <w:rPr>
           <w:b/>
           <w:color w:val="0B2545"/>
           <w:sz w:val="56"/>
           <w:lang w:val="es-MX"/>
         </w:rPr>
+      </w:pPr>
+      <w:r>
+        <w:rPr>
+          <w:b/>
+          <w:noProof/>
+          <w:color w:val="B91F35"/>
+          <w:sz w:val="26"/>
+          <w:lang w:val="es-MX"/>
+        </w:rPr>
+        <w:drawing>
+          <wp:anchor distT="0" distB="0" distL="114300" distR="114300" simplePos="0" relativeHeight="251659264" behindDoc="1" locked="0" layoutInCell="1" allowOverlap="1">
+            <wp:simplePos x="0" y="0"/>
+            <wp:positionH relativeFrom="margin">
+              <wp:posOffset>531037</wp:posOffset>
+            </wp:positionH>
+            <wp:positionV relativeFrom="margin">
+              <wp:posOffset>552523</wp:posOffset>
+            </wp:positionV>
+            <wp:extent cx="4856480" cy="1350010"/>
+            <wp:effectExtent l="0" t="0" r="0" b="0"/>
+            <wp:wrapTight wrapText="bothSides">
+              <wp:wrapPolygon edited="0">
+                <wp:start x="2711" y="0"/>
+                <wp:lineTo x="2146" y="6502"/>
+                <wp:lineTo x="1469" y="6502"/>
+                <wp:lineTo x="1412" y="7925"/>
+                <wp:lineTo x="1864" y="9754"/>
+                <wp:lineTo x="1130" y="10770"/>
+                <wp:lineTo x="1073" y="12192"/>
+                <wp:lineTo x="1582" y="13005"/>
+                <wp:lineTo x="1356" y="16256"/>
+                <wp:lineTo x="1073" y="19507"/>
+                <wp:lineTo x="1130" y="19913"/>
+                <wp:lineTo x="16155" y="19913"/>
+                <wp:lineTo x="17736" y="19507"/>
+                <wp:lineTo x="18810" y="18085"/>
+                <wp:lineTo x="18753" y="16256"/>
+                <wp:lineTo x="19036" y="13005"/>
+                <wp:lineTo x="20109" y="11786"/>
+                <wp:lineTo x="19939" y="10770"/>
+                <wp:lineTo x="15421" y="9754"/>
+                <wp:lineTo x="20052" y="8128"/>
+                <wp:lineTo x="20335" y="6502"/>
+                <wp:lineTo x="19939" y="2032"/>
+                <wp:lineTo x="19713" y="610"/>
+                <wp:lineTo x="19431" y="0"/>
+                <wp:lineTo x="2711" y="0"/>
+              </wp:wrapPolygon>
+            </wp:wrapTight>
+            <wp:docPr id="1581823628" name="Imagen 2"/>
+            <wp:cNvGraphicFramePr>
+              <a:graphicFrameLocks xmlns:a="http://schemas.openxmlformats.org/drawingml/2006/main" noChangeAspect="1"/>
+            </wp:cNvGraphicFramePr>
+            <a:graphic xmlns:a="http://schemas.openxmlformats.org/drawingml/2006/main">
+              <a:graphicData uri="http://schemas.openxmlformats.org/drawingml/2006/picture">
+                <pic:pic xmlns:pic="http://schemas.openxmlformats.org/drawingml/2006/picture">
+                  <pic:nvPicPr>
+                    <pic:cNvPr id="1581823628" name="Imagen 1581823628"/>
+                    <pic:cNvPicPr/>
+                  </pic:nvPicPr>
+                  <pic:blipFill rotWithShape="1">
+                    <a:blip r:embed="rId8"/>
+                    <a:srcRect b="33002"/>
+                    <a:stretch/>
+                  </pic:blipFill>
+                  <pic:spPr bwMode="auto">
+                    <a:xfrm>
+                      <a:off x="0" y="0"/>
+                      <a:ext cx="4856480" cy="1350010"/>
+                    </a:xfrm>
+                    <a:prstGeom prst="rect">
+                      <a:avLst/>
+                    </a:prstGeom>
+                    <a:ln>
+                      <a:noFill/>
+                    </a:ln>
+                    <a:extLst>
+                      <a:ext uri="{53640926-AAD7-44D8-BBD7-CCE9431645EC}">
+                        <a14:shadowObscured xmlns:a14="http://schemas.microsoft.com/office/drawing/2010/main"/>
+                      </a:ext>
+                    </a:extLst>
+                  </pic:spPr>
+                </pic:pic>
+              </a:graphicData>
+            </a:graphic>
+            <wp14:sizeRelH relativeFrom="page">
+              <wp14:pctWidth>0</wp14:pctWidth>
+            </wp14:sizeRelH>
+            <wp14:sizeRelV relativeFrom="page">
+              <wp14:pctHeight>0</wp14:pctHeight>
+            </wp14:sizeRelV>
+          </wp:anchor>
+        </w:drawing>
+      </w:r>
+      <w:r>
+        <w:rPr>
+          <w:noProof/>
+        </w:rPr>
+        <w:drawing>
+          <wp:anchor distT="0" distB="0" distL="114300" distR="114300" simplePos="0" relativeHeight="251660288" behindDoc="0" locked="0" layoutInCell="1" allowOverlap="1" wp14:anchorId="07D12CCD">
+            <wp:simplePos x="0" y="0"/>
+            <wp:positionH relativeFrom="column">
+              <wp:posOffset>2285630</wp:posOffset>
+            </wp:positionH>
+            <wp:positionV relativeFrom="paragraph">
+              <wp:posOffset>2057297</wp:posOffset>
+            </wp:positionV>
+            <wp:extent cx="1360967" cy="481573"/>
+            <wp:effectExtent l="0" t="0" r="0" b="1270"/>
+            <wp:wrapNone/>
+            <wp:docPr id="1070246924" name="Imagen 3"/>
+            <wp:cNvGraphicFramePr>
+              <a:graphicFrameLocks xmlns:a="http://schemas.openxmlformats.org/drawingml/2006/main" noChangeAspect="1"/>
+            </wp:cNvGraphicFramePr>
+            <a:graphic xmlns:a="http://schemas.openxmlformats.org/drawingml/2006/main">
+              <a:graphicData uri="http://schemas.openxmlformats.org/drawingml/2006/picture">
+                <pic:pic xmlns:pic="http://schemas.openxmlformats.org/drawingml/2006/picture">
+                  <pic:nvPicPr>
+                    <pic:cNvPr id="1070246924" name="Imagen 1070246924"/>
+                    <pic:cNvPicPr/>
+                  </pic:nvPicPr>
+                  <pic:blipFill>
+                    <a:blip r:embed="rId9"/>
+                    <a:stretch>
+                      <a:fillRect/>
+                    </a:stretch>
+                  </pic:blipFill>
+                  <pic:spPr>
+                    <a:xfrm>
+                      <a:off x="0" y="0"/>
+                      <a:ext cx="1360967" cy="481573"/>
+                    </a:xfrm>
+                    <a:prstGeom prst="rect">
+                      <a:avLst/>
+                    </a:prstGeom>
+                  </pic:spPr>
+                </pic:pic>
+              </a:graphicData>
+            </a:graphic>
+            <wp14:sizeRelH relativeFrom="page">
+              <wp14:pctWidth>0</wp14:pctWidth>
+            </wp14:sizeRelH>
+            <wp14:sizeRelV relativeFrom="page">
+              <wp14:pctHeight>0</wp14:pctHeight>
+            </wp14:sizeRelV>
+          </wp:anchor>
+        </w:drawing>
+      </w:r>
+    </w:p>
+    <w:p>
+      <w:pPr>
+        <w:spacing w:before="1040" w:after="160" w:line="264" w:lineRule="auto"/>
+        <w:jc w:val="center"/>
+        <w:rPr>
+          <w:b/>
+          <w:color w:val="262626" w:themeColor="text1" w:themeTint="D9"/>
+          <w:sz w:val="56"/>
+          <w:lang w:val="es-MX"/>
+        </w:rPr>
+      </w:pPr>
+      <w:r>
+        <w:rPr>
+          <w:b/>
+          <w:color w:val="262626" w:themeColor="text1" w:themeTint="D9"/>
+          <w:sz w:val="56"/>
+          <w:lang w:val="es-MX"/>
+        </w:rPr>
         <w:t>Manual de RMCOp-Nike</w:t>
       </w:r>
     </w:p>
@@ -52,7 +213,15 @@
           <w:sz w:val="26"/>
           <w:lang w:val="es-MX"/>
         </w:rPr>
-        <w:t>Herramienta interna para apoyo operativo de Nike On Demand</w:t>
+        <w:t xml:space="preserve">Herramienta interna para apoyo operativo de Nike </w:t>
+      </w:r>
+      <w:r>
+        <w:rPr>
+          <w:color w:val="595959"/>
+          <w:sz w:val="26"/>
+          <w:lang w:val="es-MX"/>
+        </w:rPr>
+        <w:t>Lacrosse</w:t>
       </w:r>
     </w:p>
     <w:tbl>
@@ -250,7 +419,19 @@
               <w:rPr>
                 <w:sz w:val="21"/>
               </w:rPr>
-              <w:t>1 de julio de 2026</w:t>
+              <w:t xml:space="preserve">1 de </w:t>
+            </w:r>
+            <w:r>
+              <w:rPr>
+                <w:sz w:val="21"/>
+              </w:rPr>
+              <w:t>Julio</w:t>
+            </w:r>
+            <w:r>
+              <w:rPr>
+                <w:sz w:val="21"/>
+              </w:rPr>
+              <w:t xml:space="preserve"> de 2026</w:t>
             </w:r>
           </w:p>
         </w:tc>
@@ -308,12 +489,29 @@
           <w:p>
             <w:pPr>
               <w:spacing w:after="0" w:line="276" w:lineRule="auto"/>
+              <w:rPr>
+                <w:lang w:val="es-MX"/>
+              </w:rPr>
             </w:pPr>
             <w:r>
               <w:rPr>
                 <w:sz w:val="21"/>
-              </w:rPr>
-              <w:t>Alberto Villarreal</w:t>
+                <w:lang w:val="es-MX"/>
+              </w:rPr>
+              <w:t>Ing. Jos</w:t>
+            </w:r>
+            <w:r>
+              <w:rPr>
+                <w:sz w:val="21"/>
+              </w:rPr>
+              <w:t xml:space="preserve">é </w:t>
+            </w:r>
+            <w:r>
+              <w:rPr>
+                <w:sz w:val="21"/>
+                <w:lang w:val="es-MX"/>
+              </w:rPr>
+              <w:t>Alberto Villarreal Garcia</w:t>
             </w:r>
           </w:p>
         </w:tc>
@@ -322,17 +520,23 @@
     <w:p>
       <w:pPr>
         <w:pBdr>
-          <w:bottom w:val="single" w:sz="10" w:space="3" w:color="B91F35"/>
+          <w:bottom w:val="single" w:sz="10" w:space="31" w:color="B91F35"/>
         </w:pBdr>
         <w:spacing w:before="560" w:after="0" w:line="276" w:lineRule="auto"/>
+        <w:rPr>
+          <w:lang w:val="es-MX"/>
+        </w:rPr>
       </w:pPr>
     </w:p>
     <w:p>
       <w:pPr>
         <w:pBdr>
-          <w:bottom w:val="single" w:sz="10" w:space="3" w:color="B91F35"/>
+          <w:bottom w:val="single" w:sz="10" w:space="31" w:color="B91F35"/>
         </w:pBdr>
         <w:spacing w:before="560" w:after="0" w:line="276" w:lineRule="auto"/>
+        <w:rPr>
+          <w:lang w:val="es-MX"/>
+        </w:rPr>
       </w:pPr>
     </w:p>
     <w:p>
@@ -395,7 +599,19 @@
         <w:rPr>
           <w:lang w:val="es-MX"/>
         </w:rPr>
-        <w:t>Herramienta interna para apoyo operativo de Nike On Demand.</w:t>
+        <w:t xml:space="preserve">Herramienta interna para apoyo operativo de Nike </w:t>
+      </w:r>
+      <w:r>
+        <w:rPr>
+          <w:lang w:val="es-MX"/>
+        </w:rPr>
+        <w:t>Lacrosse</w:t>
+      </w:r>
+      <w:r>
+        <w:rPr>
+          <w:lang w:val="es-MX"/>
+        </w:rPr>
+        <w:t>.</w:t>
       </w:r>
     </w:p>
     <w:p>
@@ -469,7 +685,7 @@
         <w:rPr>
           <w:lang w:val="es-MX"/>
         </w:rPr>
-        <w:t>RMCOp-Nike es un panel CEP para Adobe Illustrator que ayuda a preparar piezas Nike Lacrosse On Demand. La herramienta resuelve plantillas PDF, crea copias de trabajo, aplica nombres y números, procesa pedidos por lote desde Excel y registra resultados en una base</w:t>
+        <w:t>RMCOp-Nike es un panel CEP para Adobe Illustrator que ayuda a preparar piezas Nike Lacrosse. La herramienta resuelve plantillas PDF, crea copias de trabajo, aplica nombres y números, procesa pedidos por lote desde Excel y registra resultados en una base</w:t>
       </w:r>
       <w:r>
         <w:rPr>
@@ -486,7 +702,7 @@
     </w:p>
     <w:tbl>
       <w:tblPr>
-        <w:tblpPr w:leftFromText="141" w:rightFromText="141" w:vertAnchor="text" w:horzAnchor="margin" w:tblpY="43"/>
+        <w:tblpPr w:leftFromText="141" w:rightFromText="141" w:vertAnchor="text" w:horzAnchor="margin" w:tblpXSpec="center" w:tblpY="10"/>
         <w:tblOverlap w:val="never"/>
         <w:tblW w:w="0" w:type="auto"/>
         <w:tblBorders>
@@ -531,15 +747,7 @@
                 <w:color w:val="FFFFFF"/>
                 <w:sz w:val="18"/>
               </w:rPr>
-              <w:t>Herramienta</w:t>
-            </w:r>
-            <w:r>
-              <w:rPr>
-                <w:b/>
-                <w:color w:val="FFFFFF"/>
-                <w:sz w:val="18"/>
-              </w:rPr>
-              <w:t>s integradas:</w:t>
+              <w:t>Herramientas integradas:</w:t>
             </w:r>
           </w:p>
         </w:tc>
@@ -565,15 +773,7 @@
                 <w:color w:val="FFFFFF"/>
                 <w:sz w:val="18"/>
               </w:rPr>
-              <w:t>Uso principal</w:t>
-            </w:r>
-            <w:r>
-              <w:rPr>
-                <w:b/>
-                <w:color w:val="FFFFFF"/>
-                <w:sz w:val="18"/>
-              </w:rPr>
-              <w:t>:</w:t>
+              <w:t>Uso principal:</w:t>
             </w:r>
           </w:p>
         </w:tc>
@@ -603,16 +803,7 @@
                 <w:sz w:val="18"/>
                 <w:lang w:val="es-MX"/>
               </w:rPr>
-              <w:t>Estado</w:t>
-            </w:r>
-            <w:r>
-              <w:rPr>
-                <w:b/>
-                <w:color w:val="FFFFFF"/>
-                <w:sz w:val="18"/>
-                <w:lang w:val="es-MX"/>
-              </w:rPr>
-              <w:t>:</w:t>
+              <w:t>Estado:</w:t>
             </w:r>
           </w:p>
         </w:tc>
@@ -859,6 +1050,9 @@
         </w:rPr>
       </w:pPr>
       <w:r>
+        <w:rPr>
+          <w:noProof/>
+        </w:rPr>
         <w:drawing>
           <wp:anchor distT="0" distB="0" distL="114300" distR="114300" simplePos="0" relativeHeight="251658240" behindDoc="1" locked="0" layoutInCell="1" allowOverlap="1" wp14:anchorId="584566A5">
             <wp:simplePos x="0" y="0"/>
@@ -903,7 +1097,7 @@
                     <pic:cNvPicPr/>
                   </pic:nvPicPr>
                   <pic:blipFill>
-                    <a:blip r:embed="rId8"/>
+                    <a:blip r:embed="rId10"/>
                     <a:stretch>
                       <a:fillRect/>
                     </a:stretch>
@@ -1060,21 +1254,14 @@
     </w:p>
     <w:p>
       <w:r>
-        <w:t xml:space="preserve">La </w:t>
+        <w:t xml:space="preserve">La herramienta </w:t>
       </w:r>
-      <w:proofErr w:type="spellStart"/>
       <w:r>
-        <w:t>herramienta</w:t>
-      </w:r>
-      <w:proofErr w:type="spellEnd"/>
-      <w:r>
-        <w:t xml:space="preserve"> </w:t>
-      </w:r>
-      <w:proofErr w:type="spellStart"/>
-      <w:r>
+        <w:rPr>
+          <w:lang w:val="es-ES"/>
+        </w:rPr>
         <w:t>busca</w:t>
       </w:r>
-      <w:proofErr w:type="spellEnd"/>
       <w:r>
         <w:t>:</w:t>
       </w:r>
@@ -1115,10 +1302,13 @@
         </w:rPr>
       </w:pPr>
       <w:r>
+        <w:t>Procesar</w:t>
+      </w:r>
+      <w:r>
         <w:rPr>
           <w:lang w:val="es-MX"/>
         </w:rPr>
-        <w:t>Procesar solo piezas faltantes</w:t>
+        <w:t xml:space="preserve"> solo piezas faltantes</w:t>
       </w:r>
       <w:r>
         <w:rPr>
@@ -1150,7 +1340,19 @@
         <w:rPr>
           <w:lang w:val="es-MX"/>
         </w:rPr>
-        <w:t>Estandarizar nombres, rutas, tallas, styles y variantes.</w:t>
+        <w:t xml:space="preserve">Estandarizar nombres, rutas, tallas, </w:t>
+      </w:r>
+      <w:r>
+        <w:rPr>
+          <w:lang w:val="es-MX"/>
+        </w:rPr>
+        <w:t>estilos</w:t>
+      </w:r>
+      <w:r>
+        <w:rPr>
+          <w:lang w:val="es-MX"/>
+        </w:rPr>
+        <w:t xml:space="preserve"> y variantes.</w:t>
       </w:r>
     </w:p>
     <w:p>
@@ -1361,7 +1563,7 @@
         <w:tc>
           <w:tcPr>
             <w:tcW w:w="2300" w:type="dxa"/>
-            <w:shd w:val="clear" w:color="auto" w:fill="E8EEF5"/>
+            <w:shd w:val="clear" w:color="auto" w:fill="C00000"/>
             <w:tcMar>
               <w:top w:w="80" w:type="dxa"/>
               <w:left w:w="120" w:type="dxa"/>
@@ -1373,11 +1575,14 @@
           <w:p>
             <w:pPr>
               <w:spacing w:after="0" w:line="264" w:lineRule="auto"/>
+              <w:rPr>
+                <w:color w:val="FFFFFF" w:themeColor="background1"/>
+              </w:rPr>
             </w:pPr>
             <w:r>
               <w:rPr>
                 <w:b/>
-                <w:color w:val="B91F35"/>
+                <w:color w:val="FFFFFF" w:themeColor="background1"/>
                 <w:sz w:val="18"/>
               </w:rPr>
               <w:t>Función real</w:t>
@@ -1387,7 +1592,7 @@
         <w:tc>
           <w:tcPr>
             <w:tcW w:w="7060" w:type="dxa"/>
-            <w:shd w:val="clear" w:color="auto" w:fill="E8EEF5"/>
+            <w:shd w:val="clear" w:color="auto" w:fill="C00000"/>
             <w:tcMar>
               <w:top w:w="80" w:type="dxa"/>
               <w:left w:w="120" w:type="dxa"/>
@@ -1399,11 +1604,14 @@
           <w:p>
             <w:pPr>
               <w:spacing w:after="0" w:line="264" w:lineRule="auto"/>
+              <w:rPr>
+                <w:color w:val="FFFFFF" w:themeColor="background1"/>
+              </w:rPr>
             </w:pPr>
             <w:r>
               <w:rPr>
                 <w:b/>
-                <w:color w:val="B91F35"/>
+                <w:color w:val="FFFFFF" w:themeColor="background1"/>
                 <w:sz w:val="18"/>
               </w:rPr>
               <w:t>Descripción breve</w:t>
@@ -1479,19 +1687,11 @@
             <w:pPr>
               <w:spacing w:after="0" w:line="259" w:lineRule="auto"/>
             </w:pPr>
-            <w:proofErr w:type="spellStart"/>
             <w:r>
               <w:rPr>
                 <w:sz w:val="17"/>
               </w:rPr>
-              <w:t>Flujo</w:t>
-            </w:r>
-            <w:proofErr w:type="spellEnd"/>
-            <w:r>
-              <w:rPr>
-                <w:sz w:val="17"/>
-              </w:rPr>
-              <w:t xml:space="preserve"> Manual</w:t>
+              <w:t>Flujo Manual</w:t>
             </w:r>
           </w:p>
         </w:tc>
@@ -1591,7 +1791,7 @@
               <w:rPr>
                 <w:sz w:val="17"/>
               </w:rPr>
-              <w:t>Genericas</w:t>
+              <w:t>Genéricas</w:t>
             </w:r>
           </w:p>
         </w:tc>
@@ -1639,19 +1839,11 @@
             <w:pPr>
               <w:spacing w:after="0" w:line="259" w:lineRule="auto"/>
             </w:pPr>
-            <w:proofErr w:type="spellStart"/>
             <w:r>
               <w:rPr>
                 <w:sz w:val="17"/>
               </w:rPr>
-              <w:t>Validación</w:t>
-            </w:r>
-            <w:proofErr w:type="spellEnd"/>
-            <w:r>
-              <w:rPr>
-                <w:sz w:val="17"/>
-              </w:rPr>
-              <w:t xml:space="preserve"> incremental</w:t>
+              <w:t>Validación incremental</w:t>
             </w:r>
           </w:p>
         </w:tc>
@@ -1703,16 +1895,8 @@
               <w:rPr>
                 <w:sz w:val="17"/>
               </w:rPr>
-              <w:t xml:space="preserve">Generación </w:t>
+              <w:t>Generación controlada</w:t>
             </w:r>
-            <w:proofErr w:type="spellStart"/>
-            <w:r>
-              <w:rPr>
-                <w:sz w:val="17"/>
-              </w:rPr>
-              <w:t>controlada</w:t>
-            </w:r>
-            <w:proofErr w:type="spellEnd"/>
           </w:p>
         </w:tc>
         <w:tc>
@@ -1774,29 +1958,13 @@
             <w:pPr>
               <w:spacing w:after="0" w:line="259" w:lineRule="auto"/>
             </w:pPr>
-            <w:proofErr w:type="spellStart"/>
             <w:r>
               <w:rPr>
                 <w:sz w:val="17"/>
               </w:rPr>
               <w:lastRenderedPageBreak/>
-              <w:t>Reglas</w:t>
+              <w:t>Reglas de variantes</w:t>
             </w:r>
-            <w:proofErr w:type="spellEnd"/>
-            <w:r>
-              <w:rPr>
-                <w:sz w:val="17"/>
-              </w:rPr>
-              <w:t xml:space="preserve"> de </w:t>
-            </w:r>
-            <w:proofErr w:type="spellStart"/>
-            <w:r>
-              <w:rPr>
-                <w:sz w:val="17"/>
-              </w:rPr>
-              <w:t>variantes</w:t>
-            </w:r>
-            <w:proofErr w:type="spellEnd"/>
           </w:p>
         </w:tc>
         <w:tc>
@@ -1995,28 +2163,12 @@
             <w:pPr>
               <w:spacing w:after="0" w:line="259" w:lineRule="auto"/>
             </w:pPr>
-            <w:proofErr w:type="spellStart"/>
             <w:r>
               <w:rPr>
                 <w:sz w:val="17"/>
               </w:rPr>
-              <w:t>Muestras</w:t>
+              <w:t>Muestras oficiales</w:t>
             </w:r>
-            <w:proofErr w:type="spellEnd"/>
-            <w:r>
-              <w:rPr>
-                <w:sz w:val="17"/>
-              </w:rPr>
-              <w:t xml:space="preserve"> </w:t>
-            </w:r>
-            <w:proofErr w:type="spellStart"/>
-            <w:r>
-              <w:rPr>
-                <w:sz w:val="17"/>
-              </w:rPr>
-              <w:t>oficiales</w:t>
-            </w:r>
-            <w:proofErr w:type="spellEnd"/>
           </w:p>
         </w:tc>
         <w:tc>
@@ -2055,58 +2207,99 @@
           <w:lang w:val="es-MX"/>
         </w:rPr>
       </w:pPr>
+      <w:r>
+        <w:rPr>
+          <w:noProof/>
+          <w:lang w:val="es-MX"/>
+        </w:rPr>
+        <w:drawing>
+          <wp:anchor distT="0" distB="0" distL="114300" distR="114300" simplePos="0" relativeHeight="251661312" behindDoc="1" locked="0" layoutInCell="1" allowOverlap="1" wp14:anchorId="4FD898AE">
+            <wp:simplePos x="0" y="0"/>
+            <wp:positionH relativeFrom="column">
+              <wp:posOffset>3380696</wp:posOffset>
+            </wp:positionH>
+            <wp:positionV relativeFrom="paragraph">
+              <wp:posOffset>75565</wp:posOffset>
+            </wp:positionV>
+            <wp:extent cx="2548890" cy="5262880"/>
+            <wp:effectExtent l="152400" t="152400" r="359410" b="350520"/>
+            <wp:wrapTight wrapText="bothSides">
+              <wp:wrapPolygon edited="0">
+                <wp:start x="1184" y="-625"/>
+                <wp:lineTo x="-1076" y="-521"/>
+                <wp:lineTo x="-1291" y="2815"/>
+                <wp:lineTo x="-1291" y="21162"/>
+                <wp:lineTo x="-1076" y="22048"/>
+                <wp:lineTo x="861" y="22830"/>
+                <wp:lineTo x="1830" y="22986"/>
+                <wp:lineTo x="21309" y="22986"/>
+                <wp:lineTo x="22386" y="22830"/>
+                <wp:lineTo x="24215" y="22048"/>
+                <wp:lineTo x="24538" y="21162"/>
+                <wp:lineTo x="24538" y="1147"/>
+                <wp:lineTo x="24215" y="208"/>
+                <wp:lineTo x="22386" y="-521"/>
+                <wp:lineTo x="22063" y="-625"/>
+                <wp:lineTo x="1184" y="-625"/>
+              </wp:wrapPolygon>
+            </wp:wrapTight>
+            <wp:docPr id="195785529" name="Imagen 1"/>
+            <wp:cNvGraphicFramePr>
+              <a:graphicFrameLocks xmlns:a="http://schemas.openxmlformats.org/drawingml/2006/main" noChangeAspect="1"/>
+            </wp:cNvGraphicFramePr>
+            <a:graphic xmlns:a="http://schemas.openxmlformats.org/drawingml/2006/main">
+              <a:graphicData uri="http://schemas.openxmlformats.org/drawingml/2006/picture">
+                <pic:pic xmlns:pic="http://schemas.openxmlformats.org/drawingml/2006/picture">
+                  <pic:nvPicPr>
+                    <pic:cNvPr id="195785529" name=""/>
+                    <pic:cNvPicPr/>
+                  </pic:nvPicPr>
+                  <pic:blipFill>
+                    <a:blip r:embed="rId11"/>
+                    <a:stretch>
+                      <a:fillRect/>
+                    </a:stretch>
+                  </pic:blipFill>
+                  <pic:spPr>
+                    <a:xfrm>
+                      <a:off x="0" y="0"/>
+                      <a:ext cx="2548890" cy="5262880"/>
+                    </a:xfrm>
+                    <a:prstGeom prst="rect">
+                      <a:avLst/>
+                    </a:prstGeom>
+                    <a:ln>
+                      <a:noFill/>
+                    </a:ln>
+                    <a:effectLst>
+                      <a:outerShdw blurRad="292100" dist="139700" dir="2700000" algn="tl" rotWithShape="0">
+                        <a:srgbClr val="333333">
+                          <a:alpha val="65000"/>
+                        </a:srgbClr>
+                      </a:outerShdw>
+                    </a:effectLst>
+                  </pic:spPr>
+                </pic:pic>
+              </a:graphicData>
+            </a:graphic>
+            <wp14:sizeRelH relativeFrom="page">
+              <wp14:pctWidth>0</wp14:pctWidth>
+            </wp14:sizeRelH>
+            <wp14:sizeRelV relativeFrom="page">
+              <wp14:pctHeight>0</wp14:pctHeight>
+            </wp14:sizeRelV>
+          </wp:anchor>
+        </w:drawing>
+      </w:r>
     </w:p>
-    <w:tbl>
-      <w:tblPr>
-        <w:tblW w:w="9000" w:type="dxa"/>
-        <w:tblInd w:w="120" w:type="dxa"/>
-        <w:tblBorders>
-          <w:top w:val="single" w:sz="4" w:space="0" w:color="D6B656"/>
-          <w:left w:val="single" w:sz="4" w:space="0" w:color="D6B656"/>
-          <w:bottom w:val="single" w:sz="4" w:space="0" w:color="D6B656"/>
-          <w:right w:val="single" w:sz="4" w:space="0" w:color="D6B656"/>
-          <w:insideH w:val="single" w:sz="4" w:space="0" w:color="D6B656"/>
-          <w:insideV w:val="single" w:sz="4" w:space="0" w:color="D6B656"/>
-        </w:tblBorders>
-        <w:tblLayout w:type="fixed"/>
-        <w:tblLook w:val="04A0" w:firstRow="1" w:lastRow="0" w:firstColumn="1" w:lastColumn="0" w:noHBand="0" w:noVBand="1"/>
-      </w:tblPr>
-      <w:tblGrid>
-        <w:gridCol w:w="9000"/>
-      </w:tblGrid>
-      <w:tr>
-        <w:tc>
-          <w:tcPr>
-            <w:tcW w:w="9360" w:type="dxa"/>
-            <w:shd w:val="clear" w:color="auto" w:fill="FFF2CC"/>
-            <w:tcMar>
-              <w:top w:w="130" w:type="dxa"/>
-              <w:left w:w="160" w:type="dxa"/>
-              <w:bottom w:w="130" w:type="dxa"/>
-              <w:right w:w="160" w:type="dxa"/>
-            </w:tcMar>
-          </w:tcPr>
-          <w:p>
-            <w:pPr>
-              <w:spacing w:after="0" w:line="276" w:lineRule="auto"/>
-              <w:jc w:val="center"/>
-              <w:rPr>
-                <w:lang w:val="es-MX"/>
-              </w:rPr>
-            </w:pPr>
-            <w:r>
-              <w:rPr>
-                <w:b/>
-                <w:color w:val="7A5A00"/>
-                <w:sz w:val="21"/>
-                <w:lang w:val="es-MX"/>
-              </w:rPr>
-              <w:t>[INSERTAR IMAGEN: Carga de Roster]</w:t>
-            </w:r>
-          </w:p>
-        </w:tc>
-      </w:tr>
-    </w:tbl>
+    <w:p>
+      <w:pPr>
+        <w:spacing w:after="60"/>
+        <w:rPr>
+          <w:lang w:val="es-MX"/>
+        </w:rPr>
+      </w:pPr>
+    </w:p>
     <w:p>
       <w:pPr>
         <w:spacing w:after="60"/>
@@ -2227,18 +2420,27 @@
       </w:r>
     </w:p>
     <w:p>
-      <w:proofErr w:type="spellStart"/>
+      <w:pPr>
+        <w:rPr>
+          <w:lang w:val="es-MX"/>
+        </w:rPr>
+      </w:pPr>
+    </w:p>
+    <w:p>
+      <w:pPr>
+        <w:rPr>
+          <w:lang w:val="es-MX"/>
+        </w:rPr>
+      </w:pPr>
+    </w:p>
+    <w:p>
       <w:r>
-        <w:t>Regla</w:t>
-      </w:r>
-      <w:proofErr w:type="spellEnd"/>
-      <w:r>
-        <w:t xml:space="preserve"> principal:</w:t>
+        <w:t>Regla principal:</w:t>
       </w:r>
     </w:p>
     <w:tbl>
       <w:tblPr>
-        <w:tblW w:w="9000" w:type="dxa"/>
+        <w:tblW w:w="4961" w:type="dxa"/>
         <w:tblInd w:w="120" w:type="dxa"/>
         <w:tblBorders>
           <w:top w:val="single" w:sz="4" w:space="0" w:color="D9E2F3"/>
@@ -2252,12 +2454,15 @@
         <w:tblLook w:val="04A0" w:firstRow="1" w:lastRow="0" w:firstColumn="1" w:lastColumn="0" w:noHBand="0" w:noVBand="1"/>
       </w:tblPr>
       <w:tblGrid>
-        <w:gridCol w:w="9000"/>
+        <w:gridCol w:w="4961"/>
       </w:tblGrid>
       <w:tr>
+        <w:trPr>
+          <w:trHeight w:val="301"/>
+        </w:trPr>
         <w:tc>
           <w:tcPr>
-            <w:tcW w:w="9360" w:type="dxa"/>
+            <w:tcW w:w="4961" w:type="dxa"/>
             <w:shd w:val="clear" w:color="auto" w:fill="F4F6F9"/>
             <w:tcMar>
               <w:top w:w="100" w:type="dxa"/>
@@ -2269,6 +2474,7 @@
           <w:p>
             <w:pPr>
               <w:spacing w:after="0" w:line="288" w:lineRule="auto"/>
+              <w:jc w:val="center"/>
             </w:pPr>
             <w:r>
               <w:rPr>
@@ -2287,57 +2493,111 @@
         <w:spacing w:after="40"/>
       </w:pPr>
     </w:p>
-    <w:tbl>
-      <w:tblPr>
-        <w:tblW w:w="9000" w:type="dxa"/>
-        <w:tblInd w:w="120" w:type="dxa"/>
-        <w:tblBorders>
-          <w:top w:val="single" w:sz="4" w:space="0" w:color="D6B656"/>
-          <w:left w:val="single" w:sz="4" w:space="0" w:color="D6B656"/>
-          <w:bottom w:val="single" w:sz="4" w:space="0" w:color="D6B656"/>
-          <w:right w:val="single" w:sz="4" w:space="0" w:color="D6B656"/>
-          <w:insideH w:val="single" w:sz="4" w:space="0" w:color="D6B656"/>
-          <w:insideV w:val="single" w:sz="4" w:space="0" w:color="D6B656"/>
-        </w:tblBorders>
-        <w:tblLayout w:type="fixed"/>
-        <w:tblLook w:val="04A0" w:firstRow="1" w:lastRow="0" w:firstColumn="1" w:lastColumn="0" w:noHBand="0" w:noVBand="1"/>
-      </w:tblPr>
-      <w:tblGrid>
-        <w:gridCol w:w="9000"/>
-      </w:tblGrid>
-      <w:tr>
-        <w:tc>
-          <w:tcPr>
-            <w:tcW w:w="9360" w:type="dxa"/>
-            <w:shd w:val="clear" w:color="auto" w:fill="FFF2CC"/>
-            <w:tcMar>
-              <w:top w:w="130" w:type="dxa"/>
-              <w:left w:w="160" w:type="dxa"/>
-              <w:bottom w:w="130" w:type="dxa"/>
-              <w:right w:w="160" w:type="dxa"/>
-            </w:tcMar>
-          </w:tcPr>
-          <w:p>
-            <w:pPr>
-              <w:spacing w:after="0" w:line="276" w:lineRule="auto"/>
-              <w:jc w:val="center"/>
-              <w:rPr>
-                <w:lang w:val="es-MX"/>
-              </w:rPr>
-            </w:pPr>
-            <w:r>
-              <w:rPr>
-                <w:b/>
-                <w:color w:val="7A5A00"/>
-                <w:sz w:val="21"/>
-                <w:lang w:val="es-MX"/>
-              </w:rPr>
-              <w:t>[INSERTAR IMAGEN: Generación de piezas]</w:t>
-            </w:r>
-          </w:p>
-        </w:tc>
-      </w:tr>
-    </w:tbl>
+    <w:p>
+      <w:pPr>
+        <w:spacing w:after="60"/>
+        <w:rPr>
+          <w:lang w:val="es-MX"/>
+        </w:rPr>
+      </w:pPr>
+      <w:r>
+        <w:rPr>
+          <w:noProof/>
+          <w:lang w:val="es-MX"/>
+        </w:rPr>
+        <w:drawing>
+          <wp:anchor distT="0" distB="0" distL="114300" distR="114300" simplePos="0" relativeHeight="251662336" behindDoc="0" locked="0" layoutInCell="1" allowOverlap="1" wp14:anchorId="1DFBBE87">
+            <wp:simplePos x="0" y="0"/>
+            <wp:positionH relativeFrom="column">
+              <wp:posOffset>-84455</wp:posOffset>
+            </wp:positionH>
+            <wp:positionV relativeFrom="paragraph">
+              <wp:posOffset>225026</wp:posOffset>
+            </wp:positionV>
+            <wp:extent cx="5943600" cy="1795145"/>
+            <wp:effectExtent l="152400" t="152400" r="355600" b="351155"/>
+            <wp:wrapNone/>
+            <wp:docPr id="1991191666" name="Imagen 1"/>
+            <wp:cNvGraphicFramePr>
+              <a:graphicFrameLocks xmlns:a="http://schemas.openxmlformats.org/drawingml/2006/main" noChangeAspect="1"/>
+            </wp:cNvGraphicFramePr>
+            <a:graphic xmlns:a="http://schemas.openxmlformats.org/drawingml/2006/main">
+              <a:graphicData uri="http://schemas.openxmlformats.org/drawingml/2006/picture">
+                <pic:pic xmlns:pic="http://schemas.openxmlformats.org/drawingml/2006/picture">
+                  <pic:nvPicPr>
+                    <pic:cNvPr id="1991191666" name=""/>
+                    <pic:cNvPicPr/>
+                  </pic:nvPicPr>
+                  <pic:blipFill>
+                    <a:blip r:embed="rId12"/>
+                    <a:stretch>
+                      <a:fillRect/>
+                    </a:stretch>
+                  </pic:blipFill>
+                  <pic:spPr>
+                    <a:xfrm>
+                      <a:off x="0" y="0"/>
+                      <a:ext cx="5943600" cy="1795145"/>
+                    </a:xfrm>
+                    <a:prstGeom prst="rect">
+                      <a:avLst/>
+                    </a:prstGeom>
+                    <a:ln>
+                      <a:noFill/>
+                    </a:ln>
+                    <a:effectLst>
+                      <a:outerShdw blurRad="292100" dist="139700" dir="2700000" algn="tl" rotWithShape="0">
+                        <a:srgbClr val="333333">
+                          <a:alpha val="65000"/>
+                        </a:srgbClr>
+                      </a:outerShdw>
+                    </a:effectLst>
+                  </pic:spPr>
+                </pic:pic>
+              </a:graphicData>
+            </a:graphic>
+            <wp14:sizeRelH relativeFrom="page">
+              <wp14:pctWidth>0</wp14:pctWidth>
+            </wp14:sizeRelH>
+            <wp14:sizeRelV relativeFrom="page">
+              <wp14:pctHeight>0</wp14:pctHeight>
+            </wp14:sizeRelV>
+          </wp:anchor>
+        </w:drawing>
+      </w:r>
+    </w:p>
+    <w:p>
+      <w:pPr>
+        <w:spacing w:after="60"/>
+        <w:rPr>
+          <w:lang w:val="es-MX"/>
+        </w:rPr>
+      </w:pPr>
+    </w:p>
+    <w:p>
+      <w:pPr>
+        <w:spacing w:after="60"/>
+        <w:rPr>
+          <w:lang w:val="es-MX"/>
+        </w:rPr>
+      </w:pPr>
+    </w:p>
+    <w:p>
+      <w:pPr>
+        <w:spacing w:after="60"/>
+        <w:rPr>
+          <w:lang w:val="es-MX"/>
+        </w:rPr>
+      </w:pPr>
+    </w:p>
+    <w:p>
+      <w:pPr>
+        <w:spacing w:after="60"/>
+        <w:rPr>
+          <w:lang w:val="es-MX"/>
+        </w:rPr>
+      </w:pPr>
+    </w:p>
     <w:p>
       <w:pPr>
         <w:spacing w:after="60"/>
@@ -2356,18 +2616,8 @@
           <w:color w:val="B91F35"/>
           <w:sz w:val="26"/>
         </w:rPr>
-        <w:t xml:space="preserve">7. Entradas de </w:t>
+        <w:t>7. Entradas de información</w:t>
       </w:r>
-      <w:proofErr w:type="spellStart"/>
-      <w:r>
-        <w:rPr>
-          <w:b/>
-          <w:color w:val="B91F35"/>
-          <w:sz w:val="26"/>
-        </w:rPr>
-        <w:t>información</w:t>
-      </w:r>
-      <w:proofErr w:type="spellEnd"/>
     </w:p>
     <w:tbl>
       <w:tblPr>
@@ -2396,7 +2646,7 @@
         <w:tc>
           <w:tcPr>
             <w:tcW w:w="2100" w:type="dxa"/>
-            <w:shd w:val="clear" w:color="auto" w:fill="E8EEF5"/>
+            <w:shd w:val="clear" w:color="auto" w:fill="C00000"/>
             <w:tcMar>
               <w:top w:w="80" w:type="dxa"/>
               <w:left w:w="120" w:type="dxa"/>
@@ -2408,11 +2658,14 @@
           <w:p>
             <w:pPr>
               <w:spacing w:after="0" w:line="264" w:lineRule="auto"/>
+              <w:rPr>
+                <w:color w:val="FFFFFF" w:themeColor="background1"/>
+              </w:rPr>
             </w:pPr>
             <w:r>
               <w:rPr>
                 <w:b/>
-                <w:color w:val="B91F35"/>
+                <w:color w:val="FFFFFF" w:themeColor="background1"/>
                 <w:sz w:val="18"/>
               </w:rPr>
               <w:t>Entrada</w:t>
@@ -2422,7 +2675,7 @@
         <w:tc>
           <w:tcPr>
             <w:tcW w:w="3900" w:type="dxa"/>
-            <w:shd w:val="clear" w:color="auto" w:fill="E8EEF5"/>
+            <w:shd w:val="clear" w:color="auto" w:fill="C00000"/>
             <w:tcMar>
               <w:top w:w="80" w:type="dxa"/>
               <w:left w:w="120" w:type="dxa"/>
@@ -2434,11 +2687,14 @@
           <w:p>
             <w:pPr>
               <w:spacing w:after="0" w:line="264" w:lineRule="auto"/>
+              <w:rPr>
+                <w:color w:val="FFFFFF" w:themeColor="background1"/>
+              </w:rPr>
             </w:pPr>
             <w:r>
               <w:rPr>
                 <w:b/>
-                <w:color w:val="B91F35"/>
+                <w:color w:val="FFFFFF" w:themeColor="background1"/>
                 <w:sz w:val="18"/>
               </w:rPr>
               <w:t>Uso</w:t>
@@ -2448,7 +2704,7 @@
         <w:tc>
           <w:tcPr>
             <w:tcW w:w="3360" w:type="dxa"/>
-            <w:shd w:val="clear" w:color="auto" w:fill="E8EEF5"/>
+            <w:shd w:val="clear" w:color="auto" w:fill="C00000"/>
             <w:tcMar>
               <w:top w:w="80" w:type="dxa"/>
               <w:left w:w="120" w:type="dxa"/>
@@ -2460,11 +2716,14 @@
           <w:p>
             <w:pPr>
               <w:spacing w:after="0" w:line="264" w:lineRule="auto"/>
+              <w:rPr>
+                <w:color w:val="FFFFFF" w:themeColor="background1"/>
+              </w:rPr>
             </w:pPr>
             <w:r>
               <w:rPr>
                 <w:b/>
-                <w:color w:val="B91F35"/>
+                <w:color w:val="FFFFFF" w:themeColor="background1"/>
                 <w:sz w:val="18"/>
               </w:rPr>
               <w:t>Fuente</w:t>
@@ -2492,6 +2751,7 @@
               <w:rPr>
                 <w:sz w:val="17"/>
               </w:rPr>
+              <w:lastRenderedPageBreak/>
               <w:t>Roster enviado desde USA</w:t>
             </w:r>
           </w:p>
@@ -2542,21 +2802,7 @@
               <w:rPr>
                 <w:sz w:val="17"/>
               </w:rPr>
-              <w:t xml:space="preserve">Roster </w:t>
-            </w:r>
-            <w:proofErr w:type="spellStart"/>
-            <w:r>
-              <w:rPr>
-                <w:sz w:val="17"/>
-              </w:rPr>
-              <w:t>operativo</w:t>
-            </w:r>
-            <w:proofErr w:type="spellEnd"/>
-            <w:r>
-              <w:rPr>
-                <w:sz w:val="17"/>
-              </w:rPr>
-              <w:t>.</w:t>
+              <w:t>Roster operativo.</w:t>
             </w:r>
           </w:p>
         </w:tc>
@@ -2627,19 +2873,11 @@
             <w:pPr>
               <w:spacing w:after="0" w:line="259" w:lineRule="auto"/>
             </w:pPr>
-            <w:proofErr w:type="spellStart"/>
             <w:r>
               <w:rPr>
                 <w:sz w:val="17"/>
               </w:rPr>
-              <w:t>Archivo</w:t>
-            </w:r>
-            <w:proofErr w:type="spellEnd"/>
-            <w:r>
-              <w:rPr>
-                <w:sz w:val="17"/>
-              </w:rPr>
-              <w:t xml:space="preserve"> Nike On Demand.</w:t>
+              <w:t>Archivo Nike On Demand.</w:t>
             </w:r>
           </w:p>
         </w:tc>
@@ -2710,19 +2948,11 @@
             <w:pPr>
               <w:spacing w:after="0" w:line="259" w:lineRule="auto"/>
             </w:pPr>
-            <w:proofErr w:type="spellStart"/>
             <w:r>
               <w:rPr>
                 <w:sz w:val="17"/>
               </w:rPr>
-              <w:t>Lansa</w:t>
-            </w:r>
-            <w:proofErr w:type="spellEnd"/>
-            <w:r>
-              <w:rPr>
-                <w:sz w:val="17"/>
-              </w:rPr>
-              <w:t>.</w:t>
+              <w:t>Lansa.</w:t>
             </w:r>
           </w:p>
         </w:tc>
@@ -2793,33 +3023,11 @@
             <w:pPr>
               <w:spacing w:after="0" w:line="259" w:lineRule="auto"/>
             </w:pPr>
-            <w:proofErr w:type="spellStart"/>
             <w:r>
               <w:rPr>
                 <w:sz w:val="17"/>
               </w:rPr>
-              <w:t>Volumen</w:t>
-            </w:r>
-            <w:proofErr w:type="spellEnd"/>
-            <w:r>
-              <w:rPr>
-                <w:sz w:val="17"/>
-              </w:rPr>
-              <w:t xml:space="preserve"> de </w:t>
-            </w:r>
-            <w:proofErr w:type="spellStart"/>
-            <w:r>
-              <w:rPr>
-                <w:sz w:val="17"/>
-              </w:rPr>
-              <w:t>plantillas</w:t>
-            </w:r>
-            <w:proofErr w:type="spellEnd"/>
-            <w:r>
-              <w:rPr>
-                <w:sz w:val="17"/>
-              </w:rPr>
-              <w:t>.</w:t>
+              <w:t>Volumen de plantillas.</w:t>
             </w:r>
           </w:p>
         </w:tc>
@@ -2916,7 +3124,6 @@
               <w:rPr>
                 <w:sz w:val="17"/>
               </w:rPr>
-              <w:lastRenderedPageBreak/>
               <w:t>Reglas de variantes/texto</w:t>
             </w:r>
           </w:p>
@@ -3025,7 +3232,7 @@
         <w:tc>
           <w:tcPr>
             <w:tcW w:w="2100" w:type="dxa"/>
-            <w:shd w:val="clear" w:color="auto" w:fill="E8EEF5"/>
+            <w:shd w:val="clear" w:color="auto" w:fill="C00000"/>
             <w:tcMar>
               <w:top w:w="80" w:type="dxa"/>
               <w:left w:w="120" w:type="dxa"/>
@@ -3037,11 +3244,14 @@
           <w:p>
             <w:pPr>
               <w:spacing w:after="0" w:line="264" w:lineRule="auto"/>
+              <w:rPr>
+                <w:color w:val="FFFFFF" w:themeColor="background1"/>
+              </w:rPr>
             </w:pPr>
             <w:r>
               <w:rPr>
                 <w:b/>
-                <w:color w:val="B91F35"/>
+                <w:color w:val="FFFFFF" w:themeColor="background1"/>
                 <w:sz w:val="18"/>
               </w:rPr>
               <w:t>Salida</w:t>
@@ -3051,7 +3261,7 @@
         <w:tc>
           <w:tcPr>
             <w:tcW w:w="3900" w:type="dxa"/>
-            <w:shd w:val="clear" w:color="auto" w:fill="E8EEF5"/>
+            <w:shd w:val="clear" w:color="auto" w:fill="C00000"/>
             <w:tcMar>
               <w:top w:w="80" w:type="dxa"/>
               <w:left w:w="120" w:type="dxa"/>
@@ -3063,11 +3273,14 @@
           <w:p>
             <w:pPr>
               <w:spacing w:after="0" w:line="264" w:lineRule="auto"/>
+              <w:rPr>
+                <w:color w:val="FFFFFF" w:themeColor="background1"/>
+              </w:rPr>
             </w:pPr>
             <w:r>
               <w:rPr>
                 <w:b/>
-                <w:color w:val="B91F35"/>
+                <w:color w:val="FFFFFF" w:themeColor="background1"/>
                 <w:sz w:val="18"/>
               </w:rPr>
               <w:t>Descripción</w:t>
@@ -3077,7 +3290,7 @@
         <w:tc>
           <w:tcPr>
             <w:tcW w:w="3360" w:type="dxa"/>
-            <w:shd w:val="clear" w:color="auto" w:fill="E8EEF5"/>
+            <w:shd w:val="clear" w:color="auto" w:fill="C00000"/>
             <w:tcMar>
               <w:top w:w="80" w:type="dxa"/>
               <w:left w:w="120" w:type="dxa"/>
@@ -3089,11 +3302,14 @@
           <w:p>
             <w:pPr>
               <w:spacing w:after="0" w:line="264" w:lineRule="auto"/>
+              <w:rPr>
+                <w:color w:val="FFFFFF" w:themeColor="background1"/>
+              </w:rPr>
             </w:pPr>
             <w:r>
               <w:rPr>
                 <w:b/>
-                <w:color w:val="B91F35"/>
+                <w:color w:val="FFFFFF" w:themeColor="background1"/>
                 <w:sz w:val="18"/>
               </w:rPr>
               <w:t>Uso</w:t>
@@ -3167,19 +3383,11 @@
             <w:pPr>
               <w:spacing w:after="0" w:line="259" w:lineRule="auto"/>
             </w:pPr>
-            <w:proofErr w:type="spellStart"/>
             <w:r>
               <w:rPr>
                 <w:sz w:val="17"/>
               </w:rPr>
-              <w:t>Producción</w:t>
-            </w:r>
-            <w:proofErr w:type="spellEnd"/>
-            <w:r>
-              <w:rPr>
-                <w:sz w:val="17"/>
-              </w:rPr>
-              <w:t>.</w:t>
+              <w:t>Producción.</w:t>
             </w:r>
           </w:p>
         </w:tc>
@@ -3325,21 +3533,7 @@
               <w:rPr>
                 <w:sz w:val="17"/>
               </w:rPr>
-              <w:t xml:space="preserve">Consulta y </w:t>
-            </w:r>
-            <w:proofErr w:type="spellStart"/>
-            <w:r>
-              <w:rPr>
-                <w:sz w:val="17"/>
-              </w:rPr>
-              <w:t>duplicados</w:t>
-            </w:r>
-            <w:proofErr w:type="spellEnd"/>
-            <w:r>
-              <w:rPr>
-                <w:sz w:val="17"/>
-              </w:rPr>
-              <w:t>.</w:t>
+              <w:t>Consulta y duplicados.</w:t>
             </w:r>
           </w:p>
         </w:tc>
@@ -3485,21 +3679,7 @@
               <w:rPr>
                 <w:sz w:val="17"/>
               </w:rPr>
-              <w:t xml:space="preserve">Control </w:t>
-            </w:r>
-            <w:proofErr w:type="spellStart"/>
-            <w:r>
-              <w:rPr>
-                <w:sz w:val="17"/>
-              </w:rPr>
-              <w:t>interno</w:t>
-            </w:r>
-            <w:proofErr w:type="spellEnd"/>
-            <w:r>
-              <w:rPr>
-                <w:sz w:val="17"/>
-              </w:rPr>
-              <w:t>.</w:t>
+              <w:t>Control interno.</w:t>
             </w:r>
           </w:p>
         </w:tc>
@@ -3509,106 +3689,131 @@
       <w:pPr>
         <w:spacing w:after="100"/>
       </w:pPr>
-    </w:p>
-    <w:tbl>
-      <w:tblPr>
-        <w:tblW w:w="9000" w:type="dxa"/>
-        <w:tblInd w:w="120" w:type="dxa"/>
-        <w:tblBorders>
-          <w:top w:val="single" w:sz="4" w:space="0" w:color="D6B656"/>
-          <w:left w:val="single" w:sz="4" w:space="0" w:color="D6B656"/>
-          <w:bottom w:val="single" w:sz="4" w:space="0" w:color="D6B656"/>
-          <w:right w:val="single" w:sz="4" w:space="0" w:color="D6B656"/>
-          <w:insideH w:val="single" w:sz="4" w:space="0" w:color="D6B656"/>
-          <w:insideV w:val="single" w:sz="4" w:space="0" w:color="D6B656"/>
-        </w:tblBorders>
-        <w:tblLayout w:type="fixed"/>
-        <w:tblLook w:val="04A0" w:firstRow="1" w:lastRow="0" w:firstColumn="1" w:lastColumn="0" w:noHBand="0" w:noVBand="1"/>
-      </w:tblPr>
-      <w:tblGrid>
-        <w:gridCol w:w="9000"/>
-      </w:tblGrid>
-      <w:tr>
-        <w:tc>
-          <w:tcPr>
-            <w:tcW w:w="9360" w:type="dxa"/>
-            <w:shd w:val="clear" w:color="auto" w:fill="FFF2CC"/>
-            <w:tcMar>
-              <w:top w:w="130" w:type="dxa"/>
-              <w:left w:w="160" w:type="dxa"/>
-              <w:bottom w:w="130" w:type="dxa"/>
-              <w:right w:w="160" w:type="dxa"/>
-            </w:tcMar>
-          </w:tcPr>
-          <w:p>
-            <w:pPr>
-              <w:spacing w:after="0" w:line="276" w:lineRule="auto"/>
-              <w:jc w:val="center"/>
-              <w:rPr>
-                <w:lang w:val="es-MX"/>
-              </w:rPr>
-            </w:pPr>
-            <w:r>
-              <w:rPr>
-                <w:b/>
-                <w:color w:val="7A5A00"/>
-                <w:sz w:val="21"/>
-                <w:lang w:val="es-MX"/>
-              </w:rPr>
-              <w:t>[INSERTAR IMAGEN: Registro generado en base de datos]</w:t>
-            </w:r>
-          </w:p>
-        </w:tc>
-      </w:tr>
-    </w:tbl>
-    <w:p>
-      <w:pPr>
-        <w:spacing w:after="60"/>
-        <w:rPr>
+      <w:r>
+        <w:rPr>
+          <w:noProof/>
           <w:lang w:val="es-MX"/>
         </w:rPr>
-      </w:pPr>
+        <w:drawing>
+          <wp:anchor distT="0" distB="0" distL="114300" distR="114300" simplePos="0" relativeHeight="251663360" behindDoc="1" locked="0" layoutInCell="1" allowOverlap="1" wp14:anchorId="53C11087">
+            <wp:simplePos x="0" y="0"/>
+            <wp:positionH relativeFrom="column">
+              <wp:posOffset>-6985</wp:posOffset>
+            </wp:positionH>
+            <wp:positionV relativeFrom="paragraph">
+              <wp:posOffset>352425</wp:posOffset>
+            </wp:positionV>
+            <wp:extent cx="5943600" cy="1463675"/>
+            <wp:effectExtent l="152400" t="152400" r="355600" b="352425"/>
+            <wp:wrapTight wrapText="bothSides">
+              <wp:wrapPolygon edited="0">
+                <wp:start x="508" y="-2249"/>
+                <wp:lineTo x="-462" y="-1874"/>
+                <wp:lineTo x="-554" y="10121"/>
+                <wp:lineTo x="-508" y="22865"/>
+                <wp:lineTo x="-92" y="25114"/>
+                <wp:lineTo x="738" y="26239"/>
+                <wp:lineTo x="785" y="26613"/>
+                <wp:lineTo x="21462" y="26613"/>
+                <wp:lineTo x="21508" y="26239"/>
+                <wp:lineTo x="22385" y="25114"/>
+                <wp:lineTo x="22431" y="25114"/>
+                <wp:lineTo x="22800" y="22115"/>
+                <wp:lineTo x="22846" y="4123"/>
+                <wp:lineTo x="22708" y="562"/>
+                <wp:lineTo x="21923" y="-1874"/>
+                <wp:lineTo x="21738" y="-2249"/>
+                <wp:lineTo x="508" y="-2249"/>
+              </wp:wrapPolygon>
+            </wp:wrapTight>
+            <wp:docPr id="2039102715" name="Imagen 1"/>
+            <wp:cNvGraphicFramePr>
+              <a:graphicFrameLocks xmlns:a="http://schemas.openxmlformats.org/drawingml/2006/main" noChangeAspect="1"/>
+            </wp:cNvGraphicFramePr>
+            <a:graphic xmlns:a="http://schemas.openxmlformats.org/drawingml/2006/main">
+              <a:graphicData uri="http://schemas.openxmlformats.org/drawingml/2006/picture">
+                <pic:pic xmlns:pic="http://schemas.openxmlformats.org/drawingml/2006/picture">
+                  <pic:nvPicPr>
+                    <pic:cNvPr id="2039102715" name=""/>
+                    <pic:cNvPicPr/>
+                  </pic:nvPicPr>
+                  <pic:blipFill>
+                    <a:blip r:embed="rId13"/>
+                    <a:stretch>
+                      <a:fillRect/>
+                    </a:stretch>
+                  </pic:blipFill>
+                  <pic:spPr>
+                    <a:xfrm>
+                      <a:off x="0" y="0"/>
+                      <a:ext cx="5943600" cy="1463675"/>
+                    </a:xfrm>
+                    <a:prstGeom prst="rect">
+                      <a:avLst/>
+                    </a:prstGeom>
+                    <a:ln>
+                      <a:noFill/>
+                    </a:ln>
+                    <a:effectLst>
+                      <a:outerShdw blurRad="292100" dist="139700" dir="2700000" algn="tl" rotWithShape="0">
+                        <a:srgbClr val="333333">
+                          <a:alpha val="65000"/>
+                        </a:srgbClr>
+                      </a:outerShdw>
+                    </a:effectLst>
+                  </pic:spPr>
+                </pic:pic>
+              </a:graphicData>
+            </a:graphic>
+            <wp14:sizeRelH relativeFrom="page">
+              <wp14:pctWidth>0</wp14:pctWidth>
+            </wp14:sizeRelH>
+            <wp14:sizeRelV relativeFrom="page">
+              <wp14:pctHeight>0</wp14:pctHeight>
+            </wp14:sizeRelV>
+          </wp:anchor>
+        </w:drawing>
+      </w:r>
     </w:p>
     <w:p>
       <w:pPr>
-        <w:spacing w:before="280" w:after="140"/>
-      </w:pPr>
-      <w:r>
+        <w:spacing w:after="60"/>
+        <w:rPr>
+          <w:lang w:val="es-MX"/>
+        </w:rPr>
+      </w:pPr>
+    </w:p>
+    <w:p>
+      <w:pPr>
+        <w:spacing w:after="200" w:line="276" w:lineRule="auto"/>
         <w:rPr>
           <w:b/>
           <w:color w:val="B91F35"/>
           <w:sz w:val="26"/>
         </w:rPr>
-        <w:t xml:space="preserve">9. </w:t>
-      </w:r>
-      <w:proofErr w:type="spellStart"/>
+      </w:pPr>
       <w:r>
         <w:rPr>
           <w:b/>
           <w:color w:val="B91F35"/>
           <w:sz w:val="26"/>
         </w:rPr>
-        <w:t>Ventajas</w:t>
+        <w:br w:type="page"/>
       </w:r>
-      <w:proofErr w:type="spellEnd"/>
+    </w:p>
+    <w:p>
+      <w:pPr>
+        <w:spacing w:before="280" w:after="140"/>
+      </w:pPr>
       <w:r>
         <w:rPr>
           <w:b/>
           <w:color w:val="B91F35"/>
           <w:sz w:val="26"/>
         </w:rPr>
-        <w:t xml:space="preserve"> </w:t>
+        <w:lastRenderedPageBreak/>
+        <w:t>9. Ventajas operativas</w:t>
       </w:r>
-      <w:proofErr w:type="spellStart"/>
-      <w:r>
-        <w:rPr>
-          <w:b/>
-          <w:color w:val="B91F35"/>
-          <w:sz w:val="26"/>
-        </w:rPr>
-        <w:t>operativas</w:t>
-      </w:r>
-      <w:proofErr w:type="spellEnd"/>
     </w:p>
     <w:p>
       <w:pPr>
@@ -3747,7 +3952,7 @@
         <w:tc>
           <w:tcPr>
             <w:tcW w:w="2300" w:type="dxa"/>
-            <w:shd w:val="clear" w:color="auto" w:fill="E8EEF5"/>
+            <w:shd w:val="clear" w:color="auto" w:fill="C00000"/>
             <w:tcMar>
               <w:top w:w="80" w:type="dxa"/>
               <w:left w:w="120" w:type="dxa"/>
@@ -3759,11 +3964,14 @@
           <w:p>
             <w:pPr>
               <w:spacing w:after="0" w:line="264" w:lineRule="auto"/>
+              <w:rPr>
+                <w:color w:val="FFFFFF" w:themeColor="background1"/>
+              </w:rPr>
             </w:pPr>
             <w:r>
               <w:rPr>
                 <w:b/>
-                <w:color w:val="B91F35"/>
+                <w:color w:val="FFFFFF" w:themeColor="background1"/>
                 <w:sz w:val="18"/>
               </w:rPr>
               <w:t>Área</w:t>
@@ -3773,7 +3981,7 @@
         <w:tc>
           <w:tcPr>
             <w:tcW w:w="7060" w:type="dxa"/>
-            <w:shd w:val="clear" w:color="auto" w:fill="E8EEF5"/>
+            <w:shd w:val="clear" w:color="auto" w:fill="C00000"/>
             <w:tcMar>
               <w:top w:w="80" w:type="dxa"/>
               <w:left w:w="120" w:type="dxa"/>
@@ -3785,11 +3993,14 @@
           <w:p>
             <w:pPr>
               <w:spacing w:after="0" w:line="264" w:lineRule="auto"/>
+              <w:rPr>
+                <w:color w:val="FFFFFF" w:themeColor="background1"/>
+              </w:rPr>
             </w:pPr>
             <w:r>
               <w:rPr>
                 <w:b/>
-                <w:color w:val="B91F35"/>
+                <w:color w:val="FFFFFF" w:themeColor="background1"/>
                 <w:sz w:val="18"/>
               </w:rPr>
               <w:t>Cómo ayuda</w:t>
@@ -3865,28 +4076,12 @@
             <w:pPr>
               <w:spacing w:after="0" w:line="259" w:lineRule="auto"/>
             </w:pPr>
-            <w:proofErr w:type="spellStart"/>
             <w:r>
               <w:rPr>
                 <w:sz w:val="17"/>
               </w:rPr>
-              <w:t>Errores</w:t>
+              <w:t>Errores de captura</w:t>
             </w:r>
-            <w:proofErr w:type="spellEnd"/>
-            <w:r>
-              <w:rPr>
-                <w:sz w:val="17"/>
-              </w:rPr>
-              <w:t xml:space="preserve"> de </w:t>
-            </w:r>
-            <w:proofErr w:type="spellStart"/>
-            <w:r>
-              <w:rPr>
-                <w:sz w:val="17"/>
-              </w:rPr>
-              <w:t>captura</w:t>
-            </w:r>
-            <w:proofErr w:type="spellEnd"/>
           </w:p>
         </w:tc>
         <w:tc>
@@ -3933,14 +4128,12 @@
             <w:pPr>
               <w:spacing w:after="0" w:line="259" w:lineRule="auto"/>
             </w:pPr>
-            <w:proofErr w:type="spellStart"/>
             <w:r>
               <w:rPr>
                 <w:sz w:val="17"/>
               </w:rPr>
               <w:t>Duplicados</w:t>
             </w:r>
-            <w:proofErr w:type="spellEnd"/>
           </w:p>
         </w:tc>
         <w:tc>
@@ -3991,16 +4184,8 @@
               <w:rPr>
                 <w:sz w:val="17"/>
               </w:rPr>
-              <w:t xml:space="preserve">Falta de </w:t>
+              <w:t>Falta de visibilidad</w:t>
             </w:r>
-            <w:proofErr w:type="spellStart"/>
-            <w:r>
-              <w:rPr>
-                <w:sz w:val="17"/>
-              </w:rPr>
-              <w:t>visibilidad</w:t>
-            </w:r>
-            <w:proofErr w:type="spellEnd"/>
           </w:p>
         </w:tc>
         <w:tc>
@@ -4026,7 +4211,21 @@
                 <w:sz w:val="17"/>
                 <w:lang w:val="es-MX"/>
               </w:rPr>
-              <w:t>Muestra válidas, inválidas, faltantes y conflictos.</w:t>
+              <w:t>Muestra</w:t>
+            </w:r>
+            <w:r>
+              <w:rPr>
+                <w:sz w:val="17"/>
+                <w:lang w:val="es-MX"/>
+              </w:rPr>
+              <w:t>s (Colores)</w:t>
+            </w:r>
+            <w:r>
+              <w:rPr>
+                <w:sz w:val="17"/>
+                <w:lang w:val="es-MX"/>
+              </w:rPr>
+              <w:t xml:space="preserve"> válidas, inválidas, faltantes y conflictos.</w:t>
             </w:r>
           </w:p>
         </w:tc>
@@ -4047,14 +4246,12 @@
             <w:pPr>
               <w:spacing w:after="0" w:line="259" w:lineRule="auto"/>
             </w:pPr>
-            <w:proofErr w:type="spellStart"/>
             <w:r>
               <w:rPr>
                 <w:sz w:val="17"/>
               </w:rPr>
               <w:t>Trazabilidad</w:t>
             </w:r>
-            <w:proofErr w:type="spellEnd"/>
           </w:p>
         </w:tc>
         <w:tc>
@@ -4101,28 +4298,12 @@
             <w:pPr>
               <w:spacing w:after="0" w:line="259" w:lineRule="auto"/>
             </w:pPr>
-            <w:proofErr w:type="spellStart"/>
             <w:r>
               <w:rPr>
                 <w:sz w:val="17"/>
               </w:rPr>
-              <w:t>Variantes</w:t>
+              <w:t>Variantes complejas</w:t>
             </w:r>
-            <w:proofErr w:type="spellEnd"/>
-            <w:r>
-              <w:rPr>
-                <w:sz w:val="17"/>
-              </w:rPr>
-              <w:t xml:space="preserve"> </w:t>
-            </w:r>
-            <w:proofErr w:type="spellStart"/>
-            <w:r>
-              <w:rPr>
-                <w:sz w:val="17"/>
-              </w:rPr>
-              <w:t>complejas</w:t>
-            </w:r>
-            <w:proofErr w:type="spellEnd"/>
           </w:p>
         </w:tc>
         <w:tc>
@@ -4172,36 +4353,8 @@
           <w:color w:val="B91F35"/>
           <w:sz w:val="26"/>
         </w:rPr>
-        <w:t xml:space="preserve">11. </w:t>
+        <w:t>11. Variantes y escalabilidad</w:t>
       </w:r>
-      <w:proofErr w:type="spellStart"/>
-      <w:r>
-        <w:rPr>
-          <w:b/>
-          <w:color w:val="B91F35"/>
-          <w:sz w:val="26"/>
-        </w:rPr>
-        <w:t>Variantes</w:t>
-      </w:r>
-      <w:proofErr w:type="spellEnd"/>
-      <w:r>
-        <w:rPr>
-          <w:b/>
-          <w:color w:val="B91F35"/>
-          <w:sz w:val="26"/>
-        </w:rPr>
-        <w:t xml:space="preserve"> y </w:t>
-      </w:r>
-      <w:proofErr w:type="spellStart"/>
-      <w:r>
-        <w:rPr>
-          <w:b/>
-          <w:color w:val="B91F35"/>
-          <w:sz w:val="26"/>
-        </w:rPr>
-        <w:t>escalabilidad</w:t>
-      </w:r>
-      <w:proofErr w:type="spellEnd"/>
     </w:p>
     <w:tbl>
       <w:tblPr>
@@ -4229,7 +4382,7 @@
         <w:tc>
           <w:tcPr>
             <w:tcW w:w="2300" w:type="dxa"/>
-            <w:shd w:val="clear" w:color="auto" w:fill="E8EEF5"/>
+            <w:shd w:val="clear" w:color="auto" w:fill="C00000"/>
             <w:tcMar>
               <w:top w:w="80" w:type="dxa"/>
               <w:left w:w="120" w:type="dxa"/>
@@ -4241,11 +4394,14 @@
           <w:p>
             <w:pPr>
               <w:spacing w:after="0" w:line="264" w:lineRule="auto"/>
+              <w:rPr>
+                <w:color w:val="FFFFFF" w:themeColor="background1"/>
+              </w:rPr>
             </w:pPr>
             <w:r>
               <w:rPr>
                 <w:b/>
-                <w:color w:val="B91F35"/>
+                <w:color w:val="FFFFFF" w:themeColor="background1"/>
                 <w:sz w:val="18"/>
               </w:rPr>
               <w:t>Variante/Familia</w:t>
@@ -4255,7 +4411,7 @@
         <w:tc>
           <w:tcPr>
             <w:tcW w:w="7060" w:type="dxa"/>
-            <w:shd w:val="clear" w:color="auto" w:fill="E8EEF5"/>
+            <w:shd w:val="clear" w:color="auto" w:fill="C00000"/>
             <w:tcMar>
               <w:top w:w="80" w:type="dxa"/>
               <w:left w:w="120" w:type="dxa"/>
@@ -4267,11 +4423,14 @@
           <w:p>
             <w:pPr>
               <w:spacing w:after="0" w:line="264" w:lineRule="auto"/>
+              <w:rPr>
+                <w:color w:val="FFFFFF" w:themeColor="background1"/>
+              </w:rPr>
             </w:pPr>
             <w:r>
               <w:rPr>
                 <w:b/>
-                <w:color w:val="B91F35"/>
+                <w:color w:val="FFFFFF" w:themeColor="background1"/>
                 <w:sz w:val="18"/>
               </w:rPr>
               <w:t>Estado actual</w:t>
@@ -4516,7 +4675,14 @@
                 <w:sz w:val="17"/>
                 <w:lang w:val="es-MX"/>
               </w:rPr>
-              <w:t>Nombre como texto y número desde arte; implementado, pendiente prueba completa en Illustrator real.</w:t>
+              <w:t>Nombre como texto y número desde arte; implementado</w:t>
+            </w:r>
+            <w:r>
+              <w:rPr>
+                <w:sz w:val="17"/>
+                <w:lang w:val="es-MX"/>
+              </w:rPr>
+              <w:t>.</w:t>
             </w:r>
           </w:p>
         </w:tc>
@@ -4575,7 +4741,14 @@
                 <w:sz w:val="17"/>
                 <w:lang w:val="es-MX"/>
               </w:rPr>
-              <w:t>Variante de texto; implementado, pendiente validar con plantillas reales.</w:t>
+              <w:t>Variante de texto; implementado</w:t>
+            </w:r>
+            <w:r>
+              <w:rPr>
+                <w:sz w:val="17"/>
+                <w:lang w:val="es-MX"/>
+              </w:rPr>
+              <w:t>.</w:t>
             </w:r>
           </w:p>
         </w:tc>
@@ -4634,7 +4807,7 @@
                 <w:sz w:val="17"/>
                 <w:lang w:val="es-MX"/>
               </w:rPr>
-              <w:t>Soporte parcial en código; pendiente de validar.</w:t>
+              <w:t>Número como texto; implementado.</w:t>
             </w:r>
           </w:p>
         </w:tc>
@@ -4693,7 +4866,7 @@
                 <w:sz w:val="17"/>
                 <w:lang w:val="es-MX"/>
               </w:rPr>
-              <w:t>Soporte parcial; pendiente de autorización y validación.</w:t>
+              <w:t>Nombre y número como texto; implementado.</w:t>
             </w:r>
           </w:p>
         </w:tc>
@@ -4752,22 +4925,21 @@
                 <w:sz w:val="17"/>
                 <w:lang w:val="es-MX"/>
               </w:rPr>
-              <w:t xml:space="preserve">Soporte parcial con </w:t>
+              <w:t xml:space="preserve">Variante número </w:t>
             </w:r>
             <w:r>
               <w:rPr>
-                <w:rFonts w:ascii="Consolas" w:hAnsi="Consolas"/>
                 <w:sz w:val="17"/>
                 <w:lang w:val="es-MX"/>
               </w:rPr>
-              <w:t>design_code</w:t>
+              <w:t>editable</w:t>
             </w:r>
             <w:r>
               <w:rPr>
                 <w:sz w:val="17"/>
                 <w:lang w:val="es-MX"/>
               </w:rPr>
-              <w:t>; pendiente de validar reglas finales.</w:t>
+              <w:t>; implementado.</w:t>
             </w:r>
           </w:p>
         </w:tc>
@@ -4804,6 +4976,7 @@
           <w:color w:val="B91F35"/>
           <w:sz w:val="26"/>
         </w:rPr>
+        <w:lastRenderedPageBreak/>
         <w:t>12. Estado actual</w:t>
       </w:r>
     </w:p>
@@ -4841,7 +5014,13 @@
         <w:pStyle w:val="Listaconvietas"/>
       </w:pPr>
       <w:r>
-        <w:t>Batch Genericas.</w:t>
+        <w:t xml:space="preserve">Batch </w:t>
+      </w:r>
+      <w:r>
+        <w:t>Genéricas</w:t>
+      </w:r>
+      <w:r>
+        <w:t>.</w:t>
       </w:r>
     </w:p>
     <w:p>
@@ -4888,133 +5067,6 @@
           <w:lang w:val="es-MX"/>
         </w:rPr>
         <w:t>Standard, IH y TB como variantes principales.</w:t>
-      </w:r>
-    </w:p>
-    <w:p>
-      <w:pPr>
-        <w:spacing w:before="200" w:after="100"/>
-      </w:pPr>
-      <w:proofErr w:type="spellStart"/>
-      <w:r>
-        <w:rPr>
-          <w:b/>
-          <w:color w:val="B91F35"/>
-          <w:sz w:val="24"/>
-        </w:rPr>
-        <w:t>Pendiente</w:t>
-      </w:r>
-      <w:proofErr w:type="spellEnd"/>
-      <w:r>
-        <w:rPr>
-          <w:b/>
-          <w:color w:val="B91F35"/>
-          <w:sz w:val="24"/>
-        </w:rPr>
-        <w:t xml:space="preserve"> de </w:t>
-      </w:r>
-      <w:proofErr w:type="spellStart"/>
-      <w:r>
-        <w:rPr>
-          <w:b/>
-          <w:color w:val="B91F35"/>
-          <w:sz w:val="24"/>
-        </w:rPr>
-        <w:t>validar</w:t>
-      </w:r>
-      <w:proofErr w:type="spellEnd"/>
-    </w:p>
-    <w:p>
-      <w:pPr>
-        <w:pStyle w:val="Listaconvietas"/>
-      </w:pPr>
-      <w:r>
-        <w:t>Batch completo desde Illustrator real.</w:t>
-      </w:r>
-    </w:p>
-    <w:p>
-      <w:pPr>
-        <w:pStyle w:val="Listaconvietas"/>
-        <w:rPr>
-          <w:lang w:val="es-MX"/>
-        </w:rPr>
-      </w:pPr>
-      <w:r>
-        <w:rPr>
-          <w:lang w:val="es-MX"/>
-        </w:rPr>
-        <w:t>Registros SQLite generados desde operación real.</w:t>
-      </w:r>
-    </w:p>
-    <w:p>
-      <w:pPr>
-        <w:pStyle w:val="Listaconvietas"/>
-      </w:pPr>
-      <w:r>
-        <w:t xml:space="preserve">Throwback con </w:t>
-      </w:r>
-      <w:proofErr w:type="spellStart"/>
-      <w:r>
-        <w:t>plantillas</w:t>
-      </w:r>
-      <w:proofErr w:type="spellEnd"/>
-      <w:r>
-        <w:t xml:space="preserve"> finales.</w:t>
-      </w:r>
-    </w:p>
-    <w:p>
-      <w:pPr>
-        <w:pStyle w:val="Listaconvietas"/>
-        <w:rPr>
-          <w:lang w:val="es-MX"/>
-        </w:rPr>
-      </w:pPr>
-      <w:r>
-        <w:rPr>
-          <w:lang w:val="es-MX"/>
-        </w:rPr>
-        <w:t>IH con números de 1, 2 y 3 dígitos.</w:t>
-      </w:r>
-    </w:p>
-    <w:p>
-      <w:pPr>
-        <w:pStyle w:val="Listaconvietas"/>
-        <w:rPr>
-          <w:lang w:val="es-MX"/>
-        </w:rPr>
-      </w:pPr>
-      <w:r>
-        <w:rPr>
-          <w:lang w:val="es-MX"/>
-        </w:rPr>
-        <w:t xml:space="preserve">Colisión potencial de </w:t>
-      </w:r>
-      <w:r>
-        <w:rPr>
-          <w:rFonts w:ascii="Consolas" w:hAnsi="Consolas"/>
-          <w:lang w:val="es-MX"/>
-        </w:rPr>
-        <w:t>run_id</w:t>
-      </w:r>
-      <w:r>
-        <w:rPr>
-          <w:lang w:val="es-MX"/>
-        </w:rPr>
-        <w:t xml:space="preserve"> si dos ejecuciones ocurren en el mismo segundo.</w:t>
-      </w:r>
-    </w:p>
-    <w:p>
-      <w:pPr>
-        <w:pStyle w:val="Listaconvietas"/>
-        <w:rPr>
-          <w:lang w:val="es-MX"/>
-        </w:rPr>
-      </w:pPr>
-      <w:r>
-        <w:rPr>
-          <w:lang w:val="es-MX"/>
-        </w:rPr>
-        <w:lastRenderedPageBreak/>
-        <w:t>Variantes JR, AS y SS antes de considerarlas productivas.</w:t>
       </w:r>
     </w:p>
     <w:p>
@@ -5056,7 +5108,7 @@
         <w:tc>
           <w:tcPr>
             <w:tcW w:w="2300" w:type="dxa"/>
-            <w:shd w:val="clear" w:color="auto" w:fill="E8EEF5"/>
+            <w:shd w:val="clear" w:color="auto" w:fill="C00000"/>
             <w:tcMar>
               <w:top w:w="80" w:type="dxa"/>
               <w:left w:w="120" w:type="dxa"/>
@@ -5068,11 +5120,14 @@
           <w:p>
             <w:pPr>
               <w:spacing w:after="0" w:line="264" w:lineRule="auto"/>
+              <w:rPr>
+                <w:color w:val="FFFFFF" w:themeColor="background1"/>
+              </w:rPr>
             </w:pPr>
             <w:r>
               <w:rPr>
                 <w:b/>
-                <w:color w:val="B91F35"/>
+                <w:color w:val="FFFFFF" w:themeColor="background1"/>
                 <w:sz w:val="18"/>
               </w:rPr>
               <w:t>Limitación</w:t>
@@ -5082,7 +5137,7 @@
         <w:tc>
           <w:tcPr>
             <w:tcW w:w="7060" w:type="dxa"/>
-            <w:shd w:val="clear" w:color="auto" w:fill="E8EEF5"/>
+            <w:shd w:val="clear" w:color="auto" w:fill="C00000"/>
             <w:tcMar>
               <w:top w:w="80" w:type="dxa"/>
               <w:left w:w="120" w:type="dxa"/>
@@ -5094,11 +5149,14 @@
           <w:p>
             <w:pPr>
               <w:spacing w:after="0" w:line="264" w:lineRule="auto"/>
+              <w:rPr>
+                <w:color w:val="FFFFFF" w:themeColor="background1"/>
+              </w:rPr>
             </w:pPr>
             <w:r>
               <w:rPr>
                 <w:b/>
-                <w:color w:val="B91F35"/>
+                <w:color w:val="FFFFFF" w:themeColor="background1"/>
                 <w:sz w:val="18"/>
               </w:rPr>
               <w:t>Impacto</w:t>
@@ -5234,16 +5292,8 @@
               <w:rPr>
                 <w:sz w:val="17"/>
               </w:rPr>
-              <w:t xml:space="preserve">SQLite </w:t>
+              <w:t>SQLite compartida</w:t>
             </w:r>
-            <w:proofErr w:type="spellStart"/>
-            <w:r>
-              <w:rPr>
-                <w:sz w:val="17"/>
-              </w:rPr>
-              <w:t>compartida</w:t>
-            </w:r>
-            <w:proofErr w:type="spellEnd"/>
           </w:p>
         </w:tc>
         <w:tc>
@@ -5290,7 +5340,6 @@
             <w:pPr>
               <w:spacing w:after="0" w:line="259" w:lineRule="auto"/>
             </w:pPr>
-            <w:proofErr w:type="spellStart"/>
             <w:r>
               <w:rPr>
                 <w:rFonts w:ascii="Consolas" w:hAnsi="Consolas"/>
@@ -5298,21 +5347,12 @@
               </w:rPr>
               <w:t>run_id</w:t>
             </w:r>
-            <w:proofErr w:type="spellEnd"/>
             <w:r>
               <w:rPr>
                 <w:sz w:val="17"/>
               </w:rPr>
-              <w:t xml:space="preserve"> por </w:t>
+              <w:t xml:space="preserve"> por segundo</w:t>
             </w:r>
-            <w:proofErr w:type="spellStart"/>
-            <w:r>
-              <w:rPr>
-                <w:sz w:val="17"/>
-              </w:rPr>
-              <w:t>segundo</w:t>
-            </w:r>
-            <w:proofErr w:type="spellEnd"/>
           </w:p>
         </w:tc>
         <w:tc>
@@ -5415,42 +5455,12 @@
             <w:pPr>
               <w:spacing w:after="0" w:line="259" w:lineRule="auto"/>
             </w:pPr>
-            <w:proofErr w:type="spellStart"/>
             <w:r>
               <w:rPr>
                 <w:sz w:val="17"/>
               </w:rPr>
-              <w:t>Variantes</w:t>
+              <w:t>Variantes especiales parciales</w:t>
             </w:r>
-            <w:proofErr w:type="spellEnd"/>
-            <w:r>
-              <w:rPr>
-                <w:sz w:val="17"/>
-              </w:rPr>
-              <w:t xml:space="preserve"> </w:t>
-            </w:r>
-            <w:proofErr w:type="spellStart"/>
-            <w:r>
-              <w:rPr>
-                <w:sz w:val="17"/>
-              </w:rPr>
-              <w:t>especiales</w:t>
-            </w:r>
-            <w:proofErr w:type="spellEnd"/>
-            <w:r>
-              <w:rPr>
-                <w:sz w:val="17"/>
-              </w:rPr>
-              <w:t xml:space="preserve"> </w:t>
-            </w:r>
-            <w:proofErr w:type="spellStart"/>
-            <w:r>
-              <w:rPr>
-                <w:sz w:val="17"/>
-              </w:rPr>
-              <w:t>parciales</w:t>
-            </w:r>
-            <w:proofErr w:type="spellEnd"/>
           </w:p>
         </w:tc>
         <w:tc>
@@ -5530,7 +5540,7 @@
         <w:tc>
           <w:tcPr>
             <w:tcW w:w="2100" w:type="dxa"/>
-            <w:shd w:val="clear" w:color="auto" w:fill="E8EEF5"/>
+            <w:shd w:val="clear" w:color="auto" w:fill="C00000"/>
             <w:tcMar>
               <w:top w:w="80" w:type="dxa"/>
               <w:left w:w="120" w:type="dxa"/>
@@ -5542,11 +5552,14 @@
           <w:p>
             <w:pPr>
               <w:spacing w:after="0" w:line="264" w:lineRule="auto"/>
+              <w:rPr>
+                <w:color w:val="FFFFFF" w:themeColor="background1"/>
+              </w:rPr>
             </w:pPr>
             <w:r>
               <w:rPr>
                 <w:b/>
-                <w:color w:val="B91F35"/>
+                <w:color w:val="FFFFFF" w:themeColor="background1"/>
                 <w:sz w:val="18"/>
               </w:rPr>
               <w:t>Mejora</w:t>
@@ -5556,7 +5569,7 @@
         <w:tc>
           <w:tcPr>
             <w:tcW w:w="3900" w:type="dxa"/>
-            <w:shd w:val="clear" w:color="auto" w:fill="E8EEF5"/>
+            <w:shd w:val="clear" w:color="auto" w:fill="C00000"/>
             <w:tcMar>
               <w:top w:w="80" w:type="dxa"/>
               <w:left w:w="120" w:type="dxa"/>
@@ -5568,11 +5581,14 @@
           <w:p>
             <w:pPr>
               <w:spacing w:after="0" w:line="264" w:lineRule="auto"/>
+              <w:rPr>
+                <w:color w:val="FFFFFF" w:themeColor="background1"/>
+              </w:rPr>
             </w:pPr>
             <w:r>
               <w:rPr>
                 <w:b/>
-                <w:color w:val="B91F35"/>
+                <w:color w:val="FFFFFF" w:themeColor="background1"/>
                 <w:sz w:val="18"/>
               </w:rPr>
               <w:t>Prioridad</w:t>
@@ -5582,7 +5598,7 @@
         <w:tc>
           <w:tcPr>
             <w:tcW w:w="3360" w:type="dxa"/>
-            <w:shd w:val="clear" w:color="auto" w:fill="E8EEF5"/>
+            <w:shd w:val="clear" w:color="auto" w:fill="C00000"/>
             <w:tcMar>
               <w:top w:w="80" w:type="dxa"/>
               <w:left w:w="120" w:type="dxa"/>
@@ -5594,11 +5610,14 @@
           <w:p>
             <w:pPr>
               <w:spacing w:after="0" w:line="264" w:lineRule="auto"/>
+              <w:rPr>
+                <w:color w:val="FFFFFF" w:themeColor="background1"/>
+              </w:rPr>
             </w:pPr>
             <w:r>
               <w:rPr>
                 <w:b/>
-                <w:color w:val="B91F35"/>
+                <w:color w:val="FFFFFF" w:themeColor="background1"/>
                 <w:sz w:val="18"/>
               </w:rPr>
               <w:t>Estado</w:t>
@@ -5621,235 +5640,6 @@
           <w:p>
             <w:pPr>
               <w:spacing w:after="0" w:line="259" w:lineRule="auto"/>
-            </w:pPr>
-            <w:r>
-              <w:rPr>
-                <w:sz w:val="17"/>
-              </w:rPr>
-              <w:t>Validar batch completo en Illustrator real</w:t>
-            </w:r>
-          </w:p>
-        </w:tc>
-        <w:tc>
-          <w:tcPr>
-            <w:tcW w:w="3900" w:type="dxa"/>
-            <w:tcMar>
-              <w:top w:w="80" w:type="dxa"/>
-              <w:left w:w="120" w:type="dxa"/>
-              <w:bottom w:w="80" w:type="dxa"/>
-              <w:right w:w="120" w:type="dxa"/>
-            </w:tcMar>
-            <w:vAlign w:val="center"/>
-          </w:tcPr>
-          <w:p>
-            <w:pPr>
-              <w:spacing w:after="0" w:line="259" w:lineRule="auto"/>
-            </w:pPr>
-            <w:r>
-              <w:rPr>
-                <w:sz w:val="17"/>
-              </w:rPr>
-              <w:t>Alta</w:t>
-            </w:r>
-          </w:p>
-        </w:tc>
-        <w:tc>
-          <w:tcPr>
-            <w:tcW w:w="3360" w:type="dxa"/>
-            <w:tcMar>
-              <w:top w:w="80" w:type="dxa"/>
-              <w:left w:w="120" w:type="dxa"/>
-              <w:bottom w:w="80" w:type="dxa"/>
-              <w:right w:w="120" w:type="dxa"/>
-            </w:tcMar>
-            <w:vAlign w:val="center"/>
-          </w:tcPr>
-          <w:p>
-            <w:pPr>
-              <w:spacing w:after="0" w:line="259" w:lineRule="auto"/>
-            </w:pPr>
-            <w:r>
-              <w:rPr>
-                <w:sz w:val="17"/>
-              </w:rPr>
-              <w:t>Pendiente.</w:t>
-            </w:r>
-          </w:p>
-        </w:tc>
-      </w:tr>
-      <w:tr>
-        <w:tc>
-          <w:tcPr>
-            <w:tcW w:w="2100" w:type="dxa"/>
-            <w:tcMar>
-              <w:top w:w="80" w:type="dxa"/>
-              <w:left w:w="120" w:type="dxa"/>
-              <w:bottom w:w="80" w:type="dxa"/>
-              <w:right w:w="120" w:type="dxa"/>
-            </w:tcMar>
-            <w:vAlign w:val="center"/>
-          </w:tcPr>
-          <w:p>
-            <w:pPr>
-              <w:spacing w:after="0" w:line="259" w:lineRule="auto"/>
-              <w:rPr>
-                <w:lang w:val="es-MX"/>
-              </w:rPr>
-            </w:pPr>
-            <w:r>
-              <w:rPr>
-                <w:sz w:val="17"/>
-                <w:lang w:val="es-MX"/>
-              </w:rPr>
-              <w:t xml:space="preserve">Resolver colisión de </w:t>
-            </w:r>
-            <w:r>
-              <w:rPr>
-                <w:rFonts w:ascii="Consolas" w:hAnsi="Consolas"/>
-                <w:sz w:val="17"/>
-                <w:lang w:val="es-MX"/>
-              </w:rPr>
-              <w:t>run_id</w:t>
-            </w:r>
-          </w:p>
-        </w:tc>
-        <w:tc>
-          <w:tcPr>
-            <w:tcW w:w="3900" w:type="dxa"/>
-            <w:tcMar>
-              <w:top w:w="80" w:type="dxa"/>
-              <w:left w:w="120" w:type="dxa"/>
-              <w:bottom w:w="80" w:type="dxa"/>
-              <w:right w:w="120" w:type="dxa"/>
-            </w:tcMar>
-            <w:vAlign w:val="center"/>
-          </w:tcPr>
-          <w:p>
-            <w:pPr>
-              <w:spacing w:after="0" w:line="259" w:lineRule="auto"/>
-            </w:pPr>
-            <w:r>
-              <w:rPr>
-                <w:sz w:val="17"/>
-              </w:rPr>
-              <w:t>Alta</w:t>
-            </w:r>
-          </w:p>
-        </w:tc>
-        <w:tc>
-          <w:tcPr>
-            <w:tcW w:w="3360" w:type="dxa"/>
-            <w:tcMar>
-              <w:top w:w="80" w:type="dxa"/>
-              <w:left w:w="120" w:type="dxa"/>
-              <w:bottom w:w="80" w:type="dxa"/>
-              <w:right w:w="120" w:type="dxa"/>
-            </w:tcMar>
-            <w:vAlign w:val="center"/>
-          </w:tcPr>
-          <w:p>
-            <w:pPr>
-              <w:spacing w:after="0" w:line="259" w:lineRule="auto"/>
-            </w:pPr>
-            <w:r>
-              <w:rPr>
-                <w:sz w:val="17"/>
-              </w:rPr>
-              <w:t>Pendiente.</w:t>
-            </w:r>
-          </w:p>
-        </w:tc>
-      </w:tr>
-      <w:tr>
-        <w:tc>
-          <w:tcPr>
-            <w:tcW w:w="2100" w:type="dxa"/>
-            <w:tcMar>
-              <w:top w:w="80" w:type="dxa"/>
-              <w:left w:w="120" w:type="dxa"/>
-              <w:bottom w:w="80" w:type="dxa"/>
-              <w:right w:w="120" w:type="dxa"/>
-            </w:tcMar>
-            <w:vAlign w:val="center"/>
-          </w:tcPr>
-          <w:p>
-            <w:pPr>
-              <w:spacing w:after="0" w:line="259" w:lineRule="auto"/>
-              <w:rPr>
-                <w:lang w:val="es-MX"/>
-              </w:rPr>
-            </w:pPr>
-            <w:r>
-              <w:rPr>
-                <w:sz w:val="17"/>
-                <w:lang w:val="es-MX"/>
-              </w:rPr>
-              <w:t>Registrar items durante el proceso</w:t>
-            </w:r>
-          </w:p>
-        </w:tc>
-        <w:tc>
-          <w:tcPr>
-            <w:tcW w:w="3900" w:type="dxa"/>
-            <w:tcMar>
-              <w:top w:w="80" w:type="dxa"/>
-              <w:left w:w="120" w:type="dxa"/>
-              <w:bottom w:w="80" w:type="dxa"/>
-              <w:right w:w="120" w:type="dxa"/>
-            </w:tcMar>
-            <w:vAlign w:val="center"/>
-          </w:tcPr>
-          <w:p>
-            <w:pPr>
-              <w:spacing w:after="0" w:line="259" w:lineRule="auto"/>
-            </w:pPr>
-            <w:r>
-              <w:rPr>
-                <w:sz w:val="17"/>
-              </w:rPr>
-              <w:t>Alta</w:t>
-            </w:r>
-          </w:p>
-        </w:tc>
-        <w:tc>
-          <w:tcPr>
-            <w:tcW w:w="3360" w:type="dxa"/>
-            <w:tcMar>
-              <w:top w:w="80" w:type="dxa"/>
-              <w:left w:w="120" w:type="dxa"/>
-              <w:bottom w:w="80" w:type="dxa"/>
-              <w:right w:w="120" w:type="dxa"/>
-            </w:tcMar>
-            <w:vAlign w:val="center"/>
-          </w:tcPr>
-          <w:p>
-            <w:pPr>
-              <w:spacing w:after="0" w:line="259" w:lineRule="auto"/>
-            </w:pPr>
-            <w:r>
-              <w:rPr>
-                <w:sz w:val="17"/>
-              </w:rPr>
-              <w:t>Propuesto.</w:t>
-            </w:r>
-          </w:p>
-        </w:tc>
-      </w:tr>
-      <w:tr>
-        <w:tc>
-          <w:tcPr>
-            <w:tcW w:w="2100" w:type="dxa"/>
-            <w:tcMar>
-              <w:top w:w="80" w:type="dxa"/>
-              <w:left w:w="120" w:type="dxa"/>
-              <w:bottom w:w="80" w:type="dxa"/>
-              <w:right w:w="120" w:type="dxa"/>
-            </w:tcMar>
-            <w:vAlign w:val="center"/>
-          </w:tcPr>
-          <w:p>
-            <w:pPr>
-              <w:spacing w:after="0" w:line="259" w:lineRule="auto"/>
               <w:rPr>
                 <w:lang w:val="es-MX"/>
               </w:rPr>
@@ -5925,6 +5715,9 @@
           <w:p>
             <w:pPr>
               <w:spacing w:after="0" w:line="259" w:lineRule="auto"/>
+              <w:rPr>
+                <w:lang w:val="es-MX"/>
+              </w:rPr>
             </w:pPr>
             <w:r>
               <w:rPr>
@@ -6075,34 +5868,15 @@
           <w:p>
             <w:pPr>
               <w:spacing w:after="0" w:line="259" w:lineRule="auto"/>
+              <w:rPr>
+                <w:lang w:val="es-MX"/>
+              </w:rPr>
             </w:pPr>
-            <w:proofErr w:type="spellStart"/>
             <w:r>
               <w:rPr>
                 <w:sz w:val="17"/>
               </w:rPr>
-              <w:t>Reportería</w:t>
-            </w:r>
-            <w:proofErr w:type="spellEnd"/>
-            <w:r>
-              <w:rPr>
-                <w:sz w:val="17"/>
-              </w:rPr>
-              <w:t xml:space="preserve"> </w:t>
-            </w:r>
-            <w:proofErr w:type="spellStart"/>
-            <w:r>
-              <w:rPr>
-                <w:sz w:val="17"/>
-              </w:rPr>
-              <w:t>desde</w:t>
-            </w:r>
-            <w:proofErr w:type="spellEnd"/>
-            <w:r>
-              <w:rPr>
-                <w:sz w:val="17"/>
-              </w:rPr>
-              <w:t xml:space="preserve"> SQLite</w:t>
+              <w:t>Reportería desde SQLite</w:t>
             </w:r>
           </w:p>
         </w:tc>
@@ -6153,77 +5927,6 @@
           </w:p>
         </w:tc>
       </w:tr>
-      <w:tr>
-        <w:tc>
-          <w:tcPr>
-            <w:tcW w:w="2100" w:type="dxa"/>
-            <w:tcMar>
-              <w:top w:w="80" w:type="dxa"/>
-              <w:left w:w="120" w:type="dxa"/>
-              <w:bottom w:w="80" w:type="dxa"/>
-              <w:right w:w="120" w:type="dxa"/>
-            </w:tcMar>
-            <w:vAlign w:val="center"/>
-          </w:tcPr>
-          <w:p>
-            <w:pPr>
-              <w:spacing w:after="0" w:line="259" w:lineRule="auto"/>
-            </w:pPr>
-            <w:r>
-              <w:rPr>
-                <w:sz w:val="17"/>
-              </w:rPr>
-              <w:t>All Stars y Stars &amp; Stripes</w:t>
-            </w:r>
-          </w:p>
-        </w:tc>
-        <w:tc>
-          <w:tcPr>
-            <w:tcW w:w="3900" w:type="dxa"/>
-            <w:tcMar>
-              <w:top w:w="80" w:type="dxa"/>
-              <w:left w:w="120" w:type="dxa"/>
-              <w:bottom w:w="80" w:type="dxa"/>
-              <w:right w:w="120" w:type="dxa"/>
-            </w:tcMar>
-            <w:vAlign w:val="center"/>
-          </w:tcPr>
-          <w:p>
-            <w:pPr>
-              <w:spacing w:after="0" w:line="259" w:lineRule="auto"/>
-            </w:pPr>
-            <w:r>
-              <w:rPr>
-                <w:sz w:val="17"/>
-              </w:rPr>
-              <w:t>Alta antes de activar</w:t>
-            </w:r>
-          </w:p>
-        </w:tc>
-        <w:tc>
-          <w:tcPr>
-            <w:tcW w:w="3360" w:type="dxa"/>
-            <w:tcMar>
-              <w:top w:w="80" w:type="dxa"/>
-              <w:left w:w="120" w:type="dxa"/>
-              <w:bottom w:w="80" w:type="dxa"/>
-              <w:right w:w="120" w:type="dxa"/>
-            </w:tcMar>
-            <w:vAlign w:val="center"/>
-          </w:tcPr>
-          <w:p>
-            <w:pPr>
-              <w:spacing w:after="0" w:line="259" w:lineRule="auto"/>
-            </w:pPr>
-            <w:r>
-              <w:rPr>
-                <w:sz w:val="17"/>
-              </w:rPr>
-              <w:t>Pendiente de validar/autorización.</w:t>
-            </w:r>
-          </w:p>
-        </w:tc>
-      </w:tr>
     </w:tbl>
     <w:p>
       <w:pPr>
@@ -6232,13 +5935,128 @@
     </w:p>
     <w:p>
       <w:pPr>
+        <w:spacing w:after="200" w:line="276" w:lineRule="auto"/>
+      </w:pPr>
+      <w:r>
+        <w:br w:type="page"/>
+      </w:r>
+    </w:p>
+    <w:p>
+      <w:pPr>
+        <w:spacing w:after="100"/>
+        <w:rPr>
+          <w:lang w:val="es-MX"/>
+        </w:rPr>
+      </w:pPr>
+      <w:r>
+        <w:rPr>
+          <w:noProof/>
+          <w:lang w:val="es-MX"/>
+        </w:rPr>
+        <w:lastRenderedPageBreak/>
+        <w:drawing>
+          <wp:anchor distT="0" distB="0" distL="114300" distR="114300" simplePos="0" relativeHeight="251664384" behindDoc="1" locked="0" layoutInCell="1" allowOverlap="1" wp14:anchorId="3D992389">
+            <wp:simplePos x="0" y="0"/>
+            <wp:positionH relativeFrom="column">
+              <wp:posOffset>2922905</wp:posOffset>
+            </wp:positionH>
+            <wp:positionV relativeFrom="paragraph">
+              <wp:posOffset>207264</wp:posOffset>
+            </wp:positionV>
+            <wp:extent cx="1494155" cy="3166745"/>
+            <wp:effectExtent l="152400" t="152400" r="360045" b="351155"/>
+            <wp:wrapTight wrapText="bothSides">
+              <wp:wrapPolygon edited="0">
+                <wp:start x="2020" y="-1040"/>
+                <wp:lineTo x="-1836" y="-866"/>
+                <wp:lineTo x="-2203" y="4678"/>
+                <wp:lineTo x="-2203" y="22176"/>
+                <wp:lineTo x="-1469" y="22696"/>
+                <wp:lineTo x="2938" y="23735"/>
+                <wp:lineTo x="3121" y="23909"/>
+                <wp:lineTo x="21113" y="23909"/>
+                <wp:lineTo x="21297" y="23735"/>
+                <wp:lineTo x="25703" y="22696"/>
+                <wp:lineTo x="26438" y="21396"/>
+                <wp:lineTo x="26621" y="1906"/>
+                <wp:lineTo x="26071" y="347"/>
+                <wp:lineTo x="22949" y="-866"/>
+                <wp:lineTo x="22399" y="-1040"/>
+                <wp:lineTo x="2020" y="-1040"/>
+              </wp:wrapPolygon>
+            </wp:wrapTight>
+            <wp:docPr id="1537665869" name="Imagen 1"/>
+            <wp:cNvGraphicFramePr>
+              <a:graphicFrameLocks xmlns:a="http://schemas.openxmlformats.org/drawingml/2006/main" noChangeAspect="1"/>
+            </wp:cNvGraphicFramePr>
+            <a:graphic xmlns:a="http://schemas.openxmlformats.org/drawingml/2006/main">
+              <a:graphicData uri="http://schemas.openxmlformats.org/drawingml/2006/picture">
+                <pic:pic xmlns:pic="http://schemas.openxmlformats.org/drawingml/2006/picture">
+                  <pic:nvPicPr>
+                    <pic:cNvPr id="1537665869" name=""/>
+                    <pic:cNvPicPr/>
+                  </pic:nvPicPr>
+                  <pic:blipFill rotWithShape="1">
+                    <a:blip r:embed="rId14"/>
+                    <a:srcRect t="1" b="-25"/>
+                    <a:stretch/>
+                  </pic:blipFill>
+                  <pic:spPr bwMode="auto">
+                    <a:xfrm>
+                      <a:off x="0" y="0"/>
+                      <a:ext cx="1494155" cy="3166745"/>
+                    </a:xfrm>
+                    <a:prstGeom prst="rect">
+                      <a:avLst/>
+                    </a:prstGeom>
+                    <a:ln>
+                      <a:noFill/>
+                    </a:ln>
+                    <a:effectLst>
+                      <a:outerShdw blurRad="292100" dist="139700" dir="2700000" algn="tl" rotWithShape="0">
+                        <a:srgbClr val="333333">
+                          <a:alpha val="65000"/>
+                        </a:srgbClr>
+                      </a:outerShdw>
+                    </a:effectLst>
+                    <a:extLst>
+                      <a:ext uri="{53640926-AAD7-44D8-BBD7-CCE9431645EC}">
+                        <a14:shadowObscured xmlns:a14="http://schemas.microsoft.com/office/drawing/2010/main"/>
+                      </a:ext>
+                    </a:extLst>
+                  </pic:spPr>
+                </pic:pic>
+              </a:graphicData>
+            </a:graphic>
+            <wp14:sizeRelH relativeFrom="page">
+              <wp14:pctWidth>0</wp14:pctWidth>
+            </wp14:sizeRelH>
+            <wp14:sizeRelV relativeFrom="page">
+              <wp14:pctHeight>0</wp14:pctHeight>
+            </wp14:sizeRelV>
+          </wp:anchor>
+        </w:drawing>
+      </w:r>
+      <w:r>
+        <w:rPr>
+          <w:lang w:val="es-MX"/>
+        </w:rPr>
+        <w:t xml:space="preserve"> </w:t>
+      </w:r>
+    </w:p>
+    <w:p>
+      <w:pPr>
         <w:spacing w:before="280" w:after="140"/>
+        <w:rPr>
+          <w:lang w:val="es-MX"/>
+        </w:rPr>
       </w:pPr>
       <w:r>
         <w:rPr>
           <w:b/>
           <w:color w:val="B91F35"/>
           <w:sz w:val="26"/>
+          <w:lang w:val="es-MX"/>
         </w:rPr>
         <w:t>15. Manual rápido de uso</w:t>
       </w:r>
@@ -6246,12 +6064,107 @@
     <w:p>
       <w:pPr>
         <w:spacing w:before="200" w:after="100"/>
-      </w:pPr>
+        <w:rPr>
+          <w:lang w:val="es-MX"/>
+        </w:rPr>
+      </w:pPr>
+      <w:r>
+        <w:rPr>
+          <w:noProof/>
+          <w:lang w:val="es-MX"/>
+        </w:rPr>
+        <mc:AlternateContent>
+          <mc:Choice Requires="wps">
+            <w:drawing>
+              <wp:anchor distT="0" distB="0" distL="114300" distR="114300" simplePos="0" relativeHeight="251666432" behindDoc="0" locked="0" layoutInCell="1" allowOverlap="1">
+                <wp:simplePos x="0" y="0"/>
+                <wp:positionH relativeFrom="column">
+                  <wp:posOffset>4417060</wp:posOffset>
+                </wp:positionH>
+                <wp:positionV relativeFrom="paragraph">
+                  <wp:posOffset>165989</wp:posOffset>
+                </wp:positionV>
+                <wp:extent cx="584200" cy="821436"/>
+                <wp:effectExtent l="50800" t="38100" r="101600" b="67945"/>
+                <wp:wrapNone/>
+                <wp:docPr id="292383200" name="Conector curvado 5"/>
+                <wp:cNvGraphicFramePr/>
+                <a:graphic xmlns:a="http://schemas.openxmlformats.org/drawingml/2006/main">
+                  <a:graphicData uri="http://schemas.microsoft.com/office/word/2010/wordprocessingShape">
+                    <wps:wsp>
+                      <wps:cNvCnPr/>
+                      <wps:spPr>
+                        <a:xfrm>
+                          <a:off x="0" y="0"/>
+                          <a:ext cx="584200" cy="821436"/>
+                        </a:xfrm>
+                        <a:prstGeom prst="curvedConnector3">
+                          <a:avLst>
+                            <a:gd name="adj1" fmla="val 105049"/>
+                          </a:avLst>
+                        </a:prstGeom>
+                        <a:ln>
+                          <a:solidFill>
+                            <a:srgbClr val="C00000"/>
+                          </a:solidFill>
+                          <a:tailEnd type="triangle"/>
+                        </a:ln>
+                      </wps:spPr>
+                      <wps:style>
+                        <a:lnRef idx="2">
+                          <a:schemeClr val="accent1"/>
+                        </a:lnRef>
+                        <a:fillRef idx="0">
+                          <a:schemeClr val="accent1"/>
+                        </a:fillRef>
+                        <a:effectRef idx="1">
+                          <a:schemeClr val="accent1"/>
+                        </a:effectRef>
+                        <a:fontRef idx="minor">
+                          <a:schemeClr val="tx1"/>
+                        </a:fontRef>
+                      </wps:style>
+                      <wps:bodyPr/>
+                    </wps:wsp>
+                  </a:graphicData>
+                </a:graphic>
+                <wp14:sizeRelH relativeFrom="margin">
+                  <wp14:pctWidth>0</wp14:pctWidth>
+                </wp14:sizeRelH>
+                <wp14:sizeRelV relativeFrom="margin">
+                  <wp14:pctHeight>0</wp14:pctHeight>
+                </wp14:sizeRelV>
+              </wp:anchor>
+            </w:drawing>
+          </mc:Choice>
+          <mc:Fallback>
+            <w:pict>
+              <v:shapetype w14:anchorId="03AC9ECC" id="_x0000_t38" coordsize="21600,21600" o:spt="38" o:oned="t" path="m,c@0,0@1,5400@1,10800@1,16200@2,21600,21600,21600e" filled="f">
+                <v:formulas>
+                  <v:f eqn="mid #0 0"/>
+                  <v:f eqn="val #0"/>
+                  <v:f eqn="mid #0 21600"/>
+                </v:formulas>
+                <v:path arrowok="t" fillok="f" o:connecttype="none"/>
+                <v:handles>
+                  <v:h position="#0,center"/>
+                </v:handles>
+                <o:lock v:ext="edit" shapetype="t"/>
+              </v:shapetype>
+              <v:shape id="Conector curvado 5" o:spid="_x0000_s1026" type="#_x0000_t38" style="position:absolute;margin-left:347.8pt;margin-top:13.05pt;width:46pt;height:64.7pt;z-index:251666432;visibility:visible;mso-wrap-style:square;mso-width-percent:0;mso-height-percent:0;mso-wrap-distance-left:9pt;mso-wrap-distance-top:0;mso-wrap-distance-right:9pt;mso-wrap-distance-bottom:0;mso-position-horizontal:absolute;mso-position-horizontal-relative:text;mso-position-vertical:absolute;mso-position-vertical-relative:text;mso-width-percent:0;mso-height-percent:0;mso-width-relative:margin;mso-height-relative:margin" o:gfxdata="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" adj="22691" strokecolor="#c00000" strokeweight="2pt">
+                <v:stroke endarrow="block"/>
+                <v:shadow on="t" color="black" opacity="24903f" origin=",.5" offset="0,.55556mm"/>
+              </v:shape>
+            </w:pict>
+          </mc:Fallback>
+        </mc:AlternateContent>
+      </w:r>
       <w:r>
         <w:rPr>
           <w:b/>
           <w:color w:val="B91F35"/>
           <w:sz w:val="24"/>
+          <w:lang w:val="es-MX"/>
         </w:rPr>
         <w:t>Manual</w:t>
       </w:r>
@@ -6259,6 +6172,10 @@
     <w:p>
       <w:pPr>
         <w:pStyle w:val="Listaconnmeros"/>
+        <w:numPr>
+          <w:ilvl w:val="0"/>
+          <w:numId w:val="11"/>
+        </w:numPr>
         <w:rPr>
           <w:lang w:val="es-MX"/>
         </w:rPr>
@@ -6268,11 +6185,22 @@
           <w:lang w:val="es-MX"/>
         </w:rPr>
         <w:t>Abrir Illustrator y el panel RMCOp-Nike.</w:t>
+      </w:r>
+      <w:r>
+        <w:rPr>
+          <w:noProof/>
+          <w:lang w:val="es-MX"/>
+        </w:rPr>
+        <w:t xml:space="preserve"> </w:t>
       </w:r>
     </w:p>
     <w:p>
       <w:pPr>
         <w:pStyle w:val="Listaconnmeros"/>
+        <w:numPr>
+          <w:ilvl w:val="0"/>
+          <w:numId w:val="11"/>
+        </w:numPr>
         <w:rPr>
           <w:lang w:val="es-MX"/>
         </w:rPr>
@@ -6287,10 +6215,100 @@
     <w:p>
       <w:pPr>
         <w:pStyle w:val="Listaconnmeros"/>
+        <w:numPr>
+          <w:ilvl w:val="0"/>
+          <w:numId w:val="11"/>
+        </w:numPr>
         <w:rPr>
           <w:lang w:val="es-MX"/>
         </w:rPr>
       </w:pPr>
+      <w:r>
+        <w:rPr>
+          <w:noProof/>
+          <w:lang w:val="es-MX"/>
+        </w:rPr>
+        <w:drawing>
+          <wp:anchor distT="0" distB="0" distL="114300" distR="114300" simplePos="0" relativeHeight="251665408" behindDoc="1" locked="0" layoutInCell="1" allowOverlap="1" wp14:anchorId="36E70623">
+            <wp:simplePos x="0" y="0"/>
+            <wp:positionH relativeFrom="column">
+              <wp:posOffset>4030345</wp:posOffset>
+            </wp:positionH>
+            <wp:positionV relativeFrom="paragraph">
+              <wp:posOffset>299974</wp:posOffset>
+            </wp:positionV>
+            <wp:extent cx="1763395" cy="2602230"/>
+            <wp:effectExtent l="165100" t="165100" r="370205" b="369570"/>
+            <wp:wrapTight wrapText="bothSides">
+              <wp:wrapPolygon edited="0">
+                <wp:start x="2022" y="-1370"/>
+                <wp:lineTo x="-1556" y="-1160"/>
+                <wp:lineTo x="-2022" y="2214"/>
+                <wp:lineTo x="-2022" y="22348"/>
+                <wp:lineTo x="-1711" y="22559"/>
+                <wp:lineTo x="467" y="24141"/>
+                <wp:lineTo x="2489" y="24562"/>
+                <wp:lineTo x="21312" y="24562"/>
+                <wp:lineTo x="23490" y="24141"/>
+                <wp:lineTo x="25668" y="22559"/>
+                <wp:lineTo x="25979" y="19081"/>
+                <wp:lineTo x="25979" y="2214"/>
+                <wp:lineTo x="25512" y="105"/>
+                <wp:lineTo x="22868" y="-1160"/>
+                <wp:lineTo x="21934" y="-1370"/>
+                <wp:lineTo x="2022" y="-1370"/>
+              </wp:wrapPolygon>
+            </wp:wrapTight>
+            <wp:docPr id="64009594" name="Imagen 1"/>
+            <wp:cNvGraphicFramePr>
+              <a:graphicFrameLocks xmlns:a="http://schemas.openxmlformats.org/drawingml/2006/main" noChangeAspect="1"/>
+            </wp:cNvGraphicFramePr>
+            <a:graphic xmlns:a="http://schemas.openxmlformats.org/drawingml/2006/main">
+              <a:graphicData uri="http://schemas.openxmlformats.org/drawingml/2006/picture">
+                <pic:pic xmlns:pic="http://schemas.openxmlformats.org/drawingml/2006/picture">
+                  <pic:nvPicPr>
+                    <pic:cNvPr id="64009594" name=""/>
+                    <pic:cNvPicPr/>
+                  </pic:nvPicPr>
+                  <pic:blipFill>
+                    <a:blip r:embed="rId15"/>
+                    <a:stretch>
+                      <a:fillRect/>
+                    </a:stretch>
+                  </pic:blipFill>
+                  <pic:spPr>
+                    <a:xfrm>
+                      <a:off x="0" y="0"/>
+                      <a:ext cx="1763395" cy="2602230"/>
+                    </a:xfrm>
+                    <a:prstGeom prst="rect">
+                      <a:avLst/>
+                    </a:prstGeom>
+                    <a:ln>
+                      <a:solidFill>
+                        <a:srgbClr val="C00000"/>
+                      </a:solidFill>
+                    </a:ln>
+                    <a:effectLst>
+                      <a:outerShdw blurRad="292100" dist="139700" dir="2700000" algn="tl" rotWithShape="0">
+                        <a:srgbClr val="333333">
+                          <a:alpha val="65000"/>
+                        </a:srgbClr>
+                      </a:outerShdw>
+                    </a:effectLst>
+                  </pic:spPr>
+                </pic:pic>
+              </a:graphicData>
+            </a:graphic>
+            <wp14:sizeRelH relativeFrom="page">
+              <wp14:pctWidth>0</wp14:pctWidth>
+            </wp14:sizeRelH>
+            <wp14:sizeRelV relativeFrom="page">
+              <wp14:pctHeight>0</wp14:pctHeight>
+            </wp14:sizeRelV>
+          </wp:anchor>
+        </w:drawing>
+      </w:r>
       <w:r>
         <w:rPr>
           <w:lang w:val="es-MX"/>
@@ -6301,6 +6319,10 @@
     <w:p>
       <w:pPr>
         <w:pStyle w:val="Listaconnmeros"/>
+        <w:numPr>
+          <w:ilvl w:val="0"/>
+          <w:numId w:val="11"/>
+        </w:numPr>
         <w:rPr>
           <w:lang w:val="es-MX"/>
         </w:rPr>
@@ -6309,42 +6331,28 @@
         <w:rPr>
           <w:lang w:val="es-MX"/>
         </w:rPr>
-        <w:lastRenderedPageBreak/>
         <w:t>Revisar plantilla, archivo final y destino.</w:t>
       </w:r>
     </w:p>
     <w:p>
       <w:pPr>
         <w:pStyle w:val="Listaconnmeros"/>
-      </w:pPr>
-      <w:proofErr w:type="spellStart"/>
+        <w:numPr>
+          <w:ilvl w:val="0"/>
+          <w:numId w:val="11"/>
+        </w:numPr>
+      </w:pPr>
       <w:r>
-        <w:t>Crear</w:t>
-      </w:r>
-      <w:proofErr w:type="spellEnd"/>
-      <w:r>
-        <w:t xml:space="preserve"> </w:t>
-      </w:r>
-      <w:proofErr w:type="spellStart"/>
-      <w:r>
-        <w:t>copia</w:t>
-      </w:r>
-      <w:proofErr w:type="spellEnd"/>
-      <w:r>
-        <w:t xml:space="preserve"> de </w:t>
-      </w:r>
-      <w:proofErr w:type="spellStart"/>
-      <w:r>
-        <w:t>plantilla</w:t>
-      </w:r>
-      <w:proofErr w:type="spellEnd"/>
-      <w:r>
-        <w:t>.</w:t>
+        <w:t>Crear copia de plantilla.</w:t>
       </w:r>
     </w:p>
     <w:p>
       <w:pPr>
         <w:pStyle w:val="Listaconnmeros"/>
+        <w:numPr>
+          <w:ilvl w:val="0"/>
+          <w:numId w:val="11"/>
+        </w:numPr>
       </w:pPr>
       <w:r>
         <w:t>Abrir y aplicar datos.</w:t>
@@ -6353,6 +6361,16 @@
     <w:p>
       <w:pPr>
         <w:spacing w:before="200" w:after="100"/>
+        <w:rPr>
+          <w:b/>
+          <w:color w:val="B91F35"/>
+          <w:sz w:val="24"/>
+        </w:rPr>
+      </w:pPr>
+    </w:p>
+    <w:p>
+      <w:pPr>
+        <w:spacing w:before="200" w:after="100"/>
       </w:pPr>
       <w:r>
         <w:rPr>
@@ -6366,6 +6384,10 @@
     <w:p>
       <w:pPr>
         <w:pStyle w:val="Listaconnmeros"/>
+        <w:numPr>
+          <w:ilvl w:val="0"/>
+          <w:numId w:val="12"/>
+        </w:numPr>
       </w:pPr>
       <w:r>
         <w:t xml:space="preserve">Entrar a </w:t>
@@ -6383,6 +6405,10 @@
     <w:p>
       <w:pPr>
         <w:pStyle w:val="Listaconnmeros"/>
+        <w:numPr>
+          <w:ilvl w:val="0"/>
+          <w:numId w:val="12"/>
+        </w:numPr>
       </w:pPr>
       <w:r>
         <w:t xml:space="preserve">Elegir </w:t>
@@ -6400,6 +6426,10 @@
     <w:p>
       <w:pPr>
         <w:pStyle w:val="Listaconnmeros"/>
+        <w:numPr>
+          <w:ilvl w:val="0"/>
+          <w:numId w:val="12"/>
+        </w:numPr>
       </w:pPr>
       <w:r>
         <w:t>Importar Excel OD.</w:t>
@@ -6408,6 +6438,10 @@
     <w:p>
       <w:pPr>
         <w:pStyle w:val="Listaconnmeros"/>
+        <w:numPr>
+          <w:ilvl w:val="0"/>
+          <w:numId w:val="12"/>
+        </w:numPr>
       </w:pPr>
       <w:r>
         <w:t>Elegir destino.</w:t>
@@ -6416,6 +6450,10 @@
     <w:p>
       <w:pPr>
         <w:pStyle w:val="Listaconnmeros"/>
+        <w:numPr>
+          <w:ilvl w:val="0"/>
+          <w:numId w:val="12"/>
+        </w:numPr>
       </w:pPr>
       <w:r>
         <w:t>Revisar validación y filtros.</w:t>
@@ -6424,27 +6462,402 @@
     <w:p>
       <w:pPr>
         <w:pStyle w:val="Listaconnmeros"/>
+        <w:numPr>
+          <w:ilvl w:val="0"/>
+          <w:numId w:val="12"/>
+        </w:numPr>
       </w:pPr>
       <w:r>
-        <w:t>Procesar faltantes.</w:t>
+        <w:t xml:space="preserve">Procesar </w:t>
+      </w:r>
+      <w:r>
+        <w:t xml:space="preserve">todo o </w:t>
+      </w:r>
+      <w:r>
+        <w:t>faltantes.</w:t>
       </w:r>
     </w:p>
     <w:p>
       <w:pPr>
+        <w:pStyle w:val="Listaconnmeros"/>
+        <w:ind w:left="269"/>
+      </w:pPr>
+      <w:r>
+        <w:rPr>
+          <w:noProof/>
+          <w:lang w:val="es-MX"/>
+        </w:rPr>
+        <w:drawing>
+          <wp:anchor distT="0" distB="0" distL="114300" distR="114300" simplePos="0" relativeHeight="251673600" behindDoc="1" locked="0" layoutInCell="1" allowOverlap="1" wp14:anchorId="1FF05D37">
+            <wp:simplePos x="0" y="0"/>
+            <wp:positionH relativeFrom="column">
+              <wp:posOffset>2680843</wp:posOffset>
+            </wp:positionH>
+            <wp:positionV relativeFrom="paragraph">
+              <wp:posOffset>1458976</wp:posOffset>
+            </wp:positionV>
+            <wp:extent cx="3547110" cy="1988820"/>
+            <wp:effectExtent l="165100" t="165100" r="364490" b="373380"/>
+            <wp:wrapTight wrapText="bothSides">
+              <wp:wrapPolygon edited="0">
+                <wp:start x="1005" y="-1793"/>
+                <wp:lineTo x="-773" y="-1517"/>
+                <wp:lineTo x="-1005" y="2897"/>
+                <wp:lineTo x="-1005" y="20552"/>
+                <wp:lineTo x="-851" y="22897"/>
+                <wp:lineTo x="232" y="24966"/>
+                <wp:lineTo x="1237" y="25517"/>
+                <wp:lineTo x="21422" y="25517"/>
+                <wp:lineTo x="22505" y="24966"/>
+                <wp:lineTo x="23588" y="22897"/>
+                <wp:lineTo x="23742" y="20552"/>
+                <wp:lineTo x="23742" y="2897"/>
+                <wp:lineTo x="23510" y="138"/>
+                <wp:lineTo x="22195" y="-1517"/>
+                <wp:lineTo x="21731" y="-1793"/>
+                <wp:lineTo x="1005" y="-1793"/>
+              </wp:wrapPolygon>
+            </wp:wrapTight>
+            <wp:docPr id="762841989" name="Imagen 1"/>
+            <wp:cNvGraphicFramePr>
+              <a:graphicFrameLocks xmlns:a="http://schemas.openxmlformats.org/drawingml/2006/main" noChangeAspect="1"/>
+            </wp:cNvGraphicFramePr>
+            <a:graphic xmlns:a="http://schemas.openxmlformats.org/drawingml/2006/main">
+              <a:graphicData uri="http://schemas.openxmlformats.org/drawingml/2006/picture">
+                <pic:pic xmlns:pic="http://schemas.openxmlformats.org/drawingml/2006/picture">
+                  <pic:nvPicPr>
+                    <pic:cNvPr id="762841989" name=""/>
+                    <pic:cNvPicPr/>
+                  </pic:nvPicPr>
+                  <pic:blipFill rotWithShape="1">
+                    <a:blip r:embed="rId16"/>
+                    <a:srcRect l="5136" t="27377"/>
+                    <a:stretch/>
+                  </pic:blipFill>
+                  <pic:spPr bwMode="auto">
+                    <a:xfrm>
+                      <a:off x="0" y="0"/>
+                      <a:ext cx="3547110" cy="1988820"/>
+                    </a:xfrm>
+                    <a:prstGeom prst="rect">
+                      <a:avLst/>
+                    </a:prstGeom>
+                    <a:ln>
+                      <a:solidFill>
+                        <a:srgbClr val="C00000"/>
+                      </a:solidFill>
+                    </a:ln>
+                    <a:effectLst>
+                      <a:outerShdw blurRad="292100" dist="139700" dir="2700000" algn="tl" rotWithShape="0">
+                        <a:srgbClr val="333333">
+                          <a:alpha val="65000"/>
+                        </a:srgbClr>
+                      </a:outerShdw>
+                    </a:effectLst>
+                    <a:extLst>
+                      <a:ext uri="{53640926-AAD7-44D8-BBD7-CCE9431645EC}">
+                        <a14:shadowObscured xmlns:a14="http://schemas.microsoft.com/office/drawing/2010/main"/>
+                      </a:ext>
+                    </a:extLst>
+                  </pic:spPr>
+                </pic:pic>
+              </a:graphicData>
+            </a:graphic>
+            <wp14:sizeRelH relativeFrom="page">
+              <wp14:pctWidth>0</wp14:pctWidth>
+            </wp14:sizeRelH>
+            <wp14:sizeRelV relativeFrom="page">
+              <wp14:pctHeight>0</wp14:pctHeight>
+            </wp14:sizeRelV>
+          </wp:anchor>
+        </w:drawing>
+      </w:r>
+      <w:r>
+        <w:rPr>
+          <w:noProof/>
+          <w:lang w:val="es-MX"/>
+        </w:rPr>
+        <w:drawing>
+          <wp:anchor distT="0" distB="0" distL="114300" distR="114300" simplePos="0" relativeHeight="251672576" behindDoc="1" locked="0" layoutInCell="1" allowOverlap="1" wp14:anchorId="7606AD04">
+            <wp:simplePos x="0" y="0"/>
+            <wp:positionH relativeFrom="column">
+              <wp:posOffset>54102</wp:posOffset>
+            </wp:positionH>
+            <wp:positionV relativeFrom="paragraph">
+              <wp:posOffset>259969</wp:posOffset>
+            </wp:positionV>
+            <wp:extent cx="1983740" cy="3568700"/>
+            <wp:effectExtent l="152400" t="152400" r="353060" b="355600"/>
+            <wp:wrapTight wrapText="bothSides">
+              <wp:wrapPolygon edited="0">
+                <wp:start x="1521" y="-922"/>
+                <wp:lineTo x="-1383" y="-769"/>
+                <wp:lineTo x="-1659" y="4151"/>
+                <wp:lineTo x="-1659" y="22138"/>
+                <wp:lineTo x="-1106" y="22599"/>
+                <wp:lineTo x="2213" y="23522"/>
+                <wp:lineTo x="2351" y="23675"/>
+                <wp:lineTo x="21157" y="23675"/>
+                <wp:lineTo x="21296" y="23522"/>
+                <wp:lineTo x="24615" y="22599"/>
+                <wp:lineTo x="25306" y="21369"/>
+                <wp:lineTo x="25306" y="1691"/>
+                <wp:lineTo x="24891" y="307"/>
+                <wp:lineTo x="22540" y="-769"/>
+                <wp:lineTo x="22125" y="-922"/>
+                <wp:lineTo x="1521" y="-922"/>
+              </wp:wrapPolygon>
+            </wp:wrapTight>
+            <wp:docPr id="1331408855" name="Imagen 1"/>
+            <wp:cNvGraphicFramePr>
+              <a:graphicFrameLocks xmlns:a="http://schemas.openxmlformats.org/drawingml/2006/main" noChangeAspect="1"/>
+            </wp:cNvGraphicFramePr>
+            <a:graphic xmlns:a="http://schemas.openxmlformats.org/drawingml/2006/main">
+              <a:graphicData uri="http://schemas.openxmlformats.org/drawingml/2006/picture">
+                <pic:pic xmlns:pic="http://schemas.openxmlformats.org/drawingml/2006/picture">
+                  <pic:nvPicPr>
+                    <pic:cNvPr id="1331408855" name=""/>
+                    <pic:cNvPicPr/>
+                  </pic:nvPicPr>
+                  <pic:blipFill>
+                    <a:blip r:embed="rId17"/>
+                    <a:stretch>
+                      <a:fillRect/>
+                    </a:stretch>
+                  </pic:blipFill>
+                  <pic:spPr>
+                    <a:xfrm>
+                      <a:off x="0" y="0"/>
+                      <a:ext cx="1983740" cy="3568700"/>
+                    </a:xfrm>
+                    <a:prstGeom prst="rect">
+                      <a:avLst/>
+                    </a:prstGeom>
+                    <a:ln>
+                      <a:noFill/>
+                    </a:ln>
+                    <a:effectLst>
+                      <a:outerShdw blurRad="292100" dist="139700" dir="2700000" algn="tl" rotWithShape="0">
+                        <a:srgbClr val="333333">
+                          <a:alpha val="65000"/>
+                        </a:srgbClr>
+                      </a:outerShdw>
+                    </a:effectLst>
+                  </pic:spPr>
+                </pic:pic>
+              </a:graphicData>
+            </a:graphic>
+            <wp14:sizeRelH relativeFrom="page">
+              <wp14:pctWidth>0</wp14:pctWidth>
+            </wp14:sizeRelH>
+            <wp14:sizeRelV relativeFrom="page">
+              <wp14:pctHeight>0</wp14:pctHeight>
+            </wp14:sizeRelV>
+          </wp:anchor>
+        </w:drawing>
+      </w:r>
+      <w:r>
+        <w:rPr>
+          <w:noProof/>
+          <w:lang w:val="es-MX"/>
+        </w:rPr>
+        <mc:AlternateContent>
+          <mc:Choice Requires="wps">
+            <w:drawing>
+              <wp:anchor distT="0" distB="0" distL="114300" distR="114300" simplePos="0" relativeHeight="251674624" behindDoc="0" locked="0" layoutInCell="1" allowOverlap="1">
+                <wp:simplePos x="0" y="0"/>
+                <wp:positionH relativeFrom="column">
+                  <wp:posOffset>-453517</wp:posOffset>
+                </wp:positionH>
+                <wp:positionV relativeFrom="paragraph">
+                  <wp:posOffset>1240917</wp:posOffset>
+                </wp:positionV>
+                <wp:extent cx="626364" cy="559181"/>
+                <wp:effectExtent l="50800" t="38100" r="59690" b="101600"/>
+                <wp:wrapNone/>
+                <wp:docPr id="85510382" name="Conector curvado 7"/>
+                <wp:cNvGraphicFramePr/>
+                <a:graphic xmlns:a="http://schemas.openxmlformats.org/drawingml/2006/main">
+                  <a:graphicData uri="http://schemas.microsoft.com/office/word/2010/wordprocessingShape">
+                    <wps:wsp>
+                      <wps:cNvCnPr/>
+                      <wps:spPr>
+                        <a:xfrm>
+                          <a:off x="0" y="0"/>
+                          <a:ext cx="626364" cy="559181"/>
+                        </a:xfrm>
+                        <a:prstGeom prst="curvedConnector3">
+                          <a:avLst/>
+                        </a:prstGeom>
+                        <a:ln>
+                          <a:solidFill>
+                            <a:srgbClr val="C00000"/>
+                          </a:solidFill>
+                          <a:tailEnd type="triangle"/>
+                        </a:ln>
+                      </wps:spPr>
+                      <wps:style>
+                        <a:lnRef idx="2">
+                          <a:schemeClr val="accent1"/>
+                        </a:lnRef>
+                        <a:fillRef idx="0">
+                          <a:schemeClr val="accent1"/>
+                        </a:fillRef>
+                        <a:effectRef idx="1">
+                          <a:schemeClr val="accent1"/>
+                        </a:effectRef>
+                        <a:fontRef idx="minor">
+                          <a:schemeClr val="tx1"/>
+                        </a:fontRef>
+                      </wps:style>
+                      <wps:bodyPr/>
+                    </wps:wsp>
+                  </a:graphicData>
+                </a:graphic>
+                <wp14:sizeRelH relativeFrom="margin">
+                  <wp14:pctWidth>0</wp14:pctWidth>
+                </wp14:sizeRelH>
+                <wp14:sizeRelV relativeFrom="margin">
+                  <wp14:pctHeight>0</wp14:pctHeight>
+                </wp14:sizeRelV>
+              </wp:anchor>
+            </w:drawing>
+          </mc:Choice>
+          <mc:Fallback>
+            <w:pict>
+              <v:shapetype w14:anchorId="6AE2CA87" id="_x0000_t38" coordsize="21600,21600" o:spt="38" o:oned="t" path="m,c@0,0@1,5400@1,10800@1,16200@2,21600,21600,21600e" filled="f">
+                <v:formulas>
+                  <v:f eqn="mid #0 0"/>
+                  <v:f eqn="val #0"/>
+                  <v:f eqn="mid #0 21600"/>
+                </v:formulas>
+                <v:path arrowok="t" fillok="f" o:connecttype="none"/>
+                <v:handles>
+                  <v:h position="#0,center"/>
+                </v:handles>
+                <o:lock v:ext="edit" shapetype="t"/>
+              </v:shapetype>
+              <v:shape id="Conector curvado 7" o:spid="_x0000_s1026" type="#_x0000_t38" style="position:absolute;margin-left:-35.7pt;margin-top:97.7pt;width:49.3pt;height:44.05pt;z-index:251674624;visibility:visible;mso-wrap-style:square;mso-width-percent:0;mso-height-percent:0;mso-wrap-distance-left:9pt;mso-wrap-distance-top:0;mso-wrap-distance-right:9pt;mso-wrap-distance-bottom:0;mso-position-horizontal:absolute;mso-position-horizontal-relative:text;mso-position-vertical:absolute;mso-position-vertical-relative:text;mso-width-percent:0;mso-height-percent:0;mso-width-relative:margin;mso-height-relative:margin" o:gfxdata="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" adj="10800" strokecolor="#c00000" strokeweight="2pt">
+                <v:stroke endarrow="block"/>
+                <v:shadow on="t" color="black" opacity="24903f" origin=",.5" offset="0,.55556mm"/>
+              </v:shape>
+            </w:pict>
+          </mc:Fallback>
+        </mc:AlternateContent>
+      </w:r>
+      <w:r>
+        <w:rPr>
+          <w:color w:val="B91F35"/>
+          <w:sz w:val="24"/>
+        </w:rPr>
+        <w:br w:type="page"/>
+      </w:r>
+    </w:p>
+    <w:p>
+      <w:pPr>
         <w:spacing w:before="200" w:after="100"/>
       </w:pPr>
+      <w:r>
+        <w:rPr>
+          <w:noProof/>
+          <w:lang w:val="es-MX"/>
+        </w:rPr>
+        <w:lastRenderedPageBreak/>
+        <w:drawing>
+          <wp:anchor distT="0" distB="0" distL="114300" distR="114300" simplePos="0" relativeHeight="251668480" behindDoc="1" locked="0" layoutInCell="1" allowOverlap="1" wp14:anchorId="6E54E16E" wp14:editId="49593A49">
+            <wp:simplePos x="0" y="0"/>
+            <wp:positionH relativeFrom="column">
+              <wp:posOffset>3636264</wp:posOffset>
+            </wp:positionH>
+            <wp:positionV relativeFrom="paragraph">
+              <wp:posOffset>-304800</wp:posOffset>
+            </wp:positionV>
+            <wp:extent cx="1722120" cy="3556635"/>
+            <wp:effectExtent l="152400" t="152400" r="360680" b="354965"/>
+            <wp:wrapTight wrapText="bothSides">
+              <wp:wrapPolygon edited="0">
+                <wp:start x="1912" y="-926"/>
+                <wp:lineTo x="-1593" y="-771"/>
+                <wp:lineTo x="-1912" y="4165"/>
+                <wp:lineTo x="-1912" y="22136"/>
+                <wp:lineTo x="-1115" y="22676"/>
+                <wp:lineTo x="2549" y="23524"/>
+                <wp:lineTo x="2708" y="23679"/>
+                <wp:lineTo x="21186" y="23679"/>
+                <wp:lineTo x="21345" y="23524"/>
+                <wp:lineTo x="25009" y="22676"/>
+                <wp:lineTo x="25805" y="21519"/>
+                <wp:lineTo x="25965" y="1697"/>
+                <wp:lineTo x="25487" y="231"/>
+                <wp:lineTo x="22779" y="-771"/>
+                <wp:lineTo x="22142" y="-926"/>
+                <wp:lineTo x="1912" y="-926"/>
+              </wp:wrapPolygon>
+            </wp:wrapTight>
+            <wp:docPr id="588554124" name="Imagen 1"/>
+            <wp:cNvGraphicFramePr>
+              <a:graphicFrameLocks xmlns:a="http://schemas.openxmlformats.org/drawingml/2006/main" noChangeAspect="1"/>
+            </wp:cNvGraphicFramePr>
+            <a:graphic xmlns:a="http://schemas.openxmlformats.org/drawingml/2006/main">
+              <a:graphicData uri="http://schemas.openxmlformats.org/drawingml/2006/picture">
+                <pic:pic xmlns:pic="http://schemas.openxmlformats.org/drawingml/2006/picture">
+                  <pic:nvPicPr>
+                    <pic:cNvPr id="195785529" name=""/>
+                    <pic:cNvPicPr/>
+                  </pic:nvPicPr>
+                  <pic:blipFill>
+                    <a:blip r:embed="rId11"/>
+                    <a:stretch>
+                      <a:fillRect/>
+                    </a:stretch>
+                  </pic:blipFill>
+                  <pic:spPr>
+                    <a:xfrm>
+                      <a:off x="0" y="0"/>
+                      <a:ext cx="1722120" cy="3556635"/>
+                    </a:xfrm>
+                    <a:prstGeom prst="rect">
+                      <a:avLst/>
+                    </a:prstGeom>
+                    <a:ln>
+                      <a:noFill/>
+                    </a:ln>
+                    <a:effectLst>
+                      <a:outerShdw blurRad="292100" dist="139700" dir="2700000" algn="tl" rotWithShape="0">
+                        <a:srgbClr val="333333">
+                          <a:alpha val="65000"/>
+                        </a:srgbClr>
+                      </a:outerShdw>
+                    </a:effectLst>
+                  </pic:spPr>
+                </pic:pic>
+              </a:graphicData>
+            </a:graphic>
+            <wp14:sizeRelH relativeFrom="page">
+              <wp14:pctWidth>0</wp14:pctWidth>
+            </wp14:sizeRelH>
+            <wp14:sizeRelV relativeFrom="page">
+              <wp14:pctHeight>0</wp14:pctHeight>
+            </wp14:sizeRelV>
+          </wp:anchor>
+        </w:drawing>
+      </w:r>
       <w:r>
         <w:rPr>
           <w:b/>
           <w:color w:val="B91F35"/>
           <w:sz w:val="24"/>
         </w:rPr>
-        <w:t>Genericas</w:t>
+        <w:t>Genéricas</w:t>
       </w:r>
     </w:p>
     <w:p>
       <w:pPr>
         <w:pStyle w:val="Listaconnmeros"/>
+        <w:numPr>
+          <w:ilvl w:val="0"/>
+          <w:numId w:val="13"/>
+        </w:numPr>
       </w:pPr>
       <w:r>
         <w:t xml:space="preserve">Entrar a </w:t>
@@ -6462,7 +6875,83 @@
     <w:p>
       <w:pPr>
         <w:pStyle w:val="Listaconnmeros"/>
-      </w:pPr>
+        <w:numPr>
+          <w:ilvl w:val="0"/>
+          <w:numId w:val="13"/>
+        </w:numPr>
+      </w:pPr>
+      <w:r>
+        <w:rPr>
+          <w:noProof/>
+        </w:rPr>
+        <mc:AlternateContent>
+          <mc:Choice Requires="wps">
+            <w:drawing>
+              <wp:anchor distT="0" distB="0" distL="114300" distR="114300" simplePos="0" relativeHeight="251670528" behindDoc="0" locked="0" layoutInCell="1" allowOverlap="1">
+                <wp:simplePos x="0" y="0"/>
+                <wp:positionH relativeFrom="column">
+                  <wp:posOffset>2679192</wp:posOffset>
+                </wp:positionH>
+                <wp:positionV relativeFrom="paragraph">
+                  <wp:posOffset>149479</wp:posOffset>
+                </wp:positionV>
+                <wp:extent cx="957072" cy="1061212"/>
+                <wp:effectExtent l="88900" t="38100" r="20955" b="69215"/>
+                <wp:wrapNone/>
+                <wp:docPr id="1354171128" name="Conector curvado 6"/>
+                <wp:cNvGraphicFramePr/>
+                <a:graphic xmlns:a="http://schemas.openxmlformats.org/drawingml/2006/main">
+                  <a:graphicData uri="http://schemas.microsoft.com/office/word/2010/wordprocessingShape">
+                    <wps:wsp>
+                      <wps:cNvCnPr/>
+                      <wps:spPr>
+                        <a:xfrm flipH="1">
+                          <a:off x="0" y="0"/>
+                          <a:ext cx="957072" cy="1061212"/>
+                        </a:xfrm>
+                        <a:prstGeom prst="curvedConnector3">
+                          <a:avLst>
+                            <a:gd name="adj1" fmla="val 101559"/>
+                          </a:avLst>
+                        </a:prstGeom>
+                        <a:ln>
+                          <a:solidFill>
+                            <a:srgbClr val="C00000"/>
+                          </a:solidFill>
+                          <a:tailEnd type="triangle"/>
+                        </a:ln>
+                      </wps:spPr>
+                      <wps:style>
+                        <a:lnRef idx="2">
+                          <a:schemeClr val="accent1"/>
+                        </a:lnRef>
+                        <a:fillRef idx="0">
+                          <a:schemeClr val="accent1"/>
+                        </a:fillRef>
+                        <a:effectRef idx="1">
+                          <a:schemeClr val="accent1"/>
+                        </a:effectRef>
+                        <a:fontRef idx="minor">
+                          <a:schemeClr val="tx1"/>
+                        </a:fontRef>
+                      </wps:style>
+                      <wps:bodyPr/>
+                    </wps:wsp>
+                  </a:graphicData>
+                </a:graphic>
+              </wp:anchor>
+            </w:drawing>
+          </mc:Choice>
+          <mc:Fallback>
+            <w:pict>
+              <v:shape w14:anchorId="624DBA28" id="Conector curvado 6" o:spid="_x0000_s1026" type="#_x0000_t38" style="position:absolute;margin-left:210.95pt;margin-top:11.75pt;width:75.35pt;height:83.55pt;flip:x;z-index:251670528;visibility:visible;mso-wrap-style:square;mso-wrap-distance-left:9pt;mso-wrap-distance-top:0;mso-wrap-distance-right:9pt;mso-wrap-distance-bottom:0;mso-position-horizontal:absolute;mso-position-horizontal-relative:text;mso-position-vertical:absolute;mso-position-vertical-relative:text" o:gfxdata="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" adj="21937" strokecolor="#c00000" strokeweight="2pt">
+                <v:stroke endarrow="block"/>
+                <v:shadow on="t" color="black" opacity="24903f" origin=",.5" offset="0,.55556mm"/>
+              </v:shape>
+            </w:pict>
+          </mc:Fallback>
+        </mc:AlternateContent>
+      </w:r>
       <w:r>
         <w:t xml:space="preserve">Elegir </w:t>
       </w:r>
@@ -6470,7 +6959,7 @@
         <w:rPr>
           <w:rFonts w:ascii="Consolas" w:hAnsi="Consolas"/>
         </w:rPr>
-        <w:t>Genericas</w:t>
+        <w:t>Genéricas</w:t>
       </w:r>
       <w:r>
         <w:t>.</w:t>
@@ -6479,14 +6968,28 @@
     <w:p>
       <w:pPr>
         <w:pStyle w:val="Listaconnmeros"/>
+        <w:numPr>
+          <w:ilvl w:val="0"/>
+          <w:numId w:val="13"/>
+        </w:numPr>
       </w:pPr>
       <w:r>
         <w:t>Importar roster detallado.</w:t>
       </w:r>
+      <w:r>
+        <w:rPr>
+          <w:lang w:val="es-MX"/>
+        </w:rPr>
+        <w:t xml:space="preserve"> </w:t>
+      </w:r>
     </w:p>
     <w:p>
       <w:pPr>
         <w:pStyle w:val="Listaconnmeros"/>
+        <w:numPr>
+          <w:ilvl w:val="0"/>
+          <w:numId w:val="13"/>
+        </w:numPr>
       </w:pPr>
       <w:r>
         <w:t>Capturar fecha de embarque.</w:t>
@@ -6495,6 +6998,10 @@
     <w:p>
       <w:pPr>
         <w:pStyle w:val="Listaconnmeros"/>
+        <w:numPr>
+          <w:ilvl w:val="0"/>
+          <w:numId w:val="13"/>
+        </w:numPr>
       </w:pPr>
       <w:r>
         <w:t>Confirmar destino automático.</w:t>
@@ -6503,62 +7010,21 @@
     <w:p>
       <w:pPr>
         <w:pStyle w:val="Listaconnmeros"/>
+        <w:numPr>
+          <w:ilvl w:val="0"/>
+          <w:numId w:val="13"/>
+        </w:numPr>
       </w:pPr>
       <w:r>
-        <w:t>Procesar faltantes.</w:t>
+        <w:t xml:space="preserve">Procesar </w:t>
+      </w:r>
+      <w:r>
+        <w:t xml:space="preserve">todo o </w:t>
+      </w:r>
+      <w:r>
+        <w:t>faltantes.</w:t>
       </w:r>
     </w:p>
-    <w:tbl>
-      <w:tblPr>
-        <w:tblW w:w="9000" w:type="dxa"/>
-        <w:tblInd w:w="120" w:type="dxa"/>
-        <w:tblBorders>
-          <w:top w:val="single" w:sz="4" w:space="0" w:color="D6B656"/>
-          <w:left w:val="single" w:sz="4" w:space="0" w:color="D6B656"/>
-          <w:bottom w:val="single" w:sz="4" w:space="0" w:color="D6B656"/>
-          <w:right w:val="single" w:sz="4" w:space="0" w:color="D6B656"/>
-          <w:insideH w:val="single" w:sz="4" w:space="0" w:color="D6B656"/>
-          <w:insideV w:val="single" w:sz="4" w:space="0" w:color="D6B656"/>
-        </w:tblBorders>
-        <w:tblLayout w:type="fixed"/>
-        <w:tblLook w:val="04A0" w:firstRow="1" w:lastRow="0" w:firstColumn="1" w:lastColumn="0" w:noHBand="0" w:noVBand="1"/>
-      </w:tblPr>
-      <w:tblGrid>
-        <w:gridCol w:w="9000"/>
-      </w:tblGrid>
-      <w:tr>
-        <w:tc>
-          <w:tcPr>
-            <w:tcW w:w="9360" w:type="dxa"/>
-            <w:shd w:val="clear" w:color="auto" w:fill="FFF2CC"/>
-            <w:tcMar>
-              <w:top w:w="130" w:type="dxa"/>
-              <w:left w:w="160" w:type="dxa"/>
-              <w:bottom w:w="130" w:type="dxa"/>
-              <w:right w:w="160" w:type="dxa"/>
-            </w:tcMar>
-          </w:tcPr>
-          <w:p>
-            <w:pPr>
-              <w:spacing w:after="0" w:line="276" w:lineRule="auto"/>
-              <w:jc w:val="center"/>
-              <w:rPr>
-                <w:lang w:val="es-MX"/>
-              </w:rPr>
-            </w:pPr>
-            <w:r>
-              <w:rPr>
-                <w:b/>
-                <w:color w:val="7A5A00"/>
-                <w:sz w:val="21"/>
-                <w:lang w:val="es-MX"/>
-              </w:rPr>
-              <w:t>[INSERTAR IMAGEN: Selección de pedido]</w:t>
-            </w:r>
-          </w:p>
-        </w:tc>
-      </w:tr>
-    </w:tbl>
     <w:p>
       <w:pPr>
         <w:spacing w:after="60"/>
@@ -6566,93 +7032,152 @@
           <w:lang w:val="es-MX"/>
         </w:rPr>
       </w:pPr>
+      <w:r>
+        <w:rPr>
+          <w:noProof/>
+          <w:lang w:val="es-MX"/>
+        </w:rPr>
+        <w:drawing>
+          <wp:anchor distT="0" distB="0" distL="114300" distR="114300" simplePos="0" relativeHeight="251671552" behindDoc="1" locked="0" layoutInCell="1" allowOverlap="1" wp14:anchorId="37397F1A">
+            <wp:simplePos x="0" y="0"/>
+            <wp:positionH relativeFrom="column">
+              <wp:posOffset>566420</wp:posOffset>
+            </wp:positionH>
+            <wp:positionV relativeFrom="paragraph">
+              <wp:posOffset>195199</wp:posOffset>
+            </wp:positionV>
+            <wp:extent cx="3757930" cy="2132965"/>
+            <wp:effectExtent l="165100" t="165100" r="369570" b="368935"/>
+            <wp:wrapTight wrapText="bothSides">
+              <wp:wrapPolygon edited="0">
+                <wp:start x="876" y="-1672"/>
+                <wp:lineTo x="-730" y="-1415"/>
+                <wp:lineTo x="-949" y="2701"/>
+                <wp:lineTo x="-949" y="22507"/>
+                <wp:lineTo x="-657" y="23278"/>
+                <wp:lineTo x="-657" y="23407"/>
+                <wp:lineTo x="1095" y="24950"/>
+                <wp:lineTo x="1168" y="25208"/>
+                <wp:lineTo x="21461" y="25208"/>
+                <wp:lineTo x="21534" y="24950"/>
+                <wp:lineTo x="23359" y="23278"/>
+                <wp:lineTo x="23651" y="21221"/>
+                <wp:lineTo x="23651" y="2701"/>
+                <wp:lineTo x="23432" y="257"/>
+                <wp:lineTo x="22191" y="-1415"/>
+                <wp:lineTo x="21826" y="-1672"/>
+                <wp:lineTo x="876" y="-1672"/>
+              </wp:wrapPolygon>
+            </wp:wrapTight>
+            <wp:docPr id="614167147" name="Imagen 1"/>
+            <wp:cNvGraphicFramePr>
+              <a:graphicFrameLocks xmlns:a="http://schemas.openxmlformats.org/drawingml/2006/main" noChangeAspect="1"/>
+            </wp:cNvGraphicFramePr>
+            <a:graphic xmlns:a="http://schemas.openxmlformats.org/drawingml/2006/main">
+              <a:graphicData uri="http://schemas.openxmlformats.org/drawingml/2006/picture">
+                <pic:pic xmlns:pic="http://schemas.openxmlformats.org/drawingml/2006/picture">
+                  <pic:nvPicPr>
+                    <pic:cNvPr id="614167147" name=""/>
+                    <pic:cNvPicPr/>
+                  </pic:nvPicPr>
+                  <pic:blipFill>
+                    <a:blip r:embed="rId18"/>
+                    <a:stretch>
+                      <a:fillRect/>
+                    </a:stretch>
+                  </pic:blipFill>
+                  <pic:spPr>
+                    <a:xfrm>
+                      <a:off x="0" y="0"/>
+                      <a:ext cx="3757930" cy="2132965"/>
+                    </a:xfrm>
+                    <a:prstGeom prst="rect">
+                      <a:avLst/>
+                    </a:prstGeom>
+                    <a:ln>
+                      <a:solidFill>
+                        <a:srgbClr val="C00000"/>
+                      </a:solidFill>
+                    </a:ln>
+                    <a:effectLst>
+                      <a:outerShdw blurRad="292100" dist="139700" dir="2700000" algn="tl" rotWithShape="0">
+                        <a:srgbClr val="333333">
+                          <a:alpha val="65000"/>
+                        </a:srgbClr>
+                      </a:outerShdw>
+                    </a:effectLst>
+                  </pic:spPr>
+                </pic:pic>
+              </a:graphicData>
+            </a:graphic>
+            <wp14:sizeRelH relativeFrom="page">
+              <wp14:pctWidth>0</wp14:pctWidth>
+            </wp14:sizeRelH>
+            <wp14:sizeRelV relativeFrom="page">
+              <wp14:pctHeight>0</wp14:pctHeight>
+            </wp14:sizeRelV>
+          </wp:anchor>
+        </w:drawing>
+      </w:r>
     </w:p>
-    <w:tbl>
-      <w:tblPr>
-        <w:tblW w:w="9000" w:type="dxa"/>
-        <w:tblInd w:w="120" w:type="dxa"/>
-        <w:tblBorders>
-          <w:top w:val="single" w:sz="4" w:space="0" w:color="D6B656"/>
-          <w:left w:val="single" w:sz="4" w:space="0" w:color="D6B656"/>
-          <w:bottom w:val="single" w:sz="4" w:space="0" w:color="D6B656"/>
-          <w:right w:val="single" w:sz="4" w:space="0" w:color="D6B656"/>
-          <w:insideH w:val="single" w:sz="4" w:space="0" w:color="D6B656"/>
-          <w:insideV w:val="single" w:sz="4" w:space="0" w:color="D6B656"/>
-        </w:tblBorders>
-        <w:tblLayout w:type="fixed"/>
-        <w:tblLook w:val="04A0" w:firstRow="1" w:lastRow="0" w:firstColumn="1" w:lastColumn="0" w:noHBand="0" w:noVBand="1"/>
-      </w:tblPr>
-      <w:tblGrid>
-        <w:gridCol w:w="9000"/>
-      </w:tblGrid>
-      <w:tr>
-        <w:tc>
-          <w:tcPr>
-            <w:tcW w:w="9360" w:type="dxa"/>
-            <w:shd w:val="clear" w:color="auto" w:fill="FFF2CC"/>
-            <w:tcMar>
-              <w:top w:w="130" w:type="dxa"/>
-              <w:left w:w="160" w:type="dxa"/>
-              <w:bottom w:w="130" w:type="dxa"/>
-              <w:right w:w="160" w:type="dxa"/>
-            </w:tcMar>
-          </w:tcPr>
-          <w:p>
-            <w:pPr>
-              <w:spacing w:after="0" w:line="276" w:lineRule="auto"/>
-              <w:jc w:val="center"/>
-            </w:pPr>
-            <w:r>
-              <w:rPr>
-                <w:b/>
-                <w:color w:val="7A5A00"/>
-                <w:sz w:val="21"/>
-              </w:rPr>
-              <w:t xml:space="preserve">[INSERTAR IMAGEN: </w:t>
-            </w:r>
-            <w:proofErr w:type="spellStart"/>
-            <w:r>
-              <w:rPr>
-                <w:b/>
-                <w:color w:val="7A5A00"/>
-                <w:sz w:val="21"/>
-              </w:rPr>
-              <w:t>Archivos</w:t>
-            </w:r>
-            <w:proofErr w:type="spellEnd"/>
-            <w:r>
-              <w:rPr>
-                <w:b/>
-                <w:color w:val="7A5A00"/>
-                <w:sz w:val="21"/>
-              </w:rPr>
-              <w:t xml:space="preserve"> </w:t>
-            </w:r>
-            <w:proofErr w:type="spellStart"/>
-            <w:r>
-              <w:rPr>
-                <w:b/>
-                <w:color w:val="7A5A00"/>
-                <w:sz w:val="21"/>
-              </w:rPr>
-              <w:t>generados</w:t>
-            </w:r>
-            <w:proofErr w:type="spellEnd"/>
-            <w:r>
-              <w:rPr>
-                <w:b/>
-                <w:color w:val="7A5A00"/>
-                <w:sz w:val="21"/>
-              </w:rPr>
-              <w:t>]</w:t>
-            </w:r>
-          </w:p>
-        </w:tc>
-      </w:tr>
-    </w:tbl>
     <w:p>
       <w:pPr>
         <w:spacing w:after="60"/>
+      </w:pPr>
+    </w:p>
+    <w:p>
+      <w:pPr>
+        <w:spacing w:after="60"/>
+      </w:pPr>
+    </w:p>
+    <w:p>
+      <w:pPr>
+        <w:spacing w:after="60"/>
+      </w:pPr>
+    </w:p>
+    <w:p>
+      <w:pPr>
+        <w:spacing w:after="60"/>
+      </w:pPr>
+    </w:p>
+    <w:p>
+      <w:pPr>
+        <w:spacing w:after="60"/>
+      </w:pPr>
+    </w:p>
+    <w:p>
+      <w:pPr>
+        <w:spacing w:after="60"/>
+      </w:pPr>
+    </w:p>
+    <w:p>
+      <w:pPr>
+        <w:spacing w:after="60"/>
+      </w:pPr>
+    </w:p>
+    <w:p>
+      <w:pPr>
+        <w:spacing w:after="60"/>
+      </w:pPr>
+    </w:p>
+    <w:p>
+      <w:pPr>
+        <w:spacing w:after="60"/>
+      </w:pPr>
+    </w:p>
+    <w:p>
+      <w:pPr>
+        <w:spacing w:after="60"/>
+      </w:pPr>
+    </w:p>
+    <w:p>
+      <w:pPr>
+        <w:spacing w:before="280" w:after="140"/>
+        <w:rPr>
+          <w:b/>
+          <w:color w:val="B91F35"/>
+          <w:sz w:val="26"/>
+        </w:rPr>
       </w:pPr>
     </w:p>
     <w:p>
@@ -6694,7 +7219,7 @@
         <w:tc>
           <w:tcPr>
             <w:tcW w:w="2300" w:type="dxa"/>
-            <w:shd w:val="clear" w:color="auto" w:fill="E8EEF5"/>
+            <w:shd w:val="clear" w:color="auto" w:fill="C00000"/>
             <w:tcMar>
               <w:top w:w="80" w:type="dxa"/>
               <w:left w:w="120" w:type="dxa"/>
@@ -6706,11 +7231,14 @@
           <w:p>
             <w:pPr>
               <w:spacing w:after="0" w:line="264" w:lineRule="auto"/>
+              <w:rPr>
+                <w:color w:val="FFFFFF" w:themeColor="background1"/>
+              </w:rPr>
             </w:pPr>
             <w:r>
               <w:rPr>
                 <w:b/>
-                <w:color w:val="B91F35"/>
+                <w:color w:val="FFFFFF" w:themeColor="background1"/>
                 <w:sz w:val="18"/>
               </w:rPr>
               <w:t>Área</w:t>
@@ -6720,7 +7248,7 @@
         <w:tc>
           <w:tcPr>
             <w:tcW w:w="7060" w:type="dxa"/>
-            <w:shd w:val="clear" w:color="auto" w:fill="E8EEF5"/>
+            <w:shd w:val="clear" w:color="auto" w:fill="C00000"/>
             <w:tcMar>
               <w:top w:w="80" w:type="dxa"/>
               <w:left w:w="120" w:type="dxa"/>
@@ -6732,11 +7260,14 @@
           <w:p>
             <w:pPr>
               <w:spacing w:after="0" w:line="264" w:lineRule="auto"/>
+              <w:rPr>
+                <w:color w:val="FFFFFF" w:themeColor="background1"/>
+              </w:rPr>
             </w:pPr>
             <w:r>
               <w:rPr>
                 <w:b/>
-                <w:color w:val="B91F35"/>
+                <w:color w:val="FFFFFF" w:themeColor="background1"/>
                 <w:sz w:val="18"/>
               </w:rPr>
               <w:t>Archivos principales</w:t>
@@ -6782,17 +7313,22 @@
           <w:p>
             <w:pPr>
               <w:spacing w:after="0" w:line="259" w:lineRule="auto"/>
+              <w:rPr>
+                <w:lang w:val="en-US"/>
+              </w:rPr>
             </w:pPr>
             <w:r>
               <w:rPr>
                 <w:rFonts w:ascii="Consolas" w:hAnsi="Consolas"/>
                 <w:sz w:val="17"/>
+                <w:lang w:val="en-US"/>
               </w:rPr>
               <w:t>index.html</w:t>
             </w:r>
             <w:r>
               <w:rPr>
                 <w:sz w:val="17"/>
+                <w:lang w:val="en-US"/>
               </w:rPr>
               <w:t xml:space="preserve">, </w:t>
             </w:r>
@@ -6800,12 +7336,14 @@
               <w:rPr>
                 <w:rFonts w:ascii="Consolas" w:hAnsi="Consolas"/>
                 <w:sz w:val="17"/>
+                <w:lang w:val="en-US"/>
               </w:rPr>
               <w:t>css/styles.css</w:t>
             </w:r>
             <w:r>
               <w:rPr>
                 <w:sz w:val="17"/>
+                <w:lang w:val="en-US"/>
               </w:rPr>
               <w:t xml:space="preserve">, </w:t>
             </w:r>
@@ -6813,6 +7351,7 @@
               <w:rPr>
                 <w:rFonts w:ascii="Consolas" w:hAnsi="Consolas"/>
                 <w:sz w:val="17"/>
+                <w:lang w:val="en-US"/>
               </w:rPr>
               <w:t>js/ui/</w:t>
             </w:r>
@@ -7102,17 +7641,22 @@
           <w:p>
             <w:pPr>
               <w:spacing w:after="0" w:line="259" w:lineRule="auto"/>
+              <w:rPr>
+                <w:lang w:val="en-US"/>
+              </w:rPr>
             </w:pPr>
             <w:r>
               <w:rPr>
                 <w:rFonts w:ascii="Consolas" w:hAnsi="Consolas"/>
                 <w:sz w:val="17"/>
+                <w:lang w:val="en-US"/>
               </w:rPr>
               <w:t>js/illustrator/illustratorBridge.js</w:t>
             </w:r>
             <w:r>
               <w:rPr>
                 <w:sz w:val="17"/>
+                <w:lang w:val="en-US"/>
               </w:rPr>
               <w:t xml:space="preserve">, </w:t>
             </w:r>
@@ -7120,6 +7664,7 @@
               <w:rPr>
                 <w:rFonts w:ascii="Consolas" w:hAnsi="Consolas"/>
                 <w:sz w:val="17"/>
+                <w:lang w:val="en-US"/>
               </w:rPr>
               <w:t>jsx/</w:t>
             </w:r>
@@ -7130,10 +7675,35 @@
     <w:p>
       <w:pPr>
         <w:spacing w:after="100"/>
-      </w:pPr>
+        <w:rPr>
+          <w:lang w:val="en-US"/>
+        </w:rPr>
+      </w:pPr>
+    </w:p>
+    <w:p>
+      <w:pPr>
+        <w:rPr>
+          <w:lang w:val="en-US"/>
+        </w:rPr>
+      </w:pPr>
+    </w:p>
+    <w:p>
+      <w:pPr>
+        <w:spacing w:after="200" w:line="276" w:lineRule="auto"/>
+        <w:rPr>
+          <w:lang w:val="en-US"/>
+        </w:rPr>
+      </w:pPr>
+      <w:r>
+        <w:rPr>
+          <w:lang w:val="en-US"/>
+        </w:rPr>
+        <w:br w:type="page"/>
+      </w:r>
     </w:p>
     <w:p>
       <w:r>
+        <w:lastRenderedPageBreak/>
         <w:t>Rutas importantes:</w:t>
       </w:r>
     </w:p>
@@ -7142,7 +7712,6 @@
         <w:pStyle w:val="Listaconvietas"/>
       </w:pPr>
       <w:r>
-        <w:lastRenderedPageBreak/>
         <w:t xml:space="preserve">Plantillas server: </w:t>
       </w:r>
       <w:r>
@@ -7155,13 +7724,20 @@
     <w:p>
       <w:pPr>
         <w:pStyle w:val="Listaconvietas"/>
+        <w:rPr>
+          <w:lang w:val="en-US"/>
+        </w:rPr>
       </w:pPr>
       <w:r>
+        <w:rPr>
+          <w:lang w:val="en-US"/>
+        </w:rPr>
         <w:t xml:space="preserve">Órdenes server: </w:t>
       </w:r>
       <w:r>
         <w:rPr>
           <w:rFonts w:ascii="Consolas" w:hAnsi="Consolas"/>
+          <w:lang w:val="en-US"/>
         </w:rPr>
         <w:t>/Volumes/Fullsize/TO PRINT/NIKE ORDERS</w:t>
       </w:r>
@@ -7169,13 +7745,20 @@
     <w:p>
       <w:pPr>
         <w:pStyle w:val="Listaconvietas"/>
+        <w:rPr>
+          <w:lang w:val="en-US"/>
+        </w:rPr>
       </w:pPr>
       <w:r>
+        <w:rPr>
+          <w:lang w:val="en-US"/>
+        </w:rPr>
         <w:t xml:space="preserve">SQLite: </w:t>
       </w:r>
       <w:r>
         <w:rPr>
           <w:rFonts w:ascii="Consolas" w:hAnsi="Consolas"/>
+          <w:lang w:val="en-US"/>
         </w:rPr>
         <w:t>/Users/rmlsub1/Documents/RMC - CEP/RMC_BD/RMC_CEP.sqlite</w:t>
       </w:r>
@@ -7261,536 +7844,39 @@
     <w:p>
       <w:pPr>
         <w:spacing w:before="280" w:after="140"/>
-      </w:pPr>
-      <w:r>
-        <w:rPr>
-          <w:b/>
-          <w:color w:val="B91F35"/>
-          <w:sz w:val="26"/>
-        </w:rPr>
-        <w:t>17. Espacios para imágenes</w:t>
-      </w:r>
-    </w:p>
-    <w:tbl>
-      <w:tblPr>
-        <w:tblW w:w="9000" w:type="dxa"/>
-        <w:tblInd w:w="120" w:type="dxa"/>
-        <w:tblBorders>
-          <w:top w:val="single" w:sz="4" w:space="0" w:color="D6B656"/>
-          <w:left w:val="single" w:sz="4" w:space="0" w:color="D6B656"/>
-          <w:bottom w:val="single" w:sz="4" w:space="0" w:color="D6B656"/>
-          <w:right w:val="single" w:sz="4" w:space="0" w:color="D6B656"/>
-          <w:insideH w:val="single" w:sz="4" w:space="0" w:color="D6B656"/>
-          <w:insideV w:val="single" w:sz="4" w:space="0" w:color="D6B656"/>
-        </w:tblBorders>
-        <w:tblLayout w:type="fixed"/>
-        <w:tblLook w:val="04A0" w:firstRow="1" w:lastRow="0" w:firstColumn="1" w:lastColumn="0" w:noHBand="0" w:noVBand="1"/>
-      </w:tblPr>
-      <w:tblGrid>
-        <w:gridCol w:w="9000"/>
-      </w:tblGrid>
-      <w:tr>
-        <w:tc>
-          <w:tcPr>
-            <w:tcW w:w="9360" w:type="dxa"/>
-            <w:shd w:val="clear" w:color="auto" w:fill="FFF2CC"/>
-            <w:tcMar>
-              <w:top w:w="130" w:type="dxa"/>
-              <w:left w:w="160" w:type="dxa"/>
-              <w:bottom w:w="130" w:type="dxa"/>
-              <w:right w:w="160" w:type="dxa"/>
-            </w:tcMar>
-          </w:tcPr>
-          <w:p>
-            <w:pPr>
-              <w:spacing w:after="0" w:line="276" w:lineRule="auto"/>
-              <w:jc w:val="center"/>
-            </w:pPr>
-            <w:r>
-              <w:rPr>
-                <w:b/>
-                <w:color w:val="7A5A00"/>
-                <w:sz w:val="21"/>
-              </w:rPr>
-              <w:t>[INSERTAR IMAGEN: Panel principal del CEP RMCOp-Nike]</w:t>
-            </w:r>
-          </w:p>
-        </w:tc>
-      </w:tr>
-    </w:tbl>
-    <w:p>
-      <w:pPr>
-        <w:spacing w:after="60"/>
-      </w:pPr>
-    </w:p>
-    <w:tbl>
-      <w:tblPr>
-        <w:tblW w:w="9000" w:type="dxa"/>
-        <w:tblInd w:w="120" w:type="dxa"/>
-        <w:tblBorders>
-          <w:top w:val="single" w:sz="4" w:space="0" w:color="D6B656"/>
-          <w:left w:val="single" w:sz="4" w:space="0" w:color="D6B656"/>
-          <w:bottom w:val="single" w:sz="4" w:space="0" w:color="D6B656"/>
-          <w:right w:val="single" w:sz="4" w:space="0" w:color="D6B656"/>
-          <w:insideH w:val="single" w:sz="4" w:space="0" w:color="D6B656"/>
-          <w:insideV w:val="single" w:sz="4" w:space="0" w:color="D6B656"/>
-        </w:tblBorders>
-        <w:tblLayout w:type="fixed"/>
-        <w:tblLook w:val="04A0" w:firstRow="1" w:lastRow="0" w:firstColumn="1" w:lastColumn="0" w:noHBand="0" w:noVBand="1"/>
-      </w:tblPr>
-      <w:tblGrid>
-        <w:gridCol w:w="9000"/>
-      </w:tblGrid>
-      <w:tr>
-        <w:tc>
-          <w:tcPr>
-            <w:tcW w:w="9360" w:type="dxa"/>
-            <w:shd w:val="clear" w:color="auto" w:fill="FFF2CC"/>
-            <w:tcMar>
-              <w:top w:w="130" w:type="dxa"/>
-              <w:left w:w="160" w:type="dxa"/>
-              <w:bottom w:w="130" w:type="dxa"/>
-              <w:right w:w="160" w:type="dxa"/>
-            </w:tcMar>
-          </w:tcPr>
-          <w:p>
-            <w:pPr>
-              <w:spacing w:after="0" w:line="276" w:lineRule="auto"/>
-              <w:jc w:val="center"/>
-              <w:rPr>
-                <w:lang w:val="es-MX"/>
-              </w:rPr>
-            </w:pPr>
-            <w:r>
-              <w:rPr>
-                <w:b/>
-                <w:color w:val="7A5A00"/>
-                <w:sz w:val="21"/>
-                <w:lang w:val="es-MX"/>
-              </w:rPr>
-              <w:t>[INSERTAR IMAGEN: Carga de Roster]</w:t>
-            </w:r>
-          </w:p>
-        </w:tc>
-      </w:tr>
-    </w:tbl>
-    <w:p>
-      <w:pPr>
-        <w:spacing w:after="60"/>
-        <w:rPr>
-          <w:lang w:val="es-MX"/>
-        </w:rPr>
-      </w:pPr>
-    </w:p>
-    <w:tbl>
-      <w:tblPr>
-        <w:tblW w:w="9000" w:type="dxa"/>
-        <w:tblInd w:w="120" w:type="dxa"/>
-        <w:tblBorders>
-          <w:top w:val="single" w:sz="4" w:space="0" w:color="D6B656"/>
-          <w:left w:val="single" w:sz="4" w:space="0" w:color="D6B656"/>
-          <w:bottom w:val="single" w:sz="4" w:space="0" w:color="D6B656"/>
-          <w:right w:val="single" w:sz="4" w:space="0" w:color="D6B656"/>
-          <w:insideH w:val="single" w:sz="4" w:space="0" w:color="D6B656"/>
-          <w:insideV w:val="single" w:sz="4" w:space="0" w:color="D6B656"/>
-        </w:tblBorders>
-        <w:tblLayout w:type="fixed"/>
-        <w:tblLook w:val="04A0" w:firstRow="1" w:lastRow="0" w:firstColumn="1" w:lastColumn="0" w:noHBand="0" w:noVBand="1"/>
-      </w:tblPr>
-      <w:tblGrid>
-        <w:gridCol w:w="9000"/>
-      </w:tblGrid>
-      <w:tr>
-        <w:tc>
-          <w:tcPr>
-            <w:tcW w:w="9360" w:type="dxa"/>
-            <w:shd w:val="clear" w:color="auto" w:fill="FFF2CC"/>
-            <w:tcMar>
-              <w:top w:w="130" w:type="dxa"/>
-              <w:left w:w="160" w:type="dxa"/>
-              <w:bottom w:w="130" w:type="dxa"/>
-              <w:right w:w="160" w:type="dxa"/>
-            </w:tcMar>
-          </w:tcPr>
-          <w:p>
-            <w:pPr>
-              <w:spacing w:after="0" w:line="276" w:lineRule="auto"/>
-              <w:jc w:val="center"/>
-              <w:rPr>
-                <w:lang w:val="es-MX"/>
-              </w:rPr>
-            </w:pPr>
-            <w:r>
-              <w:rPr>
-                <w:b/>
-                <w:color w:val="7A5A00"/>
-                <w:sz w:val="21"/>
-                <w:lang w:val="es-MX"/>
-              </w:rPr>
-              <w:t>[INSERTAR IMAGEN: Selección de pedido]</w:t>
-            </w:r>
-          </w:p>
-        </w:tc>
-      </w:tr>
-    </w:tbl>
-    <w:p>
-      <w:pPr>
-        <w:spacing w:after="60"/>
-        <w:rPr>
-          <w:lang w:val="es-MX"/>
-        </w:rPr>
-      </w:pPr>
-    </w:p>
-    <w:tbl>
-      <w:tblPr>
-        <w:tblW w:w="9000" w:type="dxa"/>
-        <w:tblInd w:w="120" w:type="dxa"/>
-        <w:tblBorders>
-          <w:top w:val="single" w:sz="4" w:space="0" w:color="D6B656"/>
-          <w:left w:val="single" w:sz="4" w:space="0" w:color="D6B656"/>
-          <w:bottom w:val="single" w:sz="4" w:space="0" w:color="D6B656"/>
-          <w:right w:val="single" w:sz="4" w:space="0" w:color="D6B656"/>
-          <w:insideH w:val="single" w:sz="4" w:space="0" w:color="D6B656"/>
-          <w:insideV w:val="single" w:sz="4" w:space="0" w:color="D6B656"/>
-        </w:tblBorders>
-        <w:tblLayout w:type="fixed"/>
-        <w:tblLook w:val="04A0" w:firstRow="1" w:lastRow="0" w:firstColumn="1" w:lastColumn="0" w:noHBand="0" w:noVBand="1"/>
-      </w:tblPr>
-      <w:tblGrid>
-        <w:gridCol w:w="9000"/>
-      </w:tblGrid>
-      <w:tr>
-        <w:tc>
-          <w:tcPr>
-            <w:tcW w:w="9360" w:type="dxa"/>
-            <w:shd w:val="clear" w:color="auto" w:fill="FFF2CC"/>
-            <w:tcMar>
-              <w:top w:w="130" w:type="dxa"/>
-              <w:left w:w="160" w:type="dxa"/>
-              <w:bottom w:w="130" w:type="dxa"/>
-              <w:right w:w="160" w:type="dxa"/>
-            </w:tcMar>
-          </w:tcPr>
-          <w:p>
-            <w:pPr>
-              <w:spacing w:after="0" w:line="276" w:lineRule="auto"/>
-              <w:jc w:val="center"/>
-              <w:rPr>
-                <w:lang w:val="es-MX"/>
-              </w:rPr>
-            </w:pPr>
-            <w:r>
-              <w:rPr>
-                <w:b/>
-                <w:color w:val="7A5A00"/>
-                <w:sz w:val="21"/>
-                <w:lang w:val="es-MX"/>
-              </w:rPr>
-              <w:t>[INSERTAR IMAGEN: Generación de piezas]</w:t>
-            </w:r>
-          </w:p>
-        </w:tc>
-      </w:tr>
-    </w:tbl>
-    <w:p>
-      <w:pPr>
-        <w:spacing w:after="60"/>
-        <w:rPr>
-          <w:lang w:val="es-MX"/>
-        </w:rPr>
-      </w:pPr>
-    </w:p>
-    <w:tbl>
-      <w:tblPr>
-        <w:tblW w:w="9000" w:type="dxa"/>
-        <w:tblInd w:w="120" w:type="dxa"/>
-        <w:tblBorders>
-          <w:top w:val="single" w:sz="4" w:space="0" w:color="D6B656"/>
-          <w:left w:val="single" w:sz="4" w:space="0" w:color="D6B656"/>
-          <w:bottom w:val="single" w:sz="4" w:space="0" w:color="D6B656"/>
-          <w:right w:val="single" w:sz="4" w:space="0" w:color="D6B656"/>
-          <w:insideH w:val="single" w:sz="4" w:space="0" w:color="D6B656"/>
-          <w:insideV w:val="single" w:sz="4" w:space="0" w:color="D6B656"/>
-        </w:tblBorders>
-        <w:tblLayout w:type="fixed"/>
-        <w:tblLook w:val="04A0" w:firstRow="1" w:lastRow="0" w:firstColumn="1" w:lastColumn="0" w:noHBand="0" w:noVBand="1"/>
-      </w:tblPr>
-      <w:tblGrid>
-        <w:gridCol w:w="9000"/>
-      </w:tblGrid>
-      <w:tr>
-        <w:tc>
-          <w:tcPr>
-            <w:tcW w:w="9360" w:type="dxa"/>
-            <w:shd w:val="clear" w:color="auto" w:fill="FFF2CC"/>
-            <w:tcMar>
-              <w:top w:w="130" w:type="dxa"/>
-              <w:left w:w="160" w:type="dxa"/>
-              <w:bottom w:w="130" w:type="dxa"/>
-              <w:right w:w="160" w:type="dxa"/>
-            </w:tcMar>
-          </w:tcPr>
-          <w:p>
-            <w:pPr>
-              <w:spacing w:after="0" w:line="276" w:lineRule="auto"/>
-              <w:jc w:val="center"/>
-            </w:pPr>
-            <w:r>
-              <w:rPr>
-                <w:b/>
-                <w:color w:val="7A5A00"/>
-                <w:sz w:val="21"/>
-              </w:rPr>
-              <w:t xml:space="preserve">[INSERTAR IMAGEN: </w:t>
-            </w:r>
-            <w:proofErr w:type="spellStart"/>
-            <w:r>
-              <w:rPr>
-                <w:b/>
-                <w:color w:val="7A5A00"/>
-                <w:sz w:val="21"/>
-              </w:rPr>
-              <w:t>Archivos</w:t>
-            </w:r>
-            <w:proofErr w:type="spellEnd"/>
-            <w:r>
-              <w:rPr>
-                <w:b/>
-                <w:color w:val="7A5A00"/>
-                <w:sz w:val="21"/>
-              </w:rPr>
-              <w:t xml:space="preserve"> </w:t>
-            </w:r>
-            <w:proofErr w:type="spellStart"/>
-            <w:r>
-              <w:rPr>
-                <w:b/>
-                <w:color w:val="7A5A00"/>
-                <w:sz w:val="21"/>
-              </w:rPr>
-              <w:t>generados</w:t>
-            </w:r>
-            <w:proofErr w:type="spellEnd"/>
-            <w:r>
-              <w:rPr>
-                <w:b/>
-                <w:color w:val="7A5A00"/>
-                <w:sz w:val="21"/>
-              </w:rPr>
-              <w:t>]</w:t>
-            </w:r>
-          </w:p>
-        </w:tc>
-      </w:tr>
-    </w:tbl>
-    <w:p>
-      <w:pPr>
-        <w:spacing w:after="60"/>
-      </w:pPr>
-    </w:p>
-    <w:tbl>
-      <w:tblPr>
-        <w:tblW w:w="9000" w:type="dxa"/>
-        <w:tblInd w:w="120" w:type="dxa"/>
-        <w:tblBorders>
-          <w:top w:val="single" w:sz="4" w:space="0" w:color="D6B656"/>
-          <w:left w:val="single" w:sz="4" w:space="0" w:color="D6B656"/>
-          <w:bottom w:val="single" w:sz="4" w:space="0" w:color="D6B656"/>
-          <w:right w:val="single" w:sz="4" w:space="0" w:color="D6B656"/>
-          <w:insideH w:val="single" w:sz="4" w:space="0" w:color="D6B656"/>
-          <w:insideV w:val="single" w:sz="4" w:space="0" w:color="D6B656"/>
-        </w:tblBorders>
-        <w:tblLayout w:type="fixed"/>
-        <w:tblLook w:val="04A0" w:firstRow="1" w:lastRow="0" w:firstColumn="1" w:lastColumn="0" w:noHBand="0" w:noVBand="1"/>
-      </w:tblPr>
-      <w:tblGrid>
-        <w:gridCol w:w="9000"/>
-      </w:tblGrid>
-      <w:tr>
-        <w:tc>
-          <w:tcPr>
-            <w:tcW w:w="9360" w:type="dxa"/>
-            <w:shd w:val="clear" w:color="auto" w:fill="FFF2CC"/>
-            <w:tcMar>
-              <w:top w:w="130" w:type="dxa"/>
-              <w:left w:w="160" w:type="dxa"/>
-              <w:bottom w:w="130" w:type="dxa"/>
-              <w:right w:w="160" w:type="dxa"/>
-            </w:tcMar>
-          </w:tcPr>
-          <w:p>
-            <w:pPr>
-              <w:spacing w:after="0" w:line="276" w:lineRule="auto"/>
-              <w:jc w:val="center"/>
-              <w:rPr>
-                <w:lang w:val="es-MX"/>
-              </w:rPr>
-            </w:pPr>
-            <w:r>
-              <w:rPr>
-                <w:b/>
-                <w:color w:val="7A5A00"/>
-                <w:sz w:val="21"/>
-                <w:lang w:val="es-MX"/>
-              </w:rPr>
-              <w:t>[INSERTAR IMAGEN: Registro generado en base de datos]</w:t>
-            </w:r>
-          </w:p>
-        </w:tc>
-      </w:tr>
-    </w:tbl>
-    <w:p>
-      <w:pPr>
-        <w:spacing w:after="60"/>
-        <w:rPr>
-          <w:lang w:val="es-MX"/>
-        </w:rPr>
-      </w:pPr>
-    </w:p>
-    <w:tbl>
-      <w:tblPr>
-        <w:tblW w:w="9000" w:type="dxa"/>
-        <w:tblInd w:w="120" w:type="dxa"/>
-        <w:tblBorders>
-          <w:top w:val="single" w:sz="4" w:space="0" w:color="D6B656"/>
-          <w:left w:val="single" w:sz="4" w:space="0" w:color="D6B656"/>
-          <w:bottom w:val="single" w:sz="4" w:space="0" w:color="D6B656"/>
-          <w:right w:val="single" w:sz="4" w:space="0" w:color="D6B656"/>
-          <w:insideH w:val="single" w:sz="4" w:space="0" w:color="D6B656"/>
-          <w:insideV w:val="single" w:sz="4" w:space="0" w:color="D6B656"/>
-        </w:tblBorders>
-        <w:tblLayout w:type="fixed"/>
-        <w:tblLook w:val="04A0" w:firstRow="1" w:lastRow="0" w:firstColumn="1" w:lastColumn="0" w:noHBand="0" w:noVBand="1"/>
-      </w:tblPr>
-      <w:tblGrid>
-        <w:gridCol w:w="9000"/>
-      </w:tblGrid>
-      <w:tr>
-        <w:tc>
-          <w:tcPr>
-            <w:tcW w:w="9360" w:type="dxa"/>
-            <w:shd w:val="clear" w:color="auto" w:fill="FFF2CC"/>
-            <w:tcMar>
-              <w:top w:w="130" w:type="dxa"/>
-              <w:left w:w="160" w:type="dxa"/>
-              <w:bottom w:w="130" w:type="dxa"/>
-              <w:right w:w="160" w:type="dxa"/>
-            </w:tcMar>
-          </w:tcPr>
-          <w:p>
-            <w:pPr>
-              <w:spacing w:after="0" w:line="276" w:lineRule="auto"/>
-              <w:jc w:val="center"/>
-            </w:pPr>
-            <w:r>
-              <w:rPr>
-                <w:b/>
-                <w:color w:val="7A5A00"/>
-                <w:sz w:val="21"/>
-              </w:rPr>
-              <w:t>[INSERTAR IMAGEN: Error/</w:t>
-            </w:r>
-            <w:proofErr w:type="spellStart"/>
-            <w:r>
-              <w:rPr>
-                <w:b/>
-                <w:color w:val="7A5A00"/>
-                <w:sz w:val="21"/>
-              </w:rPr>
-              <w:t>validación</w:t>
-            </w:r>
-            <w:proofErr w:type="spellEnd"/>
-            <w:r>
-              <w:rPr>
-                <w:b/>
-                <w:color w:val="7A5A00"/>
-                <w:sz w:val="21"/>
-              </w:rPr>
-              <w:t>]</w:t>
-            </w:r>
-          </w:p>
-        </w:tc>
-      </w:tr>
-    </w:tbl>
-    <w:p>
-      <w:pPr>
-        <w:spacing w:after="60"/>
-      </w:pPr>
-    </w:p>
-    <w:tbl>
-      <w:tblPr>
-        <w:tblW w:w="9000" w:type="dxa"/>
-        <w:tblInd w:w="120" w:type="dxa"/>
-        <w:tblBorders>
-          <w:top w:val="single" w:sz="4" w:space="0" w:color="D6B656"/>
-          <w:left w:val="single" w:sz="4" w:space="0" w:color="D6B656"/>
-          <w:bottom w:val="single" w:sz="4" w:space="0" w:color="D6B656"/>
-          <w:right w:val="single" w:sz="4" w:space="0" w:color="D6B656"/>
-          <w:insideH w:val="single" w:sz="4" w:space="0" w:color="D6B656"/>
-          <w:insideV w:val="single" w:sz="4" w:space="0" w:color="D6B656"/>
-        </w:tblBorders>
-        <w:tblLayout w:type="fixed"/>
-        <w:tblLook w:val="04A0" w:firstRow="1" w:lastRow="0" w:firstColumn="1" w:lastColumn="0" w:noHBand="0" w:noVBand="1"/>
-      </w:tblPr>
-      <w:tblGrid>
-        <w:gridCol w:w="9000"/>
-      </w:tblGrid>
-      <w:tr>
-        <w:tc>
-          <w:tcPr>
-            <w:tcW w:w="9360" w:type="dxa"/>
-            <w:shd w:val="clear" w:color="auto" w:fill="FFF2CC"/>
-            <w:tcMar>
-              <w:top w:w="130" w:type="dxa"/>
-              <w:left w:w="160" w:type="dxa"/>
-              <w:bottom w:w="130" w:type="dxa"/>
-              <w:right w:w="160" w:type="dxa"/>
-            </w:tcMar>
-          </w:tcPr>
-          <w:p>
-            <w:pPr>
-              <w:spacing w:after="0" w:line="276" w:lineRule="auto"/>
-              <w:jc w:val="center"/>
-              <w:rPr>
-                <w:lang w:val="es-MX"/>
-              </w:rPr>
-            </w:pPr>
-            <w:r>
-              <w:rPr>
-                <w:b/>
-                <w:color w:val="7A5A00"/>
-                <w:sz w:val="21"/>
-                <w:lang w:val="es-MX"/>
-              </w:rPr>
-              <w:t>[INSERTAR IMAGEN: Consulta desde RMC Control Center]</w:t>
-            </w:r>
-          </w:p>
-        </w:tc>
-      </w:tr>
-    </w:tbl>
-    <w:p>
-      <w:pPr>
-        <w:spacing w:after="60"/>
-        <w:rPr>
-          <w:lang w:val="es-MX"/>
-        </w:rPr>
-      </w:pPr>
-    </w:p>
-    <w:p>
-      <w:pPr>
-        <w:spacing w:before="280" w:after="140"/>
-        <w:rPr>
-          <w:lang w:val="es-MX"/>
-        </w:rPr>
-      </w:pPr>
-      <w:r>
         <w:rPr>
           <w:b/>
           <w:color w:val="B91F35"/>
           <w:sz w:val="26"/>
           <w:lang w:val="es-MX"/>
         </w:rPr>
-        <w:lastRenderedPageBreak/>
+      </w:pPr>
+    </w:p>
+    <w:p>
+      <w:pPr>
+        <w:spacing w:before="280" w:after="140"/>
+        <w:rPr>
+          <w:b/>
+          <w:color w:val="B91F35"/>
+          <w:sz w:val="26"/>
+          <w:lang w:val="es-MX"/>
+        </w:rPr>
+      </w:pPr>
+    </w:p>
+    <w:p>
+      <w:pPr>
+        <w:spacing w:before="280" w:after="140"/>
+        <w:rPr>
+          <w:lang w:val="es-MX"/>
+        </w:rPr>
+      </w:pPr>
+      <w:r>
+        <w:rPr>
+          <w:b/>
+          <w:color w:val="B91F35"/>
+          <w:sz w:val="26"/>
+          <w:lang w:val="es-MX"/>
+        </w:rPr>
         <w:t>Apéndice. Pendientes marcados como pendiente de validar</w:t>
       </w:r>
     </w:p>
@@ -7805,44 +7891,19 @@
         <w:rPr>
           <w:lang w:val="es-MX"/>
         </w:rPr>
-        <w:t>Prueba batch completa desde Illustrator real.</w:t>
+        <w:t xml:space="preserve">Resolución de colisión potencial de </w:t>
       </w:r>
-    </w:p>
-    <w:p>
-      <w:pPr>
-        <w:pStyle w:val="Listaconvietas"/>
-        <w:rPr>
+      <w:r>
+        <w:rPr>
+          <w:rFonts w:ascii="Consolas" w:hAnsi="Consolas"/>
           <w:lang w:val="es-MX"/>
         </w:rPr>
-      </w:pPr>
+        <w:t>run_id</w:t>
+      </w:r>
       <w:r>
         <w:rPr>
           <w:lang w:val="es-MX"/>
         </w:rPr>
-        <w:t>Confirmación de registros SQLite desde operación real.</w:t>
-      </w:r>
-    </w:p>
-    <w:p>
-      <w:pPr>
-        <w:pStyle w:val="Listaconvietas"/>
-      </w:pPr>
-      <w:r>
-        <w:t xml:space="preserve">Throwback con </w:t>
-      </w:r>
-      <w:proofErr w:type="spellStart"/>
-      <w:r>
-        <w:t>plantillas</w:t>
-      </w:r>
-      <w:proofErr w:type="spellEnd"/>
-      <w:r>
-        <w:t xml:space="preserve"> </w:t>
-      </w:r>
-      <w:proofErr w:type="spellStart"/>
-      <w:r>
-        <w:t>reales</w:t>
-      </w:r>
-      <w:proofErr w:type="spellEnd"/>
-      <w:r>
         <w:t>.</w:t>
       </w:r>
     </w:p>
@@ -7857,7 +7918,7 @@
         <w:rPr>
           <w:lang w:val="es-MX"/>
         </w:rPr>
-        <w:t>Indigenous Heritage con números de 1, 2 y 3 dígitos.</w:t>
+        <w:t>RMC Control Center como consulta/API central, no implementado como endpoint activo en este repo.</w:t>
       </w:r>
     </w:p>
     <w:p>
@@ -7868,23 +7929,7 @@
         </w:rPr>
       </w:pPr>
       <w:r>
-        <w:rPr>
-          <w:lang w:val="es-MX"/>
-        </w:rPr>
-        <w:t xml:space="preserve">Resolución de colisión potencial de </w:t>
-      </w:r>
-      <w:r>
-        <w:rPr>
-          <w:rFonts w:ascii="Consolas" w:hAnsi="Consolas"/>
-          <w:lang w:val="es-MX"/>
-        </w:rPr>
-        <w:t>run_id</w:t>
-      </w:r>
-      <w:r>
-        <w:rPr>
-          <w:lang w:val="es-MX"/>
-        </w:rPr>
-        <w:t>.</w:t>
+        <w:t>Mejorar performance de Por lote</w:t>
       </w:r>
     </w:p>
     <w:p>
@@ -7895,72 +7940,31 @@
         </w:rPr>
       </w:pPr>
       <w:r>
-        <w:rPr>
-          <w:lang w:val="es-MX"/>
-        </w:rPr>
-        <w:t>All Stars fuera del catálogo activo hasta autorización expresa.</w:t>
+        <w:t xml:space="preserve">Migrar </w:t>
+      </w:r>
+      <w:r>
+        <w:t>catálogos</w:t>
+      </w:r>
+      <w:r>
+        <w:t xml:space="preserve"> de variantes a fuente compartida</w:t>
       </w:r>
     </w:p>
     <w:p>
       <w:pPr>
         <w:pStyle w:val="Listaconvietas"/>
+        <w:numPr>
+          <w:ilvl w:val="0"/>
+          <w:numId w:val="0"/>
+        </w:numPr>
+        <w:ind w:left="269"/>
         <w:rPr>
           <w:lang w:val="es-MX"/>
         </w:rPr>
       </w:pPr>
-      <w:r>
-        <w:rPr>
-          <w:lang w:val="es-MX"/>
-        </w:rPr>
-        <w:t xml:space="preserve">Stars &amp; Stripes con naming, carpetas y fuente oficial de </w:t>
-      </w:r>
-      <w:r>
-        <w:rPr>
-          <w:rFonts w:ascii="Consolas" w:hAnsi="Consolas"/>
-          <w:lang w:val="es-MX"/>
-        </w:rPr>
-        <w:t>design_code</w:t>
-      </w:r>
-      <w:r>
-        <w:rPr>
-          <w:lang w:val="es-MX"/>
-        </w:rPr>
-        <w:t>.</w:t>
-      </w:r>
-    </w:p>
-    <w:p>
-      <w:pPr>
-        <w:pStyle w:val="Listaconvietas"/>
-      </w:pPr>
-      <w:r>
-        <w:t xml:space="preserve">JR Championship con </w:t>
-      </w:r>
-      <w:proofErr w:type="spellStart"/>
-      <w:r>
-        <w:t>plantillas</w:t>
-      </w:r>
-      <w:proofErr w:type="spellEnd"/>
-      <w:r>
-        <w:t>, placeholders y flujo autorizado.</w:t>
-      </w:r>
-    </w:p>
-    <w:p>
-      <w:pPr>
-        <w:pStyle w:val="Listaconvietas"/>
-        <w:rPr>
-          <w:lang w:val="es-MX"/>
-        </w:rPr>
-      </w:pPr>
-      <w:r>
-        <w:rPr>
-          <w:lang w:val="es-MX"/>
-        </w:rPr>
-        <w:t>RMC Control Center como consulta/API central, no implementado como endpoint activo en este repo.</w:t>
-      </w:r>
     </w:p>
     <w:sectPr>
-      <w:headerReference w:type="default" r:id="rId9"/>
-      <w:footerReference w:type="default" r:id="rId10"/>
+      <w:headerReference w:type="default" r:id="rId19"/>
+      <w:footerReference w:type="default" r:id="rId20"/>
       <w:pgSz w:w="12240" w:h="15840"/>
       <w:pgMar w:top="1440" w:right="1440" w:bottom="1440" w:left="1440" w:header="708" w:footer="708" w:gutter="0"/>
       <w:cols w:space="720"/>
@@ -8192,19 +8196,18 @@
   <w:abstractNum w:abstractNumId="7" w15:restartNumberingAfterBreak="0">
     <w:nsid w:val="FFFFFF88"/>
     <w:multiLevelType w:val="singleLevel"/>
-    <w:tmpl w:val="D0A62B40"/>
+    <w:tmpl w:val="080A0001"/>
     <w:lvl w:ilvl="0">
       <w:start w:val="1"/>
-      <w:numFmt w:val="decimal"/>
-      <w:pStyle w:val="Listaconnmeros"/>
-      <w:lvlText w:val="%1."/>
+      <w:numFmt w:val="bullet"/>
+      <w:lvlText w:val=""/>
       <w:lvlJc w:val="left"/>
       <w:pPr>
-        <w:tabs>
-          <w:tab w:val="num" w:pos="360"/>
-        </w:tabs>
         <w:ind w:left="360" w:hanging="360"/>
       </w:pPr>
+      <w:rPr>
+        <w:rFonts w:ascii="Symbol" w:hAnsi="Symbol" w:hint="default"/>
+      </w:rPr>
     </w:lvl>
   </w:abstractNum>
   <w:abstractNum w:abstractNumId="8" w15:restartNumberingAfterBreak="0">
@@ -8226,6 +8229,377 @@
       <w:rPr>
         <w:rFonts w:ascii="Symbol" w:hAnsi="Symbol" w:hint="default"/>
       </w:rPr>
+    </w:lvl>
+  </w:abstractNum>
+  <w:abstractNum w:abstractNumId="9" w15:restartNumberingAfterBreak="0">
+    <w:nsid w:val="2B8C56CF"/>
+    <w:multiLevelType w:val="hybridMultilevel"/>
+    <w:tmpl w:val="24A650F4"/>
+    <w:lvl w:ilvl="0" w:tplc="080A0001">
+      <w:start w:val="1"/>
+      <w:numFmt w:val="bullet"/>
+      <w:lvlText w:val=""/>
+      <w:lvlJc w:val="left"/>
+      <w:pPr>
+        <w:ind w:left="720" w:hanging="360"/>
+      </w:pPr>
+      <w:rPr>
+        <w:rFonts w:ascii="Symbol" w:hAnsi="Symbol" w:hint="default"/>
+      </w:rPr>
+    </w:lvl>
+    <w:lvl w:ilvl="1" w:tplc="080A0003" w:tentative="1">
+      <w:start w:val="1"/>
+      <w:numFmt w:val="bullet"/>
+      <w:lvlText w:val="o"/>
+      <w:lvlJc w:val="left"/>
+      <w:pPr>
+        <w:ind w:left="1440" w:hanging="360"/>
+      </w:pPr>
+      <w:rPr>
+        <w:rFonts w:ascii="Courier New" w:hAnsi="Courier New" w:cs="Courier New" w:hint="default"/>
+      </w:rPr>
+    </w:lvl>
+    <w:lvl w:ilvl="2" w:tplc="080A0005" w:tentative="1">
+      <w:start w:val="1"/>
+      <w:numFmt w:val="bullet"/>
+      <w:lvlText w:val=""/>
+      <w:lvlJc w:val="left"/>
+      <w:pPr>
+        <w:ind w:left="2160" w:hanging="360"/>
+      </w:pPr>
+      <w:rPr>
+        <w:rFonts w:ascii="Wingdings" w:hAnsi="Wingdings" w:hint="default"/>
+      </w:rPr>
+    </w:lvl>
+    <w:lvl w:ilvl="3" w:tplc="080A0001" w:tentative="1">
+      <w:start w:val="1"/>
+      <w:numFmt w:val="bullet"/>
+      <w:lvlText w:val=""/>
+      <w:lvlJc w:val="left"/>
+      <w:pPr>
+        <w:ind w:left="2880" w:hanging="360"/>
+      </w:pPr>
+      <w:rPr>
+        <w:rFonts w:ascii="Symbol" w:hAnsi="Symbol" w:hint="default"/>
+      </w:rPr>
+    </w:lvl>
+    <w:lvl w:ilvl="4" w:tplc="080A0003" w:tentative="1">
+      <w:start w:val="1"/>
+      <w:numFmt w:val="bullet"/>
+      <w:lvlText w:val="o"/>
+      <w:lvlJc w:val="left"/>
+      <w:pPr>
+        <w:ind w:left="3600" w:hanging="360"/>
+      </w:pPr>
+      <w:rPr>
+        <w:rFonts w:ascii="Courier New" w:hAnsi="Courier New" w:cs="Courier New" w:hint="default"/>
+      </w:rPr>
+    </w:lvl>
+    <w:lvl w:ilvl="5" w:tplc="080A0005" w:tentative="1">
+      <w:start w:val="1"/>
+      <w:numFmt w:val="bullet"/>
+      <w:lvlText w:val=""/>
+      <w:lvlJc w:val="left"/>
+      <w:pPr>
+        <w:ind w:left="4320" w:hanging="360"/>
+      </w:pPr>
+      <w:rPr>
+        <w:rFonts w:ascii="Wingdings" w:hAnsi="Wingdings" w:hint="default"/>
+      </w:rPr>
+    </w:lvl>
+    <w:lvl w:ilvl="6" w:tplc="080A0001" w:tentative="1">
+      <w:start w:val="1"/>
+      <w:numFmt w:val="bullet"/>
+      <w:lvlText w:val=""/>
+      <w:lvlJc w:val="left"/>
+      <w:pPr>
+        <w:ind w:left="5040" w:hanging="360"/>
+      </w:pPr>
+      <w:rPr>
+        <w:rFonts w:ascii="Symbol" w:hAnsi="Symbol" w:hint="default"/>
+      </w:rPr>
+    </w:lvl>
+    <w:lvl w:ilvl="7" w:tplc="080A0003" w:tentative="1">
+      <w:start w:val="1"/>
+      <w:numFmt w:val="bullet"/>
+      <w:lvlText w:val="o"/>
+      <w:lvlJc w:val="left"/>
+      <w:pPr>
+        <w:ind w:left="5760" w:hanging="360"/>
+      </w:pPr>
+      <w:rPr>
+        <w:rFonts w:ascii="Courier New" w:hAnsi="Courier New" w:cs="Courier New" w:hint="default"/>
+      </w:rPr>
+    </w:lvl>
+    <w:lvl w:ilvl="8" w:tplc="080A0005" w:tentative="1">
+      <w:start w:val="1"/>
+      <w:numFmt w:val="bullet"/>
+      <w:lvlText w:val=""/>
+      <w:lvlJc w:val="left"/>
+      <w:pPr>
+        <w:ind w:left="6480" w:hanging="360"/>
+      </w:pPr>
+      <w:rPr>
+        <w:rFonts w:ascii="Wingdings" w:hAnsi="Wingdings" w:hint="default"/>
+      </w:rPr>
+    </w:lvl>
+  </w:abstractNum>
+  <w:abstractNum w:abstractNumId="10" w15:restartNumberingAfterBreak="0">
+    <w:nsid w:val="47777623"/>
+    <w:multiLevelType w:val="hybridMultilevel"/>
+    <w:tmpl w:val="B9CA2CD4"/>
+    <w:lvl w:ilvl="0" w:tplc="080A000F">
+      <w:start w:val="1"/>
+      <w:numFmt w:val="decimal"/>
+      <w:lvlText w:val="%1."/>
+      <w:lvlJc w:val="left"/>
+      <w:pPr>
+        <w:ind w:left="720" w:hanging="360"/>
+      </w:pPr>
+    </w:lvl>
+    <w:lvl w:ilvl="1" w:tplc="080A0019" w:tentative="1">
+      <w:start w:val="1"/>
+      <w:numFmt w:val="lowerLetter"/>
+      <w:lvlText w:val="%2."/>
+      <w:lvlJc w:val="left"/>
+      <w:pPr>
+        <w:ind w:left="1440" w:hanging="360"/>
+      </w:pPr>
+    </w:lvl>
+    <w:lvl w:ilvl="2" w:tplc="080A001B" w:tentative="1">
+      <w:start w:val="1"/>
+      <w:numFmt w:val="lowerRoman"/>
+      <w:lvlText w:val="%3."/>
+      <w:lvlJc w:val="right"/>
+      <w:pPr>
+        <w:ind w:left="2160" w:hanging="180"/>
+      </w:pPr>
+    </w:lvl>
+    <w:lvl w:ilvl="3" w:tplc="080A000F" w:tentative="1">
+      <w:start w:val="1"/>
+      <w:numFmt w:val="decimal"/>
+      <w:lvlText w:val="%4."/>
+      <w:lvlJc w:val="left"/>
+      <w:pPr>
+        <w:ind w:left="2880" w:hanging="360"/>
+      </w:pPr>
+    </w:lvl>
+    <w:lvl w:ilvl="4" w:tplc="080A0019" w:tentative="1">
+      <w:start w:val="1"/>
+      <w:numFmt w:val="lowerLetter"/>
+      <w:lvlText w:val="%5."/>
+      <w:lvlJc w:val="left"/>
+      <w:pPr>
+        <w:ind w:left="3600" w:hanging="360"/>
+      </w:pPr>
+    </w:lvl>
+    <w:lvl w:ilvl="5" w:tplc="080A001B" w:tentative="1">
+      <w:start w:val="1"/>
+      <w:numFmt w:val="lowerRoman"/>
+      <w:lvlText w:val="%6."/>
+      <w:lvlJc w:val="right"/>
+      <w:pPr>
+        <w:ind w:left="4320" w:hanging="180"/>
+      </w:pPr>
+    </w:lvl>
+    <w:lvl w:ilvl="6" w:tplc="080A000F" w:tentative="1">
+      <w:start w:val="1"/>
+      <w:numFmt w:val="decimal"/>
+      <w:lvlText w:val="%7."/>
+      <w:lvlJc w:val="left"/>
+      <w:pPr>
+        <w:ind w:left="5040" w:hanging="360"/>
+      </w:pPr>
+    </w:lvl>
+    <w:lvl w:ilvl="7" w:tplc="080A0019" w:tentative="1">
+      <w:start w:val="1"/>
+      <w:numFmt w:val="lowerLetter"/>
+      <w:lvlText w:val="%8."/>
+      <w:lvlJc w:val="left"/>
+      <w:pPr>
+        <w:ind w:left="5760" w:hanging="360"/>
+      </w:pPr>
+    </w:lvl>
+    <w:lvl w:ilvl="8" w:tplc="080A001B" w:tentative="1">
+      <w:start w:val="1"/>
+      <w:numFmt w:val="lowerRoman"/>
+      <w:lvlText w:val="%9."/>
+      <w:lvlJc w:val="right"/>
+      <w:pPr>
+        <w:ind w:left="6480" w:hanging="180"/>
+      </w:pPr>
+    </w:lvl>
+  </w:abstractNum>
+  <w:abstractNum w:abstractNumId="11" w15:restartNumberingAfterBreak="0">
+    <w:nsid w:val="62FB757C"/>
+    <w:multiLevelType w:val="hybridMultilevel"/>
+    <w:tmpl w:val="E0FA937C"/>
+    <w:lvl w:ilvl="0" w:tplc="080A000F">
+      <w:start w:val="1"/>
+      <w:numFmt w:val="decimal"/>
+      <w:lvlText w:val="%1."/>
+      <w:lvlJc w:val="left"/>
+      <w:pPr>
+        <w:ind w:left="720" w:hanging="360"/>
+      </w:pPr>
+    </w:lvl>
+    <w:lvl w:ilvl="1" w:tplc="080A0019" w:tentative="1">
+      <w:start w:val="1"/>
+      <w:numFmt w:val="lowerLetter"/>
+      <w:lvlText w:val="%2."/>
+      <w:lvlJc w:val="left"/>
+      <w:pPr>
+        <w:ind w:left="1440" w:hanging="360"/>
+      </w:pPr>
+    </w:lvl>
+    <w:lvl w:ilvl="2" w:tplc="080A001B" w:tentative="1">
+      <w:start w:val="1"/>
+      <w:numFmt w:val="lowerRoman"/>
+      <w:lvlText w:val="%3."/>
+      <w:lvlJc w:val="right"/>
+      <w:pPr>
+        <w:ind w:left="2160" w:hanging="180"/>
+      </w:pPr>
+    </w:lvl>
+    <w:lvl w:ilvl="3" w:tplc="080A000F" w:tentative="1">
+      <w:start w:val="1"/>
+      <w:numFmt w:val="decimal"/>
+      <w:lvlText w:val="%4."/>
+      <w:lvlJc w:val="left"/>
+      <w:pPr>
+        <w:ind w:left="2880" w:hanging="360"/>
+      </w:pPr>
+    </w:lvl>
+    <w:lvl w:ilvl="4" w:tplc="080A0019" w:tentative="1">
+      <w:start w:val="1"/>
+      <w:numFmt w:val="lowerLetter"/>
+      <w:lvlText w:val="%5."/>
+      <w:lvlJc w:val="left"/>
+      <w:pPr>
+        <w:ind w:left="3600" w:hanging="360"/>
+      </w:pPr>
+    </w:lvl>
+    <w:lvl w:ilvl="5" w:tplc="080A001B" w:tentative="1">
+      <w:start w:val="1"/>
+      <w:numFmt w:val="lowerRoman"/>
+      <w:lvlText w:val="%6."/>
+      <w:lvlJc w:val="right"/>
+      <w:pPr>
+        <w:ind w:left="4320" w:hanging="180"/>
+      </w:pPr>
+    </w:lvl>
+    <w:lvl w:ilvl="6" w:tplc="080A000F" w:tentative="1">
+      <w:start w:val="1"/>
+      <w:numFmt w:val="decimal"/>
+      <w:lvlText w:val="%7."/>
+      <w:lvlJc w:val="left"/>
+      <w:pPr>
+        <w:ind w:left="5040" w:hanging="360"/>
+      </w:pPr>
+    </w:lvl>
+    <w:lvl w:ilvl="7" w:tplc="080A0019" w:tentative="1">
+      <w:start w:val="1"/>
+      <w:numFmt w:val="lowerLetter"/>
+      <w:lvlText w:val="%8."/>
+      <w:lvlJc w:val="left"/>
+      <w:pPr>
+        <w:ind w:left="5760" w:hanging="360"/>
+      </w:pPr>
+    </w:lvl>
+    <w:lvl w:ilvl="8" w:tplc="080A001B" w:tentative="1">
+      <w:start w:val="1"/>
+      <w:numFmt w:val="lowerRoman"/>
+      <w:lvlText w:val="%9."/>
+      <w:lvlJc w:val="right"/>
+      <w:pPr>
+        <w:ind w:left="6480" w:hanging="180"/>
+      </w:pPr>
+    </w:lvl>
+  </w:abstractNum>
+  <w:abstractNum w:abstractNumId="12" w15:restartNumberingAfterBreak="0">
+    <w:nsid w:val="758C557B"/>
+    <w:multiLevelType w:val="hybridMultilevel"/>
+    <w:tmpl w:val="19A08EFE"/>
+    <w:lvl w:ilvl="0" w:tplc="080A000F">
+      <w:start w:val="1"/>
+      <w:numFmt w:val="decimal"/>
+      <w:lvlText w:val="%1."/>
+      <w:lvlJc w:val="left"/>
+      <w:pPr>
+        <w:ind w:left="720" w:hanging="360"/>
+      </w:pPr>
+    </w:lvl>
+    <w:lvl w:ilvl="1" w:tplc="080A0019" w:tentative="1">
+      <w:start w:val="1"/>
+      <w:numFmt w:val="lowerLetter"/>
+      <w:lvlText w:val="%2."/>
+      <w:lvlJc w:val="left"/>
+      <w:pPr>
+        <w:ind w:left="1440" w:hanging="360"/>
+      </w:pPr>
+    </w:lvl>
+    <w:lvl w:ilvl="2" w:tplc="080A001B" w:tentative="1">
+      <w:start w:val="1"/>
+      <w:numFmt w:val="lowerRoman"/>
+      <w:lvlText w:val="%3."/>
+      <w:lvlJc w:val="right"/>
+      <w:pPr>
+        <w:ind w:left="2160" w:hanging="180"/>
+      </w:pPr>
+    </w:lvl>
+    <w:lvl w:ilvl="3" w:tplc="080A000F" w:tentative="1">
+      <w:start w:val="1"/>
+      <w:numFmt w:val="decimal"/>
+      <w:lvlText w:val="%4."/>
+      <w:lvlJc w:val="left"/>
+      <w:pPr>
+        <w:ind w:left="2880" w:hanging="360"/>
+      </w:pPr>
+    </w:lvl>
+    <w:lvl w:ilvl="4" w:tplc="080A0019" w:tentative="1">
+      <w:start w:val="1"/>
+      <w:numFmt w:val="lowerLetter"/>
+      <w:lvlText w:val="%5."/>
+      <w:lvlJc w:val="left"/>
+      <w:pPr>
+        <w:ind w:left="3600" w:hanging="360"/>
+      </w:pPr>
+    </w:lvl>
+    <w:lvl w:ilvl="5" w:tplc="080A001B" w:tentative="1">
+      <w:start w:val="1"/>
+      <w:numFmt w:val="lowerRoman"/>
+      <w:lvlText w:val="%6."/>
+      <w:lvlJc w:val="right"/>
+      <w:pPr>
+        <w:ind w:left="4320" w:hanging="180"/>
+      </w:pPr>
+    </w:lvl>
+    <w:lvl w:ilvl="6" w:tplc="080A000F" w:tentative="1">
+      <w:start w:val="1"/>
+      <w:numFmt w:val="decimal"/>
+      <w:lvlText w:val="%7."/>
+      <w:lvlJc w:val="left"/>
+      <w:pPr>
+        <w:ind w:left="5040" w:hanging="360"/>
+      </w:pPr>
+    </w:lvl>
+    <w:lvl w:ilvl="7" w:tplc="080A0019" w:tentative="1">
+      <w:start w:val="1"/>
+      <w:numFmt w:val="lowerLetter"/>
+      <w:lvlText w:val="%8."/>
+      <w:lvlJc w:val="left"/>
+      <w:pPr>
+        <w:ind w:left="5760" w:hanging="360"/>
+      </w:pPr>
+    </w:lvl>
+    <w:lvl w:ilvl="8" w:tplc="080A001B" w:tentative="1">
+      <w:start w:val="1"/>
+      <w:numFmt w:val="lowerRoman"/>
+      <w:lvlText w:val="%9."/>
+      <w:lvlJc w:val="right"/>
+      <w:pPr>
+        <w:ind w:left="6480" w:hanging="180"/>
+      </w:pPr>
     </w:lvl>
   </w:abstractNum>
   <w:num w:numId="1" w16cid:durableId="905721015">
@@ -8254,6 +8628,18 @@
   </w:num>
   <w:num w:numId="9" w16cid:durableId="2041544024">
     <w:abstractNumId w:val="0"/>
+  </w:num>
+  <w:num w:numId="10" w16cid:durableId="65732838">
+    <w:abstractNumId w:val="9"/>
+  </w:num>
+  <w:num w:numId="11" w16cid:durableId="840201158">
+    <w:abstractNumId w:val="10"/>
+  </w:num>
+  <w:num w:numId="12" w16cid:durableId="1347559424">
+    <w:abstractNumId w:val="11"/>
+  </w:num>
+  <w:num w:numId="13" w16cid:durableId="2074353982">
+    <w:abstractNumId w:val="12"/>
   </w:num>
 </w:numbering>
 </file>
@@ -8654,6 +9040,7 @@
     <w:rPr>
       <w:rFonts w:ascii="Calibri" w:hAnsi="Calibri"/>
       <w:color w:val="191919"/>
+      <w:lang w:val="es-ES_tradnl"/>
     </w:rPr>
   </w:style>
   <w:style w:type="paragraph" w:styleId="Ttulo1">
@@ -8868,7 +9255,6 @@
   <w:style w:type="character" w:default="1" w:styleId="Fuentedeprrafopredeter">
     <w:name w:val="Default Paragraph Font"/>
     <w:uiPriority w:val="1"/>
-    <w:semiHidden/>
     <w:unhideWhenUsed/>
   </w:style>
   <w:style w:type="table" w:default="1" w:styleId="Tablanormal">
@@ -9217,11 +9603,7 @@
     <w:unhideWhenUsed/>
     <w:rsid w:val="00326F90"/>
     <w:pPr>
-      <w:numPr>
-        <w:numId w:val="5"/>
-      </w:numPr>
       <w:spacing w:after="80"/>
-      <w:ind w:left="540" w:hanging="271"/>
       <w:contextualSpacing/>
     </w:pPr>
     <w:rPr>
